--- a/reports/CSAD task5 Salahub v18.docx
+++ b/reports/CSAD task5 Salahub v18.docx
@@ -500,23 +500,7 @@
           <w:sz w:val="28"/>
           <w:szCs w:val="28"/>
         </w:rPr>
-        <w:t xml:space="preserve">1. Впровадити або використовувати існуючу тестову </w:t>
-      </w:r>
-      <w:r>
-        <w:rPr>
-          <w:rFonts w:ascii="Times New Roman" w:hAnsi="Times New Roman" w:cs="Times New Roman"/>
-          <w:sz w:val="28"/>
-          <w:szCs w:val="28"/>
-        </w:rPr>
-        <w:t>бібліотеку</w:t>
-      </w:r>
-      <w:r>
-        <w:rPr>
-          <w:rFonts w:ascii="Times New Roman" w:hAnsi="Times New Roman" w:cs="Times New Roman"/>
-          <w:sz w:val="28"/>
-          <w:szCs w:val="28"/>
-        </w:rPr>
-        <w:t>;</w:t>
+        <w:t>1. Впровадити або використовувати існуючу тестову бібліотеку;</w:t>
       </w:r>
     </w:p>
     <w:p>
@@ -554,23 +538,7 @@
           <w:sz w:val="28"/>
           <w:szCs w:val="28"/>
         </w:rPr>
-        <w:t>3. Звіт про тестування повинен містити кількість усіх тестів, складених тестів, нескладених тестів,</w:t>
-      </w:r>
-      <w:r>
-        <w:rPr>
-          <w:rFonts w:ascii="Times New Roman" w:hAnsi="Times New Roman" w:cs="Times New Roman"/>
-          <w:sz w:val="28"/>
-          <w:szCs w:val="28"/>
-        </w:rPr>
-        <w:t xml:space="preserve"> </w:t>
-      </w:r>
-      <w:r>
-        <w:rPr>
-          <w:rFonts w:ascii="Times New Roman" w:hAnsi="Times New Roman" w:cs="Times New Roman"/>
-          <w:sz w:val="28"/>
-          <w:szCs w:val="28"/>
-        </w:rPr>
-        <w:t>покриття;</w:t>
+        <w:t>3. Звіт про тестування повинен містити кількість усіх тестів, складених тестів, нескладених тестів, покриття;</w:t>
       </w:r>
     </w:p>
     <w:p>
@@ -2504,15 +2472,7 @@
           <w:sz w:val="28"/>
           <w:szCs w:val="28"/>
         </w:rPr>
-        <w:t xml:space="preserve">Звітність про </w:t>
-      </w:r>
-      <w:r>
-        <w:rPr>
-          <w:rFonts w:ascii="Times New Roman" w:hAnsi="Times New Roman" w:cs="Times New Roman"/>
-          <w:sz w:val="28"/>
-          <w:szCs w:val="28"/>
-        </w:rPr>
-        <w:t>кількість усіх тестів, складених тестів, нескладених тестів, покриття;</w:t>
+        <w:t>Звітність про кількість усіх тестів, складених тестів, нескладених тестів, покриття;</w:t>
       </w:r>
     </w:p>
     <w:p>
@@ -2947,7 +2907,7 @@
           <w:rFonts w:ascii="Times New Roman" w:hAnsi="Times New Roman" w:cs="Times New Roman"/>
           <w:sz w:val="28"/>
           <w:szCs w:val="28"/>
-          <w:lang w:val="ru-RU"/>
+          <w:lang w:val="en-US"/>
         </w:rPr>
       </w:pPr>
       <w:r>
@@ -3225,4100 +3185,7 @@
           <w:sz w:val="28"/>
           <w:szCs w:val="28"/>
         </w:rPr>
-        <w:t xml:space="preserve"> з </w:t>
-      </w:r>
-      <w:r>
-        <w:rPr>
-          <w:rFonts w:ascii="Times New Roman" w:hAnsi="Times New Roman" w:cs="Times New Roman"/>
-          <w:sz w:val="28"/>
-          <w:szCs w:val="28"/>
-        </w:rPr>
-        <w:t>результатами</w:t>
-      </w:r>
-      <w:r>
-        <w:rPr>
-          <w:rFonts w:ascii="Times New Roman" w:hAnsi="Times New Roman" w:cs="Times New Roman"/>
-          <w:sz w:val="28"/>
-          <w:szCs w:val="28"/>
-        </w:rPr>
-        <w:t>.</w:t>
-      </w:r>
-    </w:p>
-    <w:p>
-      <w:pPr>
-        <w:spacing w:line="360" w:lineRule="auto"/>
-        <w:jc w:val="both"/>
-        <w:rPr>
-          <w:rFonts w:ascii="Times New Roman" w:hAnsi="Times New Roman" w:cs="Times New Roman"/>
-          <w:sz w:val="28"/>
-          <w:szCs w:val="28"/>
-        </w:rPr>
-      </w:pPr>
-    </w:p>
-    <w:p>
-      <w:pPr>
-        <w:autoSpaceDE w:val="0"/>
-        <w:autoSpaceDN w:val="0"/>
-        <w:adjustRightInd w:val="0"/>
-        <w:spacing w:after="0" w:line="240" w:lineRule="auto"/>
-        <w:rPr>
-          <w:rFonts w:ascii="Times New Roman" w:hAnsi="Times New Roman" w:cs="Times New Roman"/>
-          <w:b/>
-          <w:bCs/>
-          <w:sz w:val="28"/>
-          <w:szCs w:val="28"/>
-        </w:rPr>
-      </w:pPr>
-      <w:r>
-        <w:rPr>
-          <w:rFonts w:ascii="Times New Roman" w:hAnsi="Times New Roman" w:cs="Times New Roman"/>
-          <w:b/>
-          <w:bCs/>
-          <w:sz w:val="28"/>
-          <w:szCs w:val="28"/>
-        </w:rPr>
-        <w:t>Приклад частини тестів</w:t>
-      </w:r>
-      <w:r>
-        <w:rPr>
-          <w:rFonts w:ascii="Times New Roman" w:hAnsi="Times New Roman" w:cs="Times New Roman"/>
-          <w:b/>
-          <w:bCs/>
-          <w:sz w:val="28"/>
-          <w:szCs w:val="28"/>
-        </w:rPr>
-        <w:t>(клієнт)</w:t>
-      </w:r>
-      <w:r>
-        <w:rPr>
-          <w:rFonts w:ascii="Times New Roman" w:hAnsi="Times New Roman" w:cs="Times New Roman"/>
-          <w:b/>
-          <w:bCs/>
-          <w:sz w:val="28"/>
-          <w:szCs w:val="28"/>
-        </w:rPr>
-        <w:t>:</w:t>
-      </w:r>
-    </w:p>
-    <w:p>
-      <w:pPr>
-        <w:autoSpaceDE w:val="0"/>
-        <w:autoSpaceDN w:val="0"/>
-        <w:adjustRightInd w:val="0"/>
-        <w:spacing w:after="0" w:line="240" w:lineRule="auto"/>
-        <w:rPr>
-          <w:rFonts w:ascii="Cascadia Mono" w:hAnsi="Cascadia Mono" w:cs="Cascadia Mono"/>
-          <w:color w:val="000000"/>
-          <w:sz w:val="19"/>
-          <w:szCs w:val="19"/>
-          <w14:ligatures w14:val="standardContextual"/>
-        </w:rPr>
-      </w:pPr>
-      <w:r>
-        <w:rPr>
-          <w:rFonts w:ascii="Times New Roman" w:hAnsi="Times New Roman" w:cs="Times New Roman"/>
-          <w:b/>
-          <w:bCs/>
-          <w:sz w:val="28"/>
-          <w:szCs w:val="28"/>
-        </w:rPr>
-        <w:br/>
-      </w:r>
-      <w:r>
-        <w:rPr>
-          <w:rFonts w:ascii="Cascadia Mono" w:hAnsi="Cascadia Mono" w:cs="Cascadia Mono"/>
-          <w:color w:val="6F008A"/>
-          <w:sz w:val="19"/>
-          <w:szCs w:val="19"/>
-          <w14:ligatures w14:val="standardContextual"/>
-        </w:rPr>
-        <w:t>TEST</w:t>
-      </w:r>
-      <w:r>
-        <w:rPr>
-          <w:rFonts w:ascii="Cascadia Mono" w:hAnsi="Cascadia Mono" w:cs="Cascadia Mono"/>
-          <w:color w:val="000000"/>
-          <w:sz w:val="19"/>
-          <w:szCs w:val="19"/>
-          <w14:ligatures w14:val="standardContextual"/>
-        </w:rPr>
-        <w:t>(</w:t>
-      </w:r>
-      <w:proofErr w:type="spellStart"/>
-      <w:r>
-        <w:rPr>
-          <w:rFonts w:ascii="Cascadia Mono" w:hAnsi="Cascadia Mono" w:cs="Cascadia Mono"/>
-          <w:color w:val="000000"/>
-          <w:sz w:val="19"/>
-          <w:szCs w:val="19"/>
-          <w14:ligatures w14:val="standardContextual"/>
-        </w:rPr>
-        <w:t>GameTests</w:t>
-      </w:r>
-      <w:proofErr w:type="spellEnd"/>
-      <w:r>
-        <w:rPr>
-          <w:rFonts w:ascii="Cascadia Mono" w:hAnsi="Cascadia Mono" w:cs="Cascadia Mono"/>
-          <w:color w:val="000000"/>
-          <w:sz w:val="19"/>
-          <w:szCs w:val="19"/>
-          <w14:ligatures w14:val="standardContextual"/>
-        </w:rPr>
-        <w:t xml:space="preserve">, </w:t>
-      </w:r>
-      <w:proofErr w:type="spellStart"/>
-      <w:r>
-        <w:rPr>
-          <w:rFonts w:ascii="Cascadia Mono" w:hAnsi="Cascadia Mono" w:cs="Cascadia Mono"/>
-          <w:color w:val="000000"/>
-          <w:sz w:val="19"/>
-          <w:szCs w:val="19"/>
-          <w14:ligatures w14:val="standardContextual"/>
-        </w:rPr>
-        <w:t>SaveGameState</w:t>
-      </w:r>
-      <w:proofErr w:type="spellEnd"/>
-      <w:r>
-        <w:rPr>
-          <w:rFonts w:ascii="Cascadia Mono" w:hAnsi="Cascadia Mono" w:cs="Cascadia Mono"/>
-          <w:color w:val="000000"/>
-          <w:sz w:val="19"/>
-          <w:szCs w:val="19"/>
-          <w14:ligatures w14:val="standardContextual"/>
-        </w:rPr>
-        <w:t>) {</w:t>
-      </w:r>
-    </w:p>
-    <w:p>
-      <w:pPr>
-        <w:autoSpaceDE w:val="0"/>
-        <w:autoSpaceDN w:val="0"/>
-        <w:adjustRightInd w:val="0"/>
-        <w:spacing w:after="0" w:line="240" w:lineRule="auto"/>
-        <w:rPr>
-          <w:rFonts w:ascii="Cascadia Mono" w:hAnsi="Cascadia Mono" w:cs="Cascadia Mono"/>
-          <w:color w:val="000000"/>
-          <w:sz w:val="19"/>
-          <w:szCs w:val="19"/>
-          <w14:ligatures w14:val="standardContextual"/>
-        </w:rPr>
-      </w:pPr>
-      <w:r>
-        <w:rPr>
-          <w:rFonts w:ascii="Cascadia Mono" w:hAnsi="Cascadia Mono" w:cs="Cascadia Mono"/>
-          <w:color w:val="000000"/>
-          <w:sz w:val="19"/>
-          <w:szCs w:val="19"/>
-          <w14:ligatures w14:val="standardContextual"/>
-        </w:rPr>
-        <w:t xml:space="preserve">    </w:t>
-      </w:r>
-      <w:proofErr w:type="spellStart"/>
-      <w:r>
-        <w:rPr>
-          <w:rFonts w:ascii="Cascadia Mono" w:hAnsi="Cascadia Mono" w:cs="Cascadia Mono"/>
-          <w:color w:val="000000"/>
-          <w:sz w:val="19"/>
-          <w:szCs w:val="19"/>
-          <w14:ligatures w14:val="standardContextual"/>
-        </w:rPr>
-        <w:t>std</w:t>
-      </w:r>
-      <w:proofErr w:type="spellEnd"/>
-      <w:r>
-        <w:rPr>
-          <w:rFonts w:ascii="Cascadia Mono" w:hAnsi="Cascadia Mono" w:cs="Cascadia Mono"/>
-          <w:color w:val="000000"/>
-          <w:sz w:val="19"/>
-          <w:szCs w:val="19"/>
-          <w14:ligatures w14:val="standardContextual"/>
-        </w:rPr>
-        <w:t>::</w:t>
-      </w:r>
-      <w:proofErr w:type="spellStart"/>
-      <w:r>
-        <w:rPr>
-          <w:rFonts w:ascii="Cascadia Mono" w:hAnsi="Cascadia Mono" w:cs="Cascadia Mono"/>
-          <w:color w:val="2B91AF"/>
-          <w:sz w:val="19"/>
-          <w:szCs w:val="19"/>
-          <w14:ligatures w14:val="standardContextual"/>
-        </w:rPr>
-        <w:t>string</w:t>
-      </w:r>
-      <w:proofErr w:type="spellEnd"/>
-      <w:r>
-        <w:rPr>
-          <w:rFonts w:ascii="Cascadia Mono" w:hAnsi="Cascadia Mono" w:cs="Cascadia Mono"/>
-          <w:color w:val="000000"/>
-          <w:sz w:val="19"/>
-          <w:szCs w:val="19"/>
-          <w14:ligatures w14:val="standardContextual"/>
-        </w:rPr>
-        <w:t xml:space="preserve"> </w:t>
-      </w:r>
-      <w:proofErr w:type="spellStart"/>
-      <w:r>
-        <w:rPr>
-          <w:rFonts w:ascii="Cascadia Mono" w:hAnsi="Cascadia Mono" w:cs="Cascadia Mono"/>
-          <w:color w:val="000000"/>
-          <w:sz w:val="19"/>
-          <w:szCs w:val="19"/>
-          <w14:ligatures w14:val="standardContextual"/>
-        </w:rPr>
-        <w:t>filename</w:t>
-      </w:r>
-      <w:proofErr w:type="spellEnd"/>
-      <w:r>
-        <w:rPr>
-          <w:rFonts w:ascii="Cascadia Mono" w:hAnsi="Cascadia Mono" w:cs="Cascadia Mono"/>
-          <w:color w:val="000000"/>
-          <w:sz w:val="19"/>
-          <w:szCs w:val="19"/>
-          <w14:ligatures w14:val="standardContextual"/>
-        </w:rPr>
-        <w:t xml:space="preserve"> = </w:t>
-      </w:r>
-      <w:r>
-        <w:rPr>
-          <w:rFonts w:ascii="Cascadia Mono" w:hAnsi="Cascadia Mono" w:cs="Cascadia Mono"/>
-          <w:color w:val="A31515"/>
-          <w:sz w:val="19"/>
-          <w:szCs w:val="19"/>
-          <w14:ligatures w14:val="standardContextual"/>
-        </w:rPr>
-        <w:t>"test_game.ini"</w:t>
-      </w:r>
-      <w:r>
-        <w:rPr>
-          <w:rFonts w:ascii="Cascadia Mono" w:hAnsi="Cascadia Mono" w:cs="Cascadia Mono"/>
-          <w:color w:val="000000"/>
-          <w:sz w:val="19"/>
-          <w:szCs w:val="19"/>
-          <w14:ligatures w14:val="standardContextual"/>
-        </w:rPr>
-        <w:t>;</w:t>
-      </w:r>
-    </w:p>
-    <w:p>
-      <w:pPr>
-        <w:autoSpaceDE w:val="0"/>
-        <w:autoSpaceDN w:val="0"/>
-        <w:adjustRightInd w:val="0"/>
-        <w:spacing w:after="0" w:line="240" w:lineRule="auto"/>
-        <w:rPr>
-          <w:rFonts w:ascii="Cascadia Mono" w:hAnsi="Cascadia Mono" w:cs="Cascadia Mono"/>
-          <w:color w:val="000000"/>
-          <w:sz w:val="19"/>
-          <w:szCs w:val="19"/>
-          <w14:ligatures w14:val="standardContextual"/>
-        </w:rPr>
-      </w:pPr>
-      <w:r>
-        <w:rPr>
-          <w:rFonts w:ascii="Cascadia Mono" w:hAnsi="Cascadia Mono" w:cs="Cascadia Mono"/>
-          <w:color w:val="000000"/>
-          <w:sz w:val="19"/>
-          <w:szCs w:val="19"/>
-          <w14:ligatures w14:val="standardContextual"/>
-        </w:rPr>
-        <w:t xml:space="preserve">    </w:t>
-      </w:r>
-      <w:proofErr w:type="spellStart"/>
-      <w:r>
-        <w:rPr>
-          <w:rFonts w:ascii="Cascadia Mono" w:hAnsi="Cascadia Mono" w:cs="Cascadia Mono"/>
-          <w:color w:val="000000"/>
-          <w:sz w:val="19"/>
-          <w:szCs w:val="19"/>
-          <w14:ligatures w14:val="standardContextual"/>
-        </w:rPr>
-        <w:t>std</w:t>
-      </w:r>
-      <w:proofErr w:type="spellEnd"/>
-      <w:r>
-        <w:rPr>
-          <w:rFonts w:ascii="Cascadia Mono" w:hAnsi="Cascadia Mono" w:cs="Cascadia Mono"/>
-          <w:color w:val="000000"/>
-          <w:sz w:val="19"/>
-          <w:szCs w:val="19"/>
-          <w14:ligatures w14:val="standardContextual"/>
-        </w:rPr>
-        <w:t>::</w:t>
-      </w:r>
-      <w:proofErr w:type="spellStart"/>
-      <w:r>
-        <w:rPr>
-          <w:rFonts w:ascii="Cascadia Mono" w:hAnsi="Cascadia Mono" w:cs="Cascadia Mono"/>
-          <w:color w:val="2B91AF"/>
-          <w:sz w:val="19"/>
-          <w:szCs w:val="19"/>
-          <w14:ligatures w14:val="standardContextual"/>
-        </w:rPr>
-        <w:t>string</w:t>
-      </w:r>
-      <w:proofErr w:type="spellEnd"/>
-      <w:r>
-        <w:rPr>
-          <w:rFonts w:ascii="Cascadia Mono" w:hAnsi="Cascadia Mono" w:cs="Cascadia Mono"/>
-          <w:color w:val="000000"/>
-          <w:sz w:val="19"/>
-          <w:szCs w:val="19"/>
-          <w14:ligatures w14:val="standardContextual"/>
-        </w:rPr>
-        <w:t xml:space="preserve"> </w:t>
-      </w:r>
-      <w:proofErr w:type="spellStart"/>
-      <w:r>
-        <w:rPr>
-          <w:rFonts w:ascii="Cascadia Mono" w:hAnsi="Cascadia Mono" w:cs="Cascadia Mono"/>
-          <w:color w:val="000000"/>
-          <w:sz w:val="19"/>
-          <w:szCs w:val="19"/>
-          <w14:ligatures w14:val="standardContextual"/>
-        </w:rPr>
-        <w:t>mode</w:t>
-      </w:r>
-      <w:proofErr w:type="spellEnd"/>
-      <w:r>
-        <w:rPr>
-          <w:rFonts w:ascii="Cascadia Mono" w:hAnsi="Cascadia Mono" w:cs="Cascadia Mono"/>
-          <w:color w:val="000000"/>
-          <w:sz w:val="19"/>
-          <w:szCs w:val="19"/>
-          <w14:ligatures w14:val="standardContextual"/>
-        </w:rPr>
-        <w:t xml:space="preserve"> = </w:t>
-      </w:r>
-      <w:r>
-        <w:rPr>
-          <w:rFonts w:ascii="Cascadia Mono" w:hAnsi="Cascadia Mono" w:cs="Cascadia Mono"/>
-          <w:color w:val="A31515"/>
-          <w:sz w:val="19"/>
-          <w:szCs w:val="19"/>
-          <w14:ligatures w14:val="standardContextual"/>
-        </w:rPr>
-        <w:t>"</w:t>
-      </w:r>
-      <w:proofErr w:type="spellStart"/>
-      <w:r>
-        <w:rPr>
-          <w:rFonts w:ascii="Cascadia Mono" w:hAnsi="Cascadia Mono" w:cs="Cascadia Mono"/>
-          <w:color w:val="A31515"/>
-          <w:sz w:val="19"/>
-          <w:szCs w:val="19"/>
-          <w14:ligatures w14:val="standardContextual"/>
-        </w:rPr>
-        <w:t>Man</w:t>
-      </w:r>
-      <w:proofErr w:type="spellEnd"/>
-      <w:r>
-        <w:rPr>
-          <w:rFonts w:ascii="Cascadia Mono" w:hAnsi="Cascadia Mono" w:cs="Cascadia Mono"/>
-          <w:color w:val="A31515"/>
-          <w:sz w:val="19"/>
-          <w:szCs w:val="19"/>
-          <w14:ligatures w14:val="standardContextual"/>
-        </w:rPr>
-        <w:t xml:space="preserve"> </w:t>
-      </w:r>
-      <w:proofErr w:type="spellStart"/>
-      <w:r>
-        <w:rPr>
-          <w:rFonts w:ascii="Cascadia Mono" w:hAnsi="Cascadia Mono" w:cs="Cascadia Mono"/>
-          <w:color w:val="A31515"/>
-          <w:sz w:val="19"/>
-          <w:szCs w:val="19"/>
-          <w14:ligatures w14:val="standardContextual"/>
-        </w:rPr>
-        <w:t>vs</w:t>
-      </w:r>
-      <w:proofErr w:type="spellEnd"/>
-      <w:r>
-        <w:rPr>
-          <w:rFonts w:ascii="Cascadia Mono" w:hAnsi="Cascadia Mono" w:cs="Cascadia Mono"/>
-          <w:color w:val="A31515"/>
-          <w:sz w:val="19"/>
-          <w:szCs w:val="19"/>
-          <w14:ligatures w14:val="standardContextual"/>
-        </w:rPr>
-        <w:t xml:space="preserve"> </w:t>
-      </w:r>
-      <w:proofErr w:type="spellStart"/>
-      <w:r>
-        <w:rPr>
-          <w:rFonts w:ascii="Cascadia Mono" w:hAnsi="Cascadia Mono" w:cs="Cascadia Mono"/>
-          <w:color w:val="A31515"/>
-          <w:sz w:val="19"/>
-          <w:szCs w:val="19"/>
-          <w14:ligatures w14:val="standardContextual"/>
-        </w:rPr>
-        <w:t>Man</w:t>
-      </w:r>
-      <w:proofErr w:type="spellEnd"/>
-      <w:r>
-        <w:rPr>
-          <w:rFonts w:ascii="Cascadia Mono" w:hAnsi="Cascadia Mono" w:cs="Cascadia Mono"/>
-          <w:color w:val="A31515"/>
-          <w:sz w:val="19"/>
-          <w:szCs w:val="19"/>
-          <w14:ligatures w14:val="standardContextual"/>
-        </w:rPr>
-        <w:t>"</w:t>
-      </w:r>
-      <w:r>
-        <w:rPr>
-          <w:rFonts w:ascii="Cascadia Mono" w:hAnsi="Cascadia Mono" w:cs="Cascadia Mono"/>
-          <w:color w:val="000000"/>
-          <w:sz w:val="19"/>
-          <w:szCs w:val="19"/>
-          <w14:ligatures w14:val="standardContextual"/>
-        </w:rPr>
-        <w:t>;</w:t>
-      </w:r>
-    </w:p>
-    <w:p>
-      <w:pPr>
-        <w:autoSpaceDE w:val="0"/>
-        <w:autoSpaceDN w:val="0"/>
-        <w:adjustRightInd w:val="0"/>
-        <w:spacing w:after="0" w:line="240" w:lineRule="auto"/>
-        <w:rPr>
-          <w:rFonts w:ascii="Cascadia Mono" w:hAnsi="Cascadia Mono" w:cs="Cascadia Mono"/>
-          <w:color w:val="000000"/>
-          <w:sz w:val="19"/>
-          <w:szCs w:val="19"/>
-          <w14:ligatures w14:val="standardContextual"/>
-        </w:rPr>
-      </w:pPr>
-      <w:r>
-        <w:rPr>
-          <w:rFonts w:ascii="Cascadia Mono" w:hAnsi="Cascadia Mono" w:cs="Cascadia Mono"/>
-          <w:color w:val="000000"/>
-          <w:sz w:val="19"/>
-          <w:szCs w:val="19"/>
-          <w14:ligatures w14:val="standardContextual"/>
-        </w:rPr>
-        <w:t xml:space="preserve">    </w:t>
-      </w:r>
-      <w:proofErr w:type="spellStart"/>
-      <w:r>
-        <w:rPr>
-          <w:rFonts w:ascii="Cascadia Mono" w:hAnsi="Cascadia Mono" w:cs="Cascadia Mono"/>
-          <w:color w:val="000000"/>
-          <w:sz w:val="19"/>
-          <w:szCs w:val="19"/>
-          <w14:ligatures w14:val="standardContextual"/>
-        </w:rPr>
-        <w:t>std</w:t>
-      </w:r>
-      <w:proofErr w:type="spellEnd"/>
-      <w:r>
-        <w:rPr>
-          <w:rFonts w:ascii="Cascadia Mono" w:hAnsi="Cascadia Mono" w:cs="Cascadia Mono"/>
-          <w:color w:val="000000"/>
-          <w:sz w:val="19"/>
-          <w:szCs w:val="19"/>
-          <w14:ligatures w14:val="standardContextual"/>
-        </w:rPr>
-        <w:t>::</w:t>
-      </w:r>
-      <w:proofErr w:type="spellStart"/>
-      <w:r>
-        <w:rPr>
-          <w:rFonts w:ascii="Cascadia Mono" w:hAnsi="Cascadia Mono" w:cs="Cascadia Mono"/>
-          <w:color w:val="2B91AF"/>
-          <w:sz w:val="19"/>
-          <w:szCs w:val="19"/>
-          <w14:ligatures w14:val="standardContextual"/>
-        </w:rPr>
-        <w:t>string</w:t>
-      </w:r>
-      <w:proofErr w:type="spellEnd"/>
-      <w:r>
-        <w:rPr>
-          <w:rFonts w:ascii="Cascadia Mono" w:hAnsi="Cascadia Mono" w:cs="Cascadia Mono"/>
-          <w:color w:val="000000"/>
-          <w:sz w:val="19"/>
-          <w:szCs w:val="19"/>
-          <w14:ligatures w14:val="standardContextual"/>
-        </w:rPr>
-        <w:t xml:space="preserve"> player1Move = </w:t>
-      </w:r>
-      <w:r>
-        <w:rPr>
-          <w:rFonts w:ascii="Cascadia Mono" w:hAnsi="Cascadia Mono" w:cs="Cascadia Mono"/>
-          <w:color w:val="A31515"/>
-          <w:sz w:val="19"/>
-          <w:szCs w:val="19"/>
-          <w14:ligatures w14:val="standardContextual"/>
-        </w:rPr>
-        <w:t>"</w:t>
-      </w:r>
-      <w:proofErr w:type="spellStart"/>
-      <w:r>
-        <w:rPr>
-          <w:rFonts w:ascii="Cascadia Mono" w:hAnsi="Cascadia Mono" w:cs="Cascadia Mono"/>
-          <w:color w:val="A31515"/>
-          <w:sz w:val="19"/>
-          <w:szCs w:val="19"/>
-          <w14:ligatures w14:val="standardContextual"/>
-        </w:rPr>
-        <w:t>rock</w:t>
-      </w:r>
-      <w:proofErr w:type="spellEnd"/>
-      <w:r>
-        <w:rPr>
-          <w:rFonts w:ascii="Cascadia Mono" w:hAnsi="Cascadia Mono" w:cs="Cascadia Mono"/>
-          <w:color w:val="A31515"/>
-          <w:sz w:val="19"/>
-          <w:szCs w:val="19"/>
-          <w14:ligatures w14:val="standardContextual"/>
-        </w:rPr>
-        <w:t>"</w:t>
-      </w:r>
-      <w:r>
-        <w:rPr>
-          <w:rFonts w:ascii="Cascadia Mono" w:hAnsi="Cascadia Mono" w:cs="Cascadia Mono"/>
-          <w:color w:val="000000"/>
-          <w:sz w:val="19"/>
-          <w:szCs w:val="19"/>
-          <w14:ligatures w14:val="standardContextual"/>
-        </w:rPr>
-        <w:t>;</w:t>
-      </w:r>
-    </w:p>
-    <w:p>
-      <w:pPr>
-        <w:autoSpaceDE w:val="0"/>
-        <w:autoSpaceDN w:val="0"/>
-        <w:adjustRightInd w:val="0"/>
-        <w:spacing w:after="0" w:line="240" w:lineRule="auto"/>
-        <w:rPr>
-          <w:rFonts w:ascii="Cascadia Mono" w:hAnsi="Cascadia Mono" w:cs="Cascadia Mono"/>
-          <w:color w:val="000000"/>
-          <w:sz w:val="19"/>
-          <w:szCs w:val="19"/>
-          <w14:ligatures w14:val="standardContextual"/>
-        </w:rPr>
-      </w:pPr>
-      <w:r>
-        <w:rPr>
-          <w:rFonts w:ascii="Cascadia Mono" w:hAnsi="Cascadia Mono" w:cs="Cascadia Mono"/>
-          <w:color w:val="000000"/>
-          <w:sz w:val="19"/>
-          <w:szCs w:val="19"/>
-          <w14:ligatures w14:val="standardContextual"/>
-        </w:rPr>
-        <w:t xml:space="preserve">    </w:t>
-      </w:r>
-      <w:proofErr w:type="spellStart"/>
-      <w:r>
-        <w:rPr>
-          <w:rFonts w:ascii="Cascadia Mono" w:hAnsi="Cascadia Mono" w:cs="Cascadia Mono"/>
-          <w:color w:val="000000"/>
-          <w:sz w:val="19"/>
-          <w:szCs w:val="19"/>
-          <w14:ligatures w14:val="standardContextual"/>
-        </w:rPr>
-        <w:t>std</w:t>
-      </w:r>
-      <w:proofErr w:type="spellEnd"/>
-      <w:r>
-        <w:rPr>
-          <w:rFonts w:ascii="Cascadia Mono" w:hAnsi="Cascadia Mono" w:cs="Cascadia Mono"/>
-          <w:color w:val="000000"/>
-          <w:sz w:val="19"/>
-          <w:szCs w:val="19"/>
-          <w14:ligatures w14:val="standardContextual"/>
-        </w:rPr>
-        <w:t>::</w:t>
-      </w:r>
-      <w:proofErr w:type="spellStart"/>
-      <w:r>
-        <w:rPr>
-          <w:rFonts w:ascii="Cascadia Mono" w:hAnsi="Cascadia Mono" w:cs="Cascadia Mono"/>
-          <w:color w:val="2B91AF"/>
-          <w:sz w:val="19"/>
-          <w:szCs w:val="19"/>
-          <w14:ligatures w14:val="standardContextual"/>
-        </w:rPr>
-        <w:t>string</w:t>
-      </w:r>
-      <w:proofErr w:type="spellEnd"/>
-      <w:r>
-        <w:rPr>
-          <w:rFonts w:ascii="Cascadia Mono" w:hAnsi="Cascadia Mono" w:cs="Cascadia Mono"/>
-          <w:color w:val="000000"/>
-          <w:sz w:val="19"/>
-          <w:szCs w:val="19"/>
-          <w14:ligatures w14:val="standardContextual"/>
-        </w:rPr>
-        <w:t xml:space="preserve"> player2Move = </w:t>
-      </w:r>
-      <w:r>
-        <w:rPr>
-          <w:rFonts w:ascii="Cascadia Mono" w:hAnsi="Cascadia Mono" w:cs="Cascadia Mono"/>
-          <w:color w:val="A31515"/>
-          <w:sz w:val="19"/>
-          <w:szCs w:val="19"/>
-          <w14:ligatures w14:val="standardContextual"/>
-        </w:rPr>
-        <w:t>"</w:t>
-      </w:r>
-      <w:proofErr w:type="spellStart"/>
-      <w:r>
-        <w:rPr>
-          <w:rFonts w:ascii="Cascadia Mono" w:hAnsi="Cascadia Mono" w:cs="Cascadia Mono"/>
-          <w:color w:val="A31515"/>
-          <w:sz w:val="19"/>
-          <w:szCs w:val="19"/>
-          <w14:ligatures w14:val="standardContextual"/>
-        </w:rPr>
-        <w:t>scissors</w:t>
-      </w:r>
-      <w:proofErr w:type="spellEnd"/>
-      <w:r>
-        <w:rPr>
-          <w:rFonts w:ascii="Cascadia Mono" w:hAnsi="Cascadia Mono" w:cs="Cascadia Mono"/>
-          <w:color w:val="A31515"/>
-          <w:sz w:val="19"/>
-          <w:szCs w:val="19"/>
-          <w14:ligatures w14:val="standardContextual"/>
-        </w:rPr>
-        <w:t>"</w:t>
-      </w:r>
-      <w:r>
-        <w:rPr>
-          <w:rFonts w:ascii="Cascadia Mono" w:hAnsi="Cascadia Mono" w:cs="Cascadia Mono"/>
-          <w:color w:val="000000"/>
-          <w:sz w:val="19"/>
-          <w:szCs w:val="19"/>
-          <w14:ligatures w14:val="standardContextual"/>
-        </w:rPr>
-        <w:t>;</w:t>
-      </w:r>
-    </w:p>
-    <w:p>
-      <w:pPr>
-        <w:autoSpaceDE w:val="0"/>
-        <w:autoSpaceDN w:val="0"/>
-        <w:adjustRightInd w:val="0"/>
-        <w:spacing w:after="0" w:line="240" w:lineRule="auto"/>
-        <w:rPr>
-          <w:rFonts w:ascii="Cascadia Mono" w:hAnsi="Cascadia Mono" w:cs="Cascadia Mono"/>
-          <w:color w:val="000000"/>
-          <w:sz w:val="19"/>
-          <w:szCs w:val="19"/>
-          <w14:ligatures w14:val="standardContextual"/>
-        </w:rPr>
-      </w:pPr>
-      <w:r>
-        <w:rPr>
-          <w:rFonts w:ascii="Cascadia Mono" w:hAnsi="Cascadia Mono" w:cs="Cascadia Mono"/>
-          <w:color w:val="000000"/>
-          <w:sz w:val="19"/>
-          <w:szCs w:val="19"/>
-          <w14:ligatures w14:val="standardContextual"/>
-        </w:rPr>
-        <w:t xml:space="preserve">    </w:t>
-      </w:r>
-      <w:proofErr w:type="spellStart"/>
-      <w:r>
-        <w:rPr>
-          <w:rFonts w:ascii="Cascadia Mono" w:hAnsi="Cascadia Mono" w:cs="Cascadia Mono"/>
-          <w:color w:val="0000FF"/>
-          <w:sz w:val="19"/>
-          <w:szCs w:val="19"/>
-          <w14:ligatures w14:val="standardContextual"/>
-        </w:rPr>
-        <w:t>int</w:t>
-      </w:r>
-      <w:proofErr w:type="spellEnd"/>
-      <w:r>
-        <w:rPr>
-          <w:rFonts w:ascii="Cascadia Mono" w:hAnsi="Cascadia Mono" w:cs="Cascadia Mono"/>
-          <w:color w:val="000000"/>
-          <w:sz w:val="19"/>
-          <w:szCs w:val="19"/>
-          <w14:ligatures w14:val="standardContextual"/>
-        </w:rPr>
-        <w:t xml:space="preserve"> player1Score = 1;</w:t>
-      </w:r>
-    </w:p>
-    <w:p>
-      <w:pPr>
-        <w:autoSpaceDE w:val="0"/>
-        <w:autoSpaceDN w:val="0"/>
-        <w:adjustRightInd w:val="0"/>
-        <w:spacing w:after="0" w:line="240" w:lineRule="auto"/>
-        <w:rPr>
-          <w:rFonts w:ascii="Cascadia Mono" w:hAnsi="Cascadia Mono" w:cs="Cascadia Mono"/>
-          <w:color w:val="000000"/>
-          <w:sz w:val="19"/>
-          <w:szCs w:val="19"/>
-          <w14:ligatures w14:val="standardContextual"/>
-        </w:rPr>
-      </w:pPr>
-      <w:r>
-        <w:rPr>
-          <w:rFonts w:ascii="Cascadia Mono" w:hAnsi="Cascadia Mono" w:cs="Cascadia Mono"/>
-          <w:color w:val="000000"/>
-          <w:sz w:val="19"/>
-          <w:szCs w:val="19"/>
-          <w14:ligatures w14:val="standardContextual"/>
-        </w:rPr>
-        <w:t xml:space="preserve">    </w:t>
-      </w:r>
-      <w:proofErr w:type="spellStart"/>
-      <w:r>
-        <w:rPr>
-          <w:rFonts w:ascii="Cascadia Mono" w:hAnsi="Cascadia Mono" w:cs="Cascadia Mono"/>
-          <w:color w:val="0000FF"/>
-          <w:sz w:val="19"/>
-          <w:szCs w:val="19"/>
-          <w14:ligatures w14:val="standardContextual"/>
-        </w:rPr>
-        <w:t>int</w:t>
-      </w:r>
-      <w:proofErr w:type="spellEnd"/>
-      <w:r>
-        <w:rPr>
-          <w:rFonts w:ascii="Cascadia Mono" w:hAnsi="Cascadia Mono" w:cs="Cascadia Mono"/>
-          <w:color w:val="000000"/>
-          <w:sz w:val="19"/>
-          <w:szCs w:val="19"/>
-          <w14:ligatures w14:val="standardContextual"/>
-        </w:rPr>
-        <w:t xml:space="preserve"> player2Score = 0;</w:t>
-      </w:r>
-    </w:p>
-    <w:p>
-      <w:pPr>
-        <w:autoSpaceDE w:val="0"/>
-        <w:autoSpaceDN w:val="0"/>
-        <w:adjustRightInd w:val="0"/>
-        <w:spacing w:after="0" w:line="240" w:lineRule="auto"/>
-        <w:rPr>
-          <w:rFonts w:ascii="Cascadia Mono" w:hAnsi="Cascadia Mono" w:cs="Cascadia Mono"/>
-          <w:color w:val="000000"/>
-          <w:sz w:val="19"/>
-          <w:szCs w:val="19"/>
-          <w14:ligatures w14:val="standardContextual"/>
-        </w:rPr>
-      </w:pPr>
-      <w:r>
-        <w:rPr>
-          <w:rFonts w:ascii="Cascadia Mono" w:hAnsi="Cascadia Mono" w:cs="Cascadia Mono"/>
-          <w:color w:val="000000"/>
-          <w:sz w:val="19"/>
-          <w:szCs w:val="19"/>
-          <w14:ligatures w14:val="standardContextual"/>
-        </w:rPr>
-        <w:t xml:space="preserve">    </w:t>
-      </w:r>
-      <w:proofErr w:type="spellStart"/>
-      <w:r>
-        <w:rPr>
-          <w:rFonts w:ascii="Cascadia Mono" w:hAnsi="Cascadia Mono" w:cs="Cascadia Mono"/>
-          <w:color w:val="000000"/>
-          <w:sz w:val="19"/>
-          <w:szCs w:val="19"/>
-          <w14:ligatures w14:val="standardContextual"/>
-        </w:rPr>
-        <w:t>saveGameState</w:t>
-      </w:r>
-      <w:proofErr w:type="spellEnd"/>
-      <w:r>
-        <w:rPr>
-          <w:rFonts w:ascii="Cascadia Mono" w:hAnsi="Cascadia Mono" w:cs="Cascadia Mono"/>
-          <w:color w:val="000000"/>
-          <w:sz w:val="19"/>
-          <w:szCs w:val="19"/>
-          <w14:ligatures w14:val="standardContextual"/>
-        </w:rPr>
-        <w:t>(</w:t>
-      </w:r>
-      <w:proofErr w:type="spellStart"/>
-      <w:r>
-        <w:rPr>
-          <w:rFonts w:ascii="Cascadia Mono" w:hAnsi="Cascadia Mono" w:cs="Cascadia Mono"/>
-          <w:color w:val="000000"/>
-          <w:sz w:val="19"/>
-          <w:szCs w:val="19"/>
-          <w14:ligatures w14:val="standardContextual"/>
-        </w:rPr>
-        <w:t>filename</w:t>
-      </w:r>
-      <w:proofErr w:type="spellEnd"/>
-      <w:r>
-        <w:rPr>
-          <w:rFonts w:ascii="Cascadia Mono" w:hAnsi="Cascadia Mono" w:cs="Cascadia Mono"/>
-          <w:color w:val="000000"/>
-          <w:sz w:val="19"/>
-          <w:szCs w:val="19"/>
-          <w14:ligatures w14:val="standardContextual"/>
-        </w:rPr>
-        <w:t xml:space="preserve">, </w:t>
-      </w:r>
-      <w:proofErr w:type="spellStart"/>
-      <w:r>
-        <w:rPr>
-          <w:rFonts w:ascii="Cascadia Mono" w:hAnsi="Cascadia Mono" w:cs="Cascadia Mono"/>
-          <w:color w:val="000000"/>
-          <w:sz w:val="19"/>
-          <w:szCs w:val="19"/>
-          <w14:ligatures w14:val="standardContextual"/>
-        </w:rPr>
-        <w:t>mode</w:t>
-      </w:r>
-      <w:proofErr w:type="spellEnd"/>
-      <w:r>
-        <w:rPr>
-          <w:rFonts w:ascii="Cascadia Mono" w:hAnsi="Cascadia Mono" w:cs="Cascadia Mono"/>
-          <w:color w:val="000000"/>
-          <w:sz w:val="19"/>
-          <w:szCs w:val="19"/>
-          <w14:ligatures w14:val="standardContextual"/>
-        </w:rPr>
-        <w:t>, player1Move, player2Move, player1Score, player2Score);</w:t>
-      </w:r>
-    </w:p>
-    <w:p>
-      <w:pPr>
-        <w:autoSpaceDE w:val="0"/>
-        <w:autoSpaceDN w:val="0"/>
-        <w:adjustRightInd w:val="0"/>
-        <w:spacing w:after="0" w:line="240" w:lineRule="auto"/>
-        <w:rPr>
-          <w:rFonts w:ascii="Cascadia Mono" w:hAnsi="Cascadia Mono" w:cs="Cascadia Mono"/>
-          <w:color w:val="000000"/>
-          <w:sz w:val="19"/>
-          <w:szCs w:val="19"/>
-          <w14:ligatures w14:val="standardContextual"/>
-        </w:rPr>
-      </w:pPr>
-      <w:r>
-        <w:rPr>
-          <w:rFonts w:ascii="Cascadia Mono" w:hAnsi="Cascadia Mono" w:cs="Cascadia Mono"/>
-          <w:color w:val="000000"/>
-          <w:sz w:val="19"/>
-          <w:szCs w:val="19"/>
-          <w14:ligatures w14:val="standardContextual"/>
-        </w:rPr>
-        <w:t xml:space="preserve">    </w:t>
-      </w:r>
-      <w:proofErr w:type="spellStart"/>
-      <w:r>
-        <w:rPr>
-          <w:rFonts w:ascii="Cascadia Mono" w:hAnsi="Cascadia Mono" w:cs="Cascadia Mono"/>
-          <w:color w:val="000000"/>
-          <w:sz w:val="19"/>
-          <w:szCs w:val="19"/>
-          <w14:ligatures w14:val="standardContextual"/>
-        </w:rPr>
-        <w:t>std</w:t>
-      </w:r>
-      <w:proofErr w:type="spellEnd"/>
-      <w:r>
-        <w:rPr>
-          <w:rFonts w:ascii="Cascadia Mono" w:hAnsi="Cascadia Mono" w:cs="Cascadia Mono"/>
-          <w:color w:val="000000"/>
-          <w:sz w:val="19"/>
-          <w:szCs w:val="19"/>
-          <w14:ligatures w14:val="standardContextual"/>
-        </w:rPr>
-        <w:t>::</w:t>
-      </w:r>
-      <w:proofErr w:type="spellStart"/>
-      <w:r>
-        <w:rPr>
-          <w:rFonts w:ascii="Cascadia Mono" w:hAnsi="Cascadia Mono" w:cs="Cascadia Mono"/>
-          <w:color w:val="2B91AF"/>
-          <w:sz w:val="19"/>
-          <w:szCs w:val="19"/>
-          <w14:ligatures w14:val="standardContextual"/>
-        </w:rPr>
-        <w:t>ifstream</w:t>
-      </w:r>
-      <w:proofErr w:type="spellEnd"/>
-      <w:r>
-        <w:rPr>
-          <w:rFonts w:ascii="Cascadia Mono" w:hAnsi="Cascadia Mono" w:cs="Cascadia Mono"/>
-          <w:color w:val="000000"/>
-          <w:sz w:val="19"/>
-          <w:szCs w:val="19"/>
-          <w14:ligatures w14:val="standardContextual"/>
-        </w:rPr>
-        <w:t xml:space="preserve"> </w:t>
-      </w:r>
-      <w:proofErr w:type="spellStart"/>
-      <w:r>
-        <w:rPr>
-          <w:rFonts w:ascii="Cascadia Mono" w:hAnsi="Cascadia Mono" w:cs="Cascadia Mono"/>
-          <w:color w:val="000000"/>
-          <w:sz w:val="19"/>
-          <w:szCs w:val="19"/>
-          <w14:ligatures w14:val="standardContextual"/>
-        </w:rPr>
-        <w:t>inFile</w:t>
-      </w:r>
-      <w:proofErr w:type="spellEnd"/>
-      <w:r>
-        <w:rPr>
-          <w:rFonts w:ascii="Cascadia Mono" w:hAnsi="Cascadia Mono" w:cs="Cascadia Mono"/>
-          <w:color w:val="000000"/>
-          <w:sz w:val="19"/>
-          <w:szCs w:val="19"/>
-          <w14:ligatures w14:val="standardContextual"/>
-        </w:rPr>
-        <w:t>(</w:t>
-      </w:r>
-      <w:proofErr w:type="spellStart"/>
-      <w:r>
-        <w:rPr>
-          <w:rFonts w:ascii="Cascadia Mono" w:hAnsi="Cascadia Mono" w:cs="Cascadia Mono"/>
-          <w:color w:val="000000"/>
-          <w:sz w:val="19"/>
-          <w:szCs w:val="19"/>
-          <w14:ligatures w14:val="standardContextual"/>
-        </w:rPr>
-        <w:t>filename</w:t>
-      </w:r>
-      <w:proofErr w:type="spellEnd"/>
-      <w:r>
-        <w:rPr>
-          <w:rFonts w:ascii="Cascadia Mono" w:hAnsi="Cascadia Mono" w:cs="Cascadia Mono"/>
-          <w:color w:val="000000"/>
-          <w:sz w:val="19"/>
-          <w:szCs w:val="19"/>
-          <w14:ligatures w14:val="standardContextual"/>
-        </w:rPr>
-        <w:t>);</w:t>
-      </w:r>
-    </w:p>
-    <w:p>
-      <w:pPr>
-        <w:autoSpaceDE w:val="0"/>
-        <w:autoSpaceDN w:val="0"/>
-        <w:adjustRightInd w:val="0"/>
-        <w:spacing w:after="0" w:line="240" w:lineRule="auto"/>
-        <w:rPr>
-          <w:rFonts w:ascii="Cascadia Mono" w:hAnsi="Cascadia Mono" w:cs="Cascadia Mono"/>
-          <w:color w:val="000000"/>
-          <w:sz w:val="19"/>
-          <w:szCs w:val="19"/>
-          <w14:ligatures w14:val="standardContextual"/>
-        </w:rPr>
-      </w:pPr>
-      <w:r>
-        <w:rPr>
-          <w:rFonts w:ascii="Cascadia Mono" w:hAnsi="Cascadia Mono" w:cs="Cascadia Mono"/>
-          <w:color w:val="000000"/>
-          <w:sz w:val="19"/>
-          <w:szCs w:val="19"/>
-          <w14:ligatures w14:val="standardContextual"/>
-        </w:rPr>
-        <w:t xml:space="preserve">    </w:t>
-      </w:r>
-      <w:r>
-        <w:rPr>
-          <w:rFonts w:ascii="Cascadia Mono" w:hAnsi="Cascadia Mono" w:cs="Cascadia Mono"/>
-          <w:color w:val="6F008A"/>
-          <w:sz w:val="19"/>
-          <w:szCs w:val="19"/>
-          <w14:ligatures w14:val="standardContextual"/>
-        </w:rPr>
-        <w:t>ASSERT_TRUE</w:t>
-      </w:r>
-      <w:r>
-        <w:rPr>
-          <w:rFonts w:ascii="Cascadia Mono" w:hAnsi="Cascadia Mono" w:cs="Cascadia Mono"/>
-          <w:color w:val="000000"/>
-          <w:sz w:val="19"/>
-          <w:szCs w:val="19"/>
-          <w14:ligatures w14:val="standardContextual"/>
-        </w:rPr>
-        <w:t>(</w:t>
-      </w:r>
-      <w:proofErr w:type="spellStart"/>
-      <w:r>
-        <w:rPr>
-          <w:rFonts w:ascii="Cascadia Mono" w:hAnsi="Cascadia Mono" w:cs="Cascadia Mono"/>
-          <w:color w:val="000000"/>
-          <w:sz w:val="19"/>
-          <w:szCs w:val="19"/>
-          <w14:ligatures w14:val="standardContextual"/>
-        </w:rPr>
-        <w:t>inFile.is_open</w:t>
-      </w:r>
-      <w:proofErr w:type="spellEnd"/>
-      <w:r>
-        <w:rPr>
-          <w:rFonts w:ascii="Cascadia Mono" w:hAnsi="Cascadia Mono" w:cs="Cascadia Mono"/>
-          <w:color w:val="000000"/>
-          <w:sz w:val="19"/>
-          <w:szCs w:val="19"/>
-          <w14:ligatures w14:val="standardContextual"/>
-        </w:rPr>
-        <w:t>());</w:t>
-      </w:r>
-    </w:p>
-    <w:p>
-      <w:pPr>
-        <w:autoSpaceDE w:val="0"/>
-        <w:autoSpaceDN w:val="0"/>
-        <w:adjustRightInd w:val="0"/>
-        <w:spacing w:after="0" w:line="240" w:lineRule="auto"/>
-        <w:rPr>
-          <w:rFonts w:ascii="Cascadia Mono" w:hAnsi="Cascadia Mono" w:cs="Cascadia Mono"/>
-          <w:color w:val="000000"/>
-          <w:sz w:val="19"/>
-          <w:szCs w:val="19"/>
-          <w14:ligatures w14:val="standardContextual"/>
-        </w:rPr>
-      </w:pPr>
-    </w:p>
-    <w:p>
-      <w:pPr>
-        <w:autoSpaceDE w:val="0"/>
-        <w:autoSpaceDN w:val="0"/>
-        <w:adjustRightInd w:val="0"/>
-        <w:spacing w:after="0" w:line="240" w:lineRule="auto"/>
-        <w:rPr>
-          <w:rFonts w:ascii="Cascadia Mono" w:hAnsi="Cascadia Mono" w:cs="Cascadia Mono"/>
-          <w:color w:val="000000"/>
-          <w:sz w:val="19"/>
-          <w:szCs w:val="19"/>
-          <w14:ligatures w14:val="standardContextual"/>
-        </w:rPr>
-      </w:pPr>
-      <w:r>
-        <w:rPr>
-          <w:rFonts w:ascii="Cascadia Mono" w:hAnsi="Cascadia Mono" w:cs="Cascadia Mono"/>
-          <w:color w:val="000000"/>
-          <w:sz w:val="19"/>
-          <w:szCs w:val="19"/>
-          <w14:ligatures w14:val="standardContextual"/>
-        </w:rPr>
-        <w:t xml:space="preserve">    </w:t>
-      </w:r>
-      <w:proofErr w:type="spellStart"/>
-      <w:r>
-        <w:rPr>
-          <w:rFonts w:ascii="Cascadia Mono" w:hAnsi="Cascadia Mono" w:cs="Cascadia Mono"/>
-          <w:color w:val="000000"/>
-          <w:sz w:val="19"/>
-          <w:szCs w:val="19"/>
-          <w14:ligatures w14:val="standardContextual"/>
-        </w:rPr>
-        <w:t>std</w:t>
-      </w:r>
-      <w:proofErr w:type="spellEnd"/>
-      <w:r>
-        <w:rPr>
-          <w:rFonts w:ascii="Cascadia Mono" w:hAnsi="Cascadia Mono" w:cs="Cascadia Mono"/>
-          <w:color w:val="000000"/>
-          <w:sz w:val="19"/>
-          <w:szCs w:val="19"/>
-          <w14:ligatures w14:val="standardContextual"/>
-        </w:rPr>
-        <w:t>::</w:t>
-      </w:r>
-      <w:proofErr w:type="spellStart"/>
-      <w:r>
-        <w:rPr>
-          <w:rFonts w:ascii="Cascadia Mono" w:hAnsi="Cascadia Mono" w:cs="Cascadia Mono"/>
-          <w:color w:val="2B91AF"/>
-          <w:sz w:val="19"/>
-          <w:szCs w:val="19"/>
-          <w14:ligatures w14:val="standardContextual"/>
-        </w:rPr>
-        <w:t>string</w:t>
-      </w:r>
-      <w:proofErr w:type="spellEnd"/>
-      <w:r>
-        <w:rPr>
-          <w:rFonts w:ascii="Cascadia Mono" w:hAnsi="Cascadia Mono" w:cs="Cascadia Mono"/>
-          <w:color w:val="000000"/>
-          <w:sz w:val="19"/>
-          <w:szCs w:val="19"/>
-          <w14:ligatures w14:val="standardContextual"/>
-        </w:rPr>
-        <w:t xml:space="preserve"> </w:t>
-      </w:r>
-      <w:proofErr w:type="spellStart"/>
-      <w:r>
-        <w:rPr>
-          <w:rFonts w:ascii="Cascadia Mono" w:hAnsi="Cascadia Mono" w:cs="Cascadia Mono"/>
-          <w:color w:val="000000"/>
-          <w:sz w:val="19"/>
-          <w:szCs w:val="19"/>
-          <w14:ligatures w14:val="standardContextual"/>
-        </w:rPr>
-        <w:t>line</w:t>
-      </w:r>
-      <w:proofErr w:type="spellEnd"/>
-      <w:r>
-        <w:rPr>
-          <w:rFonts w:ascii="Cascadia Mono" w:hAnsi="Cascadia Mono" w:cs="Cascadia Mono"/>
-          <w:color w:val="000000"/>
-          <w:sz w:val="19"/>
-          <w:szCs w:val="19"/>
-          <w14:ligatures w14:val="standardContextual"/>
-        </w:rPr>
-        <w:t>;</w:t>
-      </w:r>
-    </w:p>
-    <w:p>
-      <w:pPr>
-        <w:autoSpaceDE w:val="0"/>
-        <w:autoSpaceDN w:val="0"/>
-        <w:adjustRightInd w:val="0"/>
-        <w:spacing w:after="0" w:line="240" w:lineRule="auto"/>
-        <w:rPr>
-          <w:rFonts w:ascii="Cascadia Mono" w:hAnsi="Cascadia Mono" w:cs="Cascadia Mono"/>
-          <w:color w:val="000000"/>
-          <w:sz w:val="19"/>
-          <w:szCs w:val="19"/>
-          <w14:ligatures w14:val="standardContextual"/>
-        </w:rPr>
-      </w:pPr>
-      <w:r>
-        <w:rPr>
-          <w:rFonts w:ascii="Cascadia Mono" w:hAnsi="Cascadia Mono" w:cs="Cascadia Mono"/>
-          <w:color w:val="000000"/>
-          <w:sz w:val="19"/>
-          <w:szCs w:val="19"/>
-          <w14:ligatures w14:val="standardContextual"/>
-        </w:rPr>
-        <w:t xml:space="preserve">    </w:t>
-      </w:r>
-      <w:proofErr w:type="spellStart"/>
-      <w:r>
-        <w:rPr>
-          <w:rFonts w:ascii="Cascadia Mono" w:hAnsi="Cascadia Mono" w:cs="Cascadia Mono"/>
-          <w:color w:val="000000"/>
-          <w:sz w:val="19"/>
-          <w:szCs w:val="19"/>
-          <w14:ligatures w14:val="standardContextual"/>
-        </w:rPr>
-        <w:t>std</w:t>
-      </w:r>
-      <w:proofErr w:type="spellEnd"/>
-      <w:r>
-        <w:rPr>
-          <w:rFonts w:ascii="Cascadia Mono" w:hAnsi="Cascadia Mono" w:cs="Cascadia Mono"/>
-          <w:color w:val="000000"/>
-          <w:sz w:val="19"/>
-          <w:szCs w:val="19"/>
-          <w14:ligatures w14:val="standardContextual"/>
-        </w:rPr>
-        <w:t>::</w:t>
-      </w:r>
-      <w:proofErr w:type="spellStart"/>
-      <w:r>
-        <w:rPr>
-          <w:rFonts w:ascii="Cascadia Mono" w:hAnsi="Cascadia Mono" w:cs="Cascadia Mono"/>
-          <w:color w:val="000000"/>
-          <w:sz w:val="19"/>
-          <w:szCs w:val="19"/>
-          <w14:ligatures w14:val="standardContextual"/>
-        </w:rPr>
-        <w:t>getline</w:t>
-      </w:r>
-      <w:proofErr w:type="spellEnd"/>
-      <w:r>
-        <w:rPr>
-          <w:rFonts w:ascii="Cascadia Mono" w:hAnsi="Cascadia Mono" w:cs="Cascadia Mono"/>
-          <w:color w:val="000000"/>
-          <w:sz w:val="19"/>
-          <w:szCs w:val="19"/>
-          <w14:ligatures w14:val="standardContextual"/>
-        </w:rPr>
-        <w:t>(</w:t>
-      </w:r>
-      <w:proofErr w:type="spellStart"/>
-      <w:r>
-        <w:rPr>
-          <w:rFonts w:ascii="Cascadia Mono" w:hAnsi="Cascadia Mono" w:cs="Cascadia Mono"/>
-          <w:color w:val="000000"/>
-          <w:sz w:val="19"/>
-          <w:szCs w:val="19"/>
-          <w14:ligatures w14:val="standardContextual"/>
-        </w:rPr>
-        <w:t>inFile</w:t>
-      </w:r>
-      <w:proofErr w:type="spellEnd"/>
-      <w:r>
-        <w:rPr>
-          <w:rFonts w:ascii="Cascadia Mono" w:hAnsi="Cascadia Mono" w:cs="Cascadia Mono"/>
-          <w:color w:val="000000"/>
-          <w:sz w:val="19"/>
-          <w:szCs w:val="19"/>
-          <w14:ligatures w14:val="standardContextual"/>
-        </w:rPr>
-        <w:t xml:space="preserve">, </w:t>
-      </w:r>
-      <w:proofErr w:type="spellStart"/>
-      <w:r>
-        <w:rPr>
-          <w:rFonts w:ascii="Cascadia Mono" w:hAnsi="Cascadia Mono" w:cs="Cascadia Mono"/>
-          <w:color w:val="000000"/>
-          <w:sz w:val="19"/>
-          <w:szCs w:val="19"/>
-          <w14:ligatures w14:val="standardContextual"/>
-        </w:rPr>
-        <w:t>line</w:t>
-      </w:r>
-      <w:proofErr w:type="spellEnd"/>
-      <w:r>
-        <w:rPr>
-          <w:rFonts w:ascii="Cascadia Mono" w:hAnsi="Cascadia Mono" w:cs="Cascadia Mono"/>
-          <w:color w:val="000000"/>
-          <w:sz w:val="19"/>
-          <w:szCs w:val="19"/>
-          <w14:ligatures w14:val="standardContextual"/>
-        </w:rPr>
-        <w:t>);</w:t>
-      </w:r>
-    </w:p>
-    <w:p>
-      <w:pPr>
-        <w:autoSpaceDE w:val="0"/>
-        <w:autoSpaceDN w:val="0"/>
-        <w:adjustRightInd w:val="0"/>
-        <w:spacing w:after="0" w:line="240" w:lineRule="auto"/>
-        <w:rPr>
-          <w:rFonts w:ascii="Cascadia Mono" w:hAnsi="Cascadia Mono" w:cs="Cascadia Mono"/>
-          <w:color w:val="000000"/>
-          <w:sz w:val="19"/>
-          <w:szCs w:val="19"/>
-          <w14:ligatures w14:val="standardContextual"/>
-        </w:rPr>
-      </w:pPr>
-      <w:r>
-        <w:rPr>
-          <w:rFonts w:ascii="Cascadia Mono" w:hAnsi="Cascadia Mono" w:cs="Cascadia Mono"/>
-          <w:color w:val="000000"/>
-          <w:sz w:val="19"/>
-          <w:szCs w:val="19"/>
-          <w14:ligatures w14:val="standardContextual"/>
-        </w:rPr>
-        <w:t xml:space="preserve">    </w:t>
-      </w:r>
-      <w:r>
-        <w:rPr>
-          <w:rFonts w:ascii="Cascadia Mono" w:hAnsi="Cascadia Mono" w:cs="Cascadia Mono"/>
-          <w:color w:val="6F008A"/>
-          <w:sz w:val="19"/>
-          <w:szCs w:val="19"/>
-          <w14:ligatures w14:val="standardContextual"/>
-        </w:rPr>
-        <w:t>ASSERT_EQ</w:t>
-      </w:r>
-      <w:r>
-        <w:rPr>
-          <w:rFonts w:ascii="Cascadia Mono" w:hAnsi="Cascadia Mono" w:cs="Cascadia Mono"/>
-          <w:color w:val="000000"/>
-          <w:sz w:val="19"/>
-          <w:szCs w:val="19"/>
-          <w14:ligatures w14:val="standardContextual"/>
-        </w:rPr>
-        <w:t>(</w:t>
-      </w:r>
-      <w:proofErr w:type="spellStart"/>
-      <w:r>
-        <w:rPr>
-          <w:rFonts w:ascii="Cascadia Mono" w:hAnsi="Cascadia Mono" w:cs="Cascadia Mono"/>
-          <w:color w:val="000000"/>
-          <w:sz w:val="19"/>
-          <w:szCs w:val="19"/>
-          <w14:ligatures w14:val="standardContextual"/>
-        </w:rPr>
-        <w:t>line</w:t>
-      </w:r>
-      <w:proofErr w:type="spellEnd"/>
-      <w:r>
-        <w:rPr>
-          <w:rFonts w:ascii="Cascadia Mono" w:hAnsi="Cascadia Mono" w:cs="Cascadia Mono"/>
-          <w:color w:val="000000"/>
-          <w:sz w:val="19"/>
-          <w:szCs w:val="19"/>
-          <w14:ligatures w14:val="standardContextual"/>
-        </w:rPr>
-        <w:t xml:space="preserve">, </w:t>
-      </w:r>
-      <w:proofErr w:type="spellStart"/>
-      <w:r>
-        <w:rPr>
-          <w:rFonts w:ascii="Cascadia Mono" w:hAnsi="Cascadia Mono" w:cs="Cascadia Mono"/>
-          <w:color w:val="000000"/>
-          <w:sz w:val="19"/>
-          <w:szCs w:val="19"/>
-          <w14:ligatures w14:val="standardContextual"/>
-        </w:rPr>
-        <w:t>mode</w:t>
-      </w:r>
-      <w:proofErr w:type="spellEnd"/>
-      <w:r>
-        <w:rPr>
-          <w:rFonts w:ascii="Cascadia Mono" w:hAnsi="Cascadia Mono" w:cs="Cascadia Mono"/>
-          <w:color w:val="000000"/>
-          <w:sz w:val="19"/>
-          <w:szCs w:val="19"/>
-          <w14:ligatures w14:val="standardContextual"/>
-        </w:rPr>
-        <w:t>);</w:t>
-      </w:r>
-    </w:p>
-    <w:p>
-      <w:pPr>
-        <w:autoSpaceDE w:val="0"/>
-        <w:autoSpaceDN w:val="0"/>
-        <w:adjustRightInd w:val="0"/>
-        <w:spacing w:after="0" w:line="240" w:lineRule="auto"/>
-        <w:rPr>
-          <w:rFonts w:ascii="Cascadia Mono" w:hAnsi="Cascadia Mono" w:cs="Cascadia Mono"/>
-          <w:color w:val="000000"/>
-          <w:sz w:val="19"/>
-          <w:szCs w:val="19"/>
-          <w14:ligatures w14:val="standardContextual"/>
-        </w:rPr>
-      </w:pPr>
-    </w:p>
-    <w:p>
-      <w:pPr>
-        <w:autoSpaceDE w:val="0"/>
-        <w:autoSpaceDN w:val="0"/>
-        <w:adjustRightInd w:val="0"/>
-        <w:spacing w:after="0" w:line="240" w:lineRule="auto"/>
-        <w:rPr>
-          <w:rFonts w:ascii="Cascadia Mono" w:hAnsi="Cascadia Mono" w:cs="Cascadia Mono"/>
-          <w:color w:val="000000"/>
-          <w:sz w:val="19"/>
-          <w:szCs w:val="19"/>
-          <w14:ligatures w14:val="standardContextual"/>
-        </w:rPr>
-      </w:pPr>
-      <w:r>
-        <w:rPr>
-          <w:rFonts w:ascii="Cascadia Mono" w:hAnsi="Cascadia Mono" w:cs="Cascadia Mono"/>
-          <w:color w:val="000000"/>
-          <w:sz w:val="19"/>
-          <w:szCs w:val="19"/>
-          <w14:ligatures w14:val="standardContextual"/>
-        </w:rPr>
-        <w:t xml:space="preserve">    </w:t>
-      </w:r>
-      <w:proofErr w:type="spellStart"/>
-      <w:r>
-        <w:rPr>
-          <w:rFonts w:ascii="Cascadia Mono" w:hAnsi="Cascadia Mono" w:cs="Cascadia Mono"/>
-          <w:color w:val="000000"/>
-          <w:sz w:val="19"/>
-          <w:szCs w:val="19"/>
-          <w14:ligatures w14:val="standardContextual"/>
-        </w:rPr>
-        <w:t>std</w:t>
-      </w:r>
-      <w:proofErr w:type="spellEnd"/>
-      <w:r>
-        <w:rPr>
-          <w:rFonts w:ascii="Cascadia Mono" w:hAnsi="Cascadia Mono" w:cs="Cascadia Mono"/>
-          <w:color w:val="000000"/>
-          <w:sz w:val="19"/>
-          <w:szCs w:val="19"/>
-          <w14:ligatures w14:val="standardContextual"/>
-        </w:rPr>
-        <w:t>::</w:t>
-      </w:r>
-      <w:proofErr w:type="spellStart"/>
-      <w:r>
-        <w:rPr>
-          <w:rFonts w:ascii="Cascadia Mono" w:hAnsi="Cascadia Mono" w:cs="Cascadia Mono"/>
-          <w:color w:val="000000"/>
-          <w:sz w:val="19"/>
-          <w:szCs w:val="19"/>
-          <w14:ligatures w14:val="standardContextual"/>
-        </w:rPr>
-        <w:t>getline</w:t>
-      </w:r>
-      <w:proofErr w:type="spellEnd"/>
-      <w:r>
-        <w:rPr>
-          <w:rFonts w:ascii="Cascadia Mono" w:hAnsi="Cascadia Mono" w:cs="Cascadia Mono"/>
-          <w:color w:val="000000"/>
-          <w:sz w:val="19"/>
-          <w:szCs w:val="19"/>
-          <w14:ligatures w14:val="standardContextual"/>
-        </w:rPr>
-        <w:t>(</w:t>
-      </w:r>
-      <w:proofErr w:type="spellStart"/>
-      <w:r>
-        <w:rPr>
-          <w:rFonts w:ascii="Cascadia Mono" w:hAnsi="Cascadia Mono" w:cs="Cascadia Mono"/>
-          <w:color w:val="000000"/>
-          <w:sz w:val="19"/>
-          <w:szCs w:val="19"/>
-          <w14:ligatures w14:val="standardContextual"/>
-        </w:rPr>
-        <w:t>inFile</w:t>
-      </w:r>
-      <w:proofErr w:type="spellEnd"/>
-      <w:r>
-        <w:rPr>
-          <w:rFonts w:ascii="Cascadia Mono" w:hAnsi="Cascadia Mono" w:cs="Cascadia Mono"/>
-          <w:color w:val="000000"/>
-          <w:sz w:val="19"/>
-          <w:szCs w:val="19"/>
-          <w14:ligatures w14:val="standardContextual"/>
-        </w:rPr>
-        <w:t xml:space="preserve">, </w:t>
-      </w:r>
-      <w:proofErr w:type="spellStart"/>
-      <w:r>
-        <w:rPr>
-          <w:rFonts w:ascii="Cascadia Mono" w:hAnsi="Cascadia Mono" w:cs="Cascadia Mono"/>
-          <w:color w:val="000000"/>
-          <w:sz w:val="19"/>
-          <w:szCs w:val="19"/>
-          <w14:ligatures w14:val="standardContextual"/>
-        </w:rPr>
-        <w:t>line</w:t>
-      </w:r>
-      <w:proofErr w:type="spellEnd"/>
-      <w:r>
-        <w:rPr>
-          <w:rFonts w:ascii="Cascadia Mono" w:hAnsi="Cascadia Mono" w:cs="Cascadia Mono"/>
-          <w:color w:val="000000"/>
-          <w:sz w:val="19"/>
-          <w:szCs w:val="19"/>
-          <w14:ligatures w14:val="standardContextual"/>
-        </w:rPr>
-        <w:t>);</w:t>
-      </w:r>
-    </w:p>
-    <w:p>
-      <w:pPr>
-        <w:autoSpaceDE w:val="0"/>
-        <w:autoSpaceDN w:val="0"/>
-        <w:adjustRightInd w:val="0"/>
-        <w:spacing w:after="0" w:line="240" w:lineRule="auto"/>
-        <w:rPr>
-          <w:rFonts w:ascii="Cascadia Mono" w:hAnsi="Cascadia Mono" w:cs="Cascadia Mono"/>
-          <w:color w:val="000000"/>
-          <w:sz w:val="19"/>
-          <w:szCs w:val="19"/>
-          <w14:ligatures w14:val="standardContextual"/>
-        </w:rPr>
-      </w:pPr>
-      <w:r>
-        <w:rPr>
-          <w:rFonts w:ascii="Cascadia Mono" w:hAnsi="Cascadia Mono" w:cs="Cascadia Mono"/>
-          <w:color w:val="000000"/>
-          <w:sz w:val="19"/>
-          <w:szCs w:val="19"/>
-          <w14:ligatures w14:val="standardContextual"/>
-        </w:rPr>
-        <w:t xml:space="preserve">    </w:t>
-      </w:r>
-      <w:r>
-        <w:rPr>
-          <w:rFonts w:ascii="Cascadia Mono" w:hAnsi="Cascadia Mono" w:cs="Cascadia Mono"/>
-          <w:color w:val="6F008A"/>
-          <w:sz w:val="19"/>
-          <w:szCs w:val="19"/>
-          <w14:ligatures w14:val="standardContextual"/>
-        </w:rPr>
-        <w:t>ASSERT_EQ</w:t>
-      </w:r>
-      <w:r>
-        <w:rPr>
-          <w:rFonts w:ascii="Cascadia Mono" w:hAnsi="Cascadia Mono" w:cs="Cascadia Mono"/>
-          <w:color w:val="000000"/>
-          <w:sz w:val="19"/>
-          <w:szCs w:val="19"/>
-          <w14:ligatures w14:val="standardContextual"/>
-        </w:rPr>
-        <w:t>(</w:t>
-      </w:r>
-      <w:proofErr w:type="spellStart"/>
-      <w:r>
-        <w:rPr>
-          <w:rFonts w:ascii="Cascadia Mono" w:hAnsi="Cascadia Mono" w:cs="Cascadia Mono"/>
-          <w:color w:val="000000"/>
-          <w:sz w:val="19"/>
-          <w:szCs w:val="19"/>
-          <w14:ligatures w14:val="standardContextual"/>
-        </w:rPr>
-        <w:t>line</w:t>
-      </w:r>
-      <w:proofErr w:type="spellEnd"/>
-      <w:r>
-        <w:rPr>
-          <w:rFonts w:ascii="Cascadia Mono" w:hAnsi="Cascadia Mono" w:cs="Cascadia Mono"/>
-          <w:color w:val="000000"/>
-          <w:sz w:val="19"/>
-          <w:szCs w:val="19"/>
-          <w14:ligatures w14:val="standardContextual"/>
-        </w:rPr>
-        <w:t>, player1Move);</w:t>
-      </w:r>
-    </w:p>
-    <w:p>
-      <w:pPr>
-        <w:autoSpaceDE w:val="0"/>
-        <w:autoSpaceDN w:val="0"/>
-        <w:adjustRightInd w:val="0"/>
-        <w:spacing w:after="0" w:line="240" w:lineRule="auto"/>
-        <w:rPr>
-          <w:rFonts w:ascii="Cascadia Mono" w:hAnsi="Cascadia Mono" w:cs="Cascadia Mono"/>
-          <w:color w:val="000000"/>
-          <w:sz w:val="19"/>
-          <w:szCs w:val="19"/>
-          <w14:ligatures w14:val="standardContextual"/>
-        </w:rPr>
-      </w:pPr>
-    </w:p>
-    <w:p>
-      <w:pPr>
-        <w:autoSpaceDE w:val="0"/>
-        <w:autoSpaceDN w:val="0"/>
-        <w:adjustRightInd w:val="0"/>
-        <w:spacing w:after="0" w:line="240" w:lineRule="auto"/>
-        <w:rPr>
-          <w:rFonts w:ascii="Cascadia Mono" w:hAnsi="Cascadia Mono" w:cs="Cascadia Mono"/>
-          <w:color w:val="000000"/>
-          <w:sz w:val="19"/>
-          <w:szCs w:val="19"/>
-          <w14:ligatures w14:val="standardContextual"/>
-        </w:rPr>
-      </w:pPr>
-      <w:r>
-        <w:rPr>
-          <w:rFonts w:ascii="Cascadia Mono" w:hAnsi="Cascadia Mono" w:cs="Cascadia Mono"/>
-          <w:color w:val="000000"/>
-          <w:sz w:val="19"/>
-          <w:szCs w:val="19"/>
-          <w14:ligatures w14:val="standardContextual"/>
-        </w:rPr>
-        <w:t xml:space="preserve">    </w:t>
-      </w:r>
-      <w:proofErr w:type="spellStart"/>
-      <w:r>
-        <w:rPr>
-          <w:rFonts w:ascii="Cascadia Mono" w:hAnsi="Cascadia Mono" w:cs="Cascadia Mono"/>
-          <w:color w:val="000000"/>
-          <w:sz w:val="19"/>
-          <w:szCs w:val="19"/>
-          <w14:ligatures w14:val="standardContextual"/>
-        </w:rPr>
-        <w:t>std</w:t>
-      </w:r>
-      <w:proofErr w:type="spellEnd"/>
-      <w:r>
-        <w:rPr>
-          <w:rFonts w:ascii="Cascadia Mono" w:hAnsi="Cascadia Mono" w:cs="Cascadia Mono"/>
-          <w:color w:val="000000"/>
-          <w:sz w:val="19"/>
-          <w:szCs w:val="19"/>
-          <w14:ligatures w14:val="standardContextual"/>
-        </w:rPr>
-        <w:t>::</w:t>
-      </w:r>
-      <w:proofErr w:type="spellStart"/>
-      <w:r>
-        <w:rPr>
-          <w:rFonts w:ascii="Cascadia Mono" w:hAnsi="Cascadia Mono" w:cs="Cascadia Mono"/>
-          <w:color w:val="000000"/>
-          <w:sz w:val="19"/>
-          <w:szCs w:val="19"/>
-          <w14:ligatures w14:val="standardContextual"/>
-        </w:rPr>
-        <w:t>getline</w:t>
-      </w:r>
-      <w:proofErr w:type="spellEnd"/>
-      <w:r>
-        <w:rPr>
-          <w:rFonts w:ascii="Cascadia Mono" w:hAnsi="Cascadia Mono" w:cs="Cascadia Mono"/>
-          <w:color w:val="000000"/>
-          <w:sz w:val="19"/>
-          <w:szCs w:val="19"/>
-          <w14:ligatures w14:val="standardContextual"/>
-        </w:rPr>
-        <w:t>(</w:t>
-      </w:r>
-      <w:proofErr w:type="spellStart"/>
-      <w:r>
-        <w:rPr>
-          <w:rFonts w:ascii="Cascadia Mono" w:hAnsi="Cascadia Mono" w:cs="Cascadia Mono"/>
-          <w:color w:val="000000"/>
-          <w:sz w:val="19"/>
-          <w:szCs w:val="19"/>
-          <w14:ligatures w14:val="standardContextual"/>
-        </w:rPr>
-        <w:t>inFile</w:t>
-      </w:r>
-      <w:proofErr w:type="spellEnd"/>
-      <w:r>
-        <w:rPr>
-          <w:rFonts w:ascii="Cascadia Mono" w:hAnsi="Cascadia Mono" w:cs="Cascadia Mono"/>
-          <w:color w:val="000000"/>
-          <w:sz w:val="19"/>
-          <w:szCs w:val="19"/>
-          <w14:ligatures w14:val="standardContextual"/>
-        </w:rPr>
-        <w:t xml:space="preserve">, </w:t>
-      </w:r>
-      <w:proofErr w:type="spellStart"/>
-      <w:r>
-        <w:rPr>
-          <w:rFonts w:ascii="Cascadia Mono" w:hAnsi="Cascadia Mono" w:cs="Cascadia Mono"/>
-          <w:color w:val="000000"/>
-          <w:sz w:val="19"/>
-          <w:szCs w:val="19"/>
-          <w14:ligatures w14:val="standardContextual"/>
-        </w:rPr>
-        <w:t>line</w:t>
-      </w:r>
-      <w:proofErr w:type="spellEnd"/>
-      <w:r>
-        <w:rPr>
-          <w:rFonts w:ascii="Cascadia Mono" w:hAnsi="Cascadia Mono" w:cs="Cascadia Mono"/>
-          <w:color w:val="000000"/>
-          <w:sz w:val="19"/>
-          <w:szCs w:val="19"/>
-          <w14:ligatures w14:val="standardContextual"/>
-        </w:rPr>
-        <w:t>);</w:t>
-      </w:r>
-    </w:p>
-    <w:p>
-      <w:pPr>
-        <w:autoSpaceDE w:val="0"/>
-        <w:autoSpaceDN w:val="0"/>
-        <w:adjustRightInd w:val="0"/>
-        <w:spacing w:after="0" w:line="240" w:lineRule="auto"/>
-        <w:rPr>
-          <w:rFonts w:ascii="Cascadia Mono" w:hAnsi="Cascadia Mono" w:cs="Cascadia Mono"/>
-          <w:color w:val="000000"/>
-          <w:sz w:val="19"/>
-          <w:szCs w:val="19"/>
-          <w14:ligatures w14:val="standardContextual"/>
-        </w:rPr>
-      </w:pPr>
-      <w:r>
-        <w:rPr>
-          <w:rFonts w:ascii="Cascadia Mono" w:hAnsi="Cascadia Mono" w:cs="Cascadia Mono"/>
-          <w:color w:val="000000"/>
-          <w:sz w:val="19"/>
-          <w:szCs w:val="19"/>
-          <w14:ligatures w14:val="standardContextual"/>
-        </w:rPr>
-        <w:t xml:space="preserve">    </w:t>
-      </w:r>
-      <w:r>
-        <w:rPr>
-          <w:rFonts w:ascii="Cascadia Mono" w:hAnsi="Cascadia Mono" w:cs="Cascadia Mono"/>
-          <w:color w:val="6F008A"/>
-          <w:sz w:val="19"/>
-          <w:szCs w:val="19"/>
-          <w14:ligatures w14:val="standardContextual"/>
-        </w:rPr>
-        <w:t>ASSERT_EQ</w:t>
-      </w:r>
-      <w:r>
-        <w:rPr>
-          <w:rFonts w:ascii="Cascadia Mono" w:hAnsi="Cascadia Mono" w:cs="Cascadia Mono"/>
-          <w:color w:val="000000"/>
-          <w:sz w:val="19"/>
-          <w:szCs w:val="19"/>
-          <w14:ligatures w14:val="standardContextual"/>
-        </w:rPr>
-        <w:t>(</w:t>
-      </w:r>
-      <w:proofErr w:type="spellStart"/>
-      <w:r>
-        <w:rPr>
-          <w:rFonts w:ascii="Cascadia Mono" w:hAnsi="Cascadia Mono" w:cs="Cascadia Mono"/>
-          <w:color w:val="000000"/>
-          <w:sz w:val="19"/>
-          <w:szCs w:val="19"/>
-          <w14:ligatures w14:val="standardContextual"/>
-        </w:rPr>
-        <w:t>line</w:t>
-      </w:r>
-      <w:proofErr w:type="spellEnd"/>
-      <w:r>
-        <w:rPr>
-          <w:rFonts w:ascii="Cascadia Mono" w:hAnsi="Cascadia Mono" w:cs="Cascadia Mono"/>
-          <w:color w:val="000000"/>
-          <w:sz w:val="19"/>
-          <w:szCs w:val="19"/>
-          <w14:ligatures w14:val="standardContextual"/>
-        </w:rPr>
-        <w:t>, player2Move);</w:t>
-      </w:r>
-    </w:p>
-    <w:p>
-      <w:pPr>
-        <w:autoSpaceDE w:val="0"/>
-        <w:autoSpaceDN w:val="0"/>
-        <w:adjustRightInd w:val="0"/>
-        <w:spacing w:after="0" w:line="240" w:lineRule="auto"/>
-        <w:rPr>
-          <w:rFonts w:ascii="Cascadia Mono" w:hAnsi="Cascadia Mono" w:cs="Cascadia Mono"/>
-          <w:color w:val="000000"/>
-          <w:sz w:val="19"/>
-          <w:szCs w:val="19"/>
-          <w14:ligatures w14:val="standardContextual"/>
-        </w:rPr>
-      </w:pPr>
-    </w:p>
-    <w:p>
-      <w:pPr>
-        <w:autoSpaceDE w:val="0"/>
-        <w:autoSpaceDN w:val="0"/>
-        <w:adjustRightInd w:val="0"/>
-        <w:spacing w:after="0" w:line="240" w:lineRule="auto"/>
-        <w:rPr>
-          <w:rFonts w:ascii="Cascadia Mono" w:hAnsi="Cascadia Mono" w:cs="Cascadia Mono"/>
-          <w:color w:val="000000"/>
-          <w:sz w:val="19"/>
-          <w:szCs w:val="19"/>
-          <w14:ligatures w14:val="standardContextual"/>
-        </w:rPr>
-      </w:pPr>
-      <w:r>
-        <w:rPr>
-          <w:rFonts w:ascii="Cascadia Mono" w:hAnsi="Cascadia Mono" w:cs="Cascadia Mono"/>
-          <w:color w:val="000000"/>
-          <w:sz w:val="19"/>
-          <w:szCs w:val="19"/>
-          <w14:ligatures w14:val="standardContextual"/>
-        </w:rPr>
-        <w:t xml:space="preserve">    </w:t>
-      </w:r>
-      <w:proofErr w:type="spellStart"/>
-      <w:r>
-        <w:rPr>
-          <w:rFonts w:ascii="Cascadia Mono" w:hAnsi="Cascadia Mono" w:cs="Cascadia Mono"/>
-          <w:color w:val="000000"/>
-          <w:sz w:val="19"/>
-          <w:szCs w:val="19"/>
-          <w14:ligatures w14:val="standardContextual"/>
-        </w:rPr>
-        <w:t>std</w:t>
-      </w:r>
-      <w:proofErr w:type="spellEnd"/>
-      <w:r>
-        <w:rPr>
-          <w:rFonts w:ascii="Cascadia Mono" w:hAnsi="Cascadia Mono" w:cs="Cascadia Mono"/>
-          <w:color w:val="000000"/>
-          <w:sz w:val="19"/>
-          <w:szCs w:val="19"/>
-          <w14:ligatures w14:val="standardContextual"/>
-        </w:rPr>
-        <w:t>::</w:t>
-      </w:r>
-      <w:proofErr w:type="spellStart"/>
-      <w:r>
-        <w:rPr>
-          <w:rFonts w:ascii="Cascadia Mono" w:hAnsi="Cascadia Mono" w:cs="Cascadia Mono"/>
-          <w:color w:val="000000"/>
-          <w:sz w:val="19"/>
-          <w:szCs w:val="19"/>
-          <w14:ligatures w14:val="standardContextual"/>
-        </w:rPr>
-        <w:t>getline</w:t>
-      </w:r>
-      <w:proofErr w:type="spellEnd"/>
-      <w:r>
-        <w:rPr>
-          <w:rFonts w:ascii="Cascadia Mono" w:hAnsi="Cascadia Mono" w:cs="Cascadia Mono"/>
-          <w:color w:val="000000"/>
-          <w:sz w:val="19"/>
-          <w:szCs w:val="19"/>
-          <w14:ligatures w14:val="standardContextual"/>
-        </w:rPr>
-        <w:t>(</w:t>
-      </w:r>
-      <w:proofErr w:type="spellStart"/>
-      <w:r>
-        <w:rPr>
-          <w:rFonts w:ascii="Cascadia Mono" w:hAnsi="Cascadia Mono" w:cs="Cascadia Mono"/>
-          <w:color w:val="000000"/>
-          <w:sz w:val="19"/>
-          <w:szCs w:val="19"/>
-          <w14:ligatures w14:val="standardContextual"/>
-        </w:rPr>
-        <w:t>inFile</w:t>
-      </w:r>
-      <w:proofErr w:type="spellEnd"/>
-      <w:r>
-        <w:rPr>
-          <w:rFonts w:ascii="Cascadia Mono" w:hAnsi="Cascadia Mono" w:cs="Cascadia Mono"/>
-          <w:color w:val="000000"/>
-          <w:sz w:val="19"/>
-          <w:szCs w:val="19"/>
-          <w14:ligatures w14:val="standardContextual"/>
-        </w:rPr>
-        <w:t xml:space="preserve">, </w:t>
-      </w:r>
-      <w:proofErr w:type="spellStart"/>
-      <w:r>
-        <w:rPr>
-          <w:rFonts w:ascii="Cascadia Mono" w:hAnsi="Cascadia Mono" w:cs="Cascadia Mono"/>
-          <w:color w:val="000000"/>
-          <w:sz w:val="19"/>
-          <w:szCs w:val="19"/>
-          <w14:ligatures w14:val="standardContextual"/>
-        </w:rPr>
-        <w:t>line</w:t>
-      </w:r>
-      <w:proofErr w:type="spellEnd"/>
-      <w:r>
-        <w:rPr>
-          <w:rFonts w:ascii="Cascadia Mono" w:hAnsi="Cascadia Mono" w:cs="Cascadia Mono"/>
-          <w:color w:val="000000"/>
-          <w:sz w:val="19"/>
-          <w:szCs w:val="19"/>
-          <w14:ligatures w14:val="standardContextual"/>
-        </w:rPr>
-        <w:t>);</w:t>
-      </w:r>
-    </w:p>
-    <w:p>
-      <w:pPr>
-        <w:autoSpaceDE w:val="0"/>
-        <w:autoSpaceDN w:val="0"/>
-        <w:adjustRightInd w:val="0"/>
-        <w:spacing w:after="0" w:line="240" w:lineRule="auto"/>
-        <w:rPr>
-          <w:rFonts w:ascii="Cascadia Mono" w:hAnsi="Cascadia Mono" w:cs="Cascadia Mono"/>
-          <w:color w:val="000000"/>
-          <w:sz w:val="19"/>
-          <w:szCs w:val="19"/>
-          <w14:ligatures w14:val="standardContextual"/>
-        </w:rPr>
-      </w:pPr>
-      <w:r>
-        <w:rPr>
-          <w:rFonts w:ascii="Cascadia Mono" w:hAnsi="Cascadia Mono" w:cs="Cascadia Mono"/>
-          <w:color w:val="000000"/>
-          <w:sz w:val="19"/>
-          <w:szCs w:val="19"/>
-          <w14:ligatures w14:val="standardContextual"/>
-        </w:rPr>
-        <w:t xml:space="preserve">    </w:t>
-      </w:r>
-      <w:r>
-        <w:rPr>
-          <w:rFonts w:ascii="Cascadia Mono" w:hAnsi="Cascadia Mono" w:cs="Cascadia Mono"/>
-          <w:color w:val="6F008A"/>
-          <w:sz w:val="19"/>
-          <w:szCs w:val="19"/>
-          <w14:ligatures w14:val="standardContextual"/>
-        </w:rPr>
-        <w:t>ASSERT_EQ</w:t>
-      </w:r>
-      <w:r>
-        <w:rPr>
-          <w:rFonts w:ascii="Cascadia Mono" w:hAnsi="Cascadia Mono" w:cs="Cascadia Mono"/>
-          <w:color w:val="000000"/>
-          <w:sz w:val="19"/>
-          <w:szCs w:val="19"/>
-          <w14:ligatures w14:val="standardContextual"/>
-        </w:rPr>
-        <w:t>(</w:t>
-      </w:r>
-      <w:proofErr w:type="spellStart"/>
-      <w:r>
-        <w:rPr>
-          <w:rFonts w:ascii="Cascadia Mono" w:hAnsi="Cascadia Mono" w:cs="Cascadia Mono"/>
-          <w:color w:val="000000"/>
-          <w:sz w:val="19"/>
-          <w:szCs w:val="19"/>
-          <w14:ligatures w14:val="standardContextual"/>
-        </w:rPr>
-        <w:t>std</w:t>
-      </w:r>
-      <w:proofErr w:type="spellEnd"/>
-      <w:r>
-        <w:rPr>
-          <w:rFonts w:ascii="Cascadia Mono" w:hAnsi="Cascadia Mono" w:cs="Cascadia Mono"/>
-          <w:color w:val="000000"/>
-          <w:sz w:val="19"/>
-          <w:szCs w:val="19"/>
-          <w14:ligatures w14:val="standardContextual"/>
-        </w:rPr>
-        <w:t>::</w:t>
-      </w:r>
-      <w:proofErr w:type="spellStart"/>
-      <w:r>
-        <w:rPr>
-          <w:rFonts w:ascii="Cascadia Mono" w:hAnsi="Cascadia Mono" w:cs="Cascadia Mono"/>
-          <w:color w:val="000000"/>
-          <w:sz w:val="19"/>
-          <w:szCs w:val="19"/>
-          <w14:ligatures w14:val="standardContextual"/>
-        </w:rPr>
-        <w:t>stoi</w:t>
-      </w:r>
-      <w:proofErr w:type="spellEnd"/>
-      <w:r>
-        <w:rPr>
-          <w:rFonts w:ascii="Cascadia Mono" w:hAnsi="Cascadia Mono" w:cs="Cascadia Mono"/>
-          <w:color w:val="000000"/>
-          <w:sz w:val="19"/>
-          <w:szCs w:val="19"/>
-          <w14:ligatures w14:val="standardContextual"/>
-        </w:rPr>
-        <w:t>(</w:t>
-      </w:r>
-      <w:proofErr w:type="spellStart"/>
-      <w:r>
-        <w:rPr>
-          <w:rFonts w:ascii="Cascadia Mono" w:hAnsi="Cascadia Mono" w:cs="Cascadia Mono"/>
-          <w:color w:val="000000"/>
-          <w:sz w:val="19"/>
-          <w:szCs w:val="19"/>
-          <w14:ligatures w14:val="standardContextual"/>
-        </w:rPr>
-        <w:t>line</w:t>
-      </w:r>
-      <w:proofErr w:type="spellEnd"/>
-      <w:r>
-        <w:rPr>
-          <w:rFonts w:ascii="Cascadia Mono" w:hAnsi="Cascadia Mono" w:cs="Cascadia Mono"/>
-          <w:color w:val="000000"/>
-          <w:sz w:val="19"/>
-          <w:szCs w:val="19"/>
-          <w14:ligatures w14:val="standardContextual"/>
-        </w:rPr>
-        <w:t>), player1Score);</w:t>
-      </w:r>
-    </w:p>
-    <w:p>
-      <w:pPr>
-        <w:autoSpaceDE w:val="0"/>
-        <w:autoSpaceDN w:val="0"/>
-        <w:adjustRightInd w:val="0"/>
-        <w:spacing w:after="0" w:line="240" w:lineRule="auto"/>
-        <w:rPr>
-          <w:rFonts w:ascii="Cascadia Mono" w:hAnsi="Cascadia Mono" w:cs="Cascadia Mono"/>
-          <w:color w:val="000000"/>
-          <w:sz w:val="19"/>
-          <w:szCs w:val="19"/>
-          <w14:ligatures w14:val="standardContextual"/>
-        </w:rPr>
-      </w:pPr>
-    </w:p>
-    <w:p>
-      <w:pPr>
-        <w:autoSpaceDE w:val="0"/>
-        <w:autoSpaceDN w:val="0"/>
-        <w:adjustRightInd w:val="0"/>
-        <w:spacing w:after="0" w:line="240" w:lineRule="auto"/>
-        <w:rPr>
-          <w:rFonts w:ascii="Cascadia Mono" w:hAnsi="Cascadia Mono" w:cs="Cascadia Mono"/>
-          <w:color w:val="000000"/>
-          <w:sz w:val="19"/>
-          <w:szCs w:val="19"/>
-          <w14:ligatures w14:val="standardContextual"/>
-        </w:rPr>
-      </w:pPr>
-      <w:r>
-        <w:rPr>
-          <w:rFonts w:ascii="Cascadia Mono" w:hAnsi="Cascadia Mono" w:cs="Cascadia Mono"/>
-          <w:color w:val="000000"/>
-          <w:sz w:val="19"/>
-          <w:szCs w:val="19"/>
-          <w14:ligatures w14:val="standardContextual"/>
-        </w:rPr>
-        <w:t xml:space="preserve">    </w:t>
-      </w:r>
-      <w:proofErr w:type="spellStart"/>
-      <w:r>
-        <w:rPr>
-          <w:rFonts w:ascii="Cascadia Mono" w:hAnsi="Cascadia Mono" w:cs="Cascadia Mono"/>
-          <w:color w:val="000000"/>
-          <w:sz w:val="19"/>
-          <w:szCs w:val="19"/>
-          <w14:ligatures w14:val="standardContextual"/>
-        </w:rPr>
-        <w:t>std</w:t>
-      </w:r>
-      <w:proofErr w:type="spellEnd"/>
-      <w:r>
-        <w:rPr>
-          <w:rFonts w:ascii="Cascadia Mono" w:hAnsi="Cascadia Mono" w:cs="Cascadia Mono"/>
-          <w:color w:val="000000"/>
-          <w:sz w:val="19"/>
-          <w:szCs w:val="19"/>
-          <w14:ligatures w14:val="standardContextual"/>
-        </w:rPr>
-        <w:t>::</w:t>
-      </w:r>
-      <w:proofErr w:type="spellStart"/>
-      <w:r>
-        <w:rPr>
-          <w:rFonts w:ascii="Cascadia Mono" w:hAnsi="Cascadia Mono" w:cs="Cascadia Mono"/>
-          <w:color w:val="000000"/>
-          <w:sz w:val="19"/>
-          <w:szCs w:val="19"/>
-          <w14:ligatures w14:val="standardContextual"/>
-        </w:rPr>
-        <w:t>getline</w:t>
-      </w:r>
-      <w:proofErr w:type="spellEnd"/>
-      <w:r>
-        <w:rPr>
-          <w:rFonts w:ascii="Cascadia Mono" w:hAnsi="Cascadia Mono" w:cs="Cascadia Mono"/>
-          <w:color w:val="000000"/>
-          <w:sz w:val="19"/>
-          <w:szCs w:val="19"/>
-          <w14:ligatures w14:val="standardContextual"/>
-        </w:rPr>
-        <w:t>(</w:t>
-      </w:r>
-      <w:proofErr w:type="spellStart"/>
-      <w:r>
-        <w:rPr>
-          <w:rFonts w:ascii="Cascadia Mono" w:hAnsi="Cascadia Mono" w:cs="Cascadia Mono"/>
-          <w:color w:val="000000"/>
-          <w:sz w:val="19"/>
-          <w:szCs w:val="19"/>
-          <w14:ligatures w14:val="standardContextual"/>
-        </w:rPr>
-        <w:t>inFile</w:t>
-      </w:r>
-      <w:proofErr w:type="spellEnd"/>
-      <w:r>
-        <w:rPr>
-          <w:rFonts w:ascii="Cascadia Mono" w:hAnsi="Cascadia Mono" w:cs="Cascadia Mono"/>
-          <w:color w:val="000000"/>
-          <w:sz w:val="19"/>
-          <w:szCs w:val="19"/>
-          <w14:ligatures w14:val="standardContextual"/>
-        </w:rPr>
-        <w:t xml:space="preserve">, </w:t>
-      </w:r>
-      <w:proofErr w:type="spellStart"/>
-      <w:r>
-        <w:rPr>
-          <w:rFonts w:ascii="Cascadia Mono" w:hAnsi="Cascadia Mono" w:cs="Cascadia Mono"/>
-          <w:color w:val="000000"/>
-          <w:sz w:val="19"/>
-          <w:szCs w:val="19"/>
-          <w14:ligatures w14:val="standardContextual"/>
-        </w:rPr>
-        <w:t>line</w:t>
-      </w:r>
-      <w:proofErr w:type="spellEnd"/>
-      <w:r>
-        <w:rPr>
-          <w:rFonts w:ascii="Cascadia Mono" w:hAnsi="Cascadia Mono" w:cs="Cascadia Mono"/>
-          <w:color w:val="000000"/>
-          <w:sz w:val="19"/>
-          <w:szCs w:val="19"/>
-          <w14:ligatures w14:val="standardContextual"/>
-        </w:rPr>
-        <w:t>);</w:t>
-      </w:r>
-    </w:p>
-    <w:p>
-      <w:pPr>
-        <w:autoSpaceDE w:val="0"/>
-        <w:autoSpaceDN w:val="0"/>
-        <w:adjustRightInd w:val="0"/>
-        <w:spacing w:after="0" w:line="240" w:lineRule="auto"/>
-        <w:rPr>
-          <w:rFonts w:ascii="Cascadia Mono" w:hAnsi="Cascadia Mono" w:cs="Cascadia Mono"/>
-          <w:color w:val="000000"/>
-          <w:sz w:val="19"/>
-          <w:szCs w:val="19"/>
-          <w14:ligatures w14:val="standardContextual"/>
-        </w:rPr>
-      </w:pPr>
-      <w:r>
-        <w:rPr>
-          <w:rFonts w:ascii="Cascadia Mono" w:hAnsi="Cascadia Mono" w:cs="Cascadia Mono"/>
-          <w:color w:val="000000"/>
-          <w:sz w:val="19"/>
-          <w:szCs w:val="19"/>
-          <w14:ligatures w14:val="standardContextual"/>
-        </w:rPr>
-        <w:t xml:space="preserve">    </w:t>
-      </w:r>
-      <w:r>
-        <w:rPr>
-          <w:rFonts w:ascii="Cascadia Mono" w:hAnsi="Cascadia Mono" w:cs="Cascadia Mono"/>
-          <w:color w:val="6F008A"/>
-          <w:sz w:val="19"/>
-          <w:szCs w:val="19"/>
-          <w14:ligatures w14:val="standardContextual"/>
-        </w:rPr>
-        <w:t>ASSERT_EQ</w:t>
-      </w:r>
-      <w:r>
-        <w:rPr>
-          <w:rFonts w:ascii="Cascadia Mono" w:hAnsi="Cascadia Mono" w:cs="Cascadia Mono"/>
-          <w:color w:val="000000"/>
-          <w:sz w:val="19"/>
-          <w:szCs w:val="19"/>
-          <w14:ligatures w14:val="standardContextual"/>
-        </w:rPr>
-        <w:t>(</w:t>
-      </w:r>
-      <w:proofErr w:type="spellStart"/>
-      <w:r>
-        <w:rPr>
-          <w:rFonts w:ascii="Cascadia Mono" w:hAnsi="Cascadia Mono" w:cs="Cascadia Mono"/>
-          <w:color w:val="000000"/>
-          <w:sz w:val="19"/>
-          <w:szCs w:val="19"/>
-          <w14:ligatures w14:val="standardContextual"/>
-        </w:rPr>
-        <w:t>std</w:t>
-      </w:r>
-      <w:proofErr w:type="spellEnd"/>
-      <w:r>
-        <w:rPr>
-          <w:rFonts w:ascii="Cascadia Mono" w:hAnsi="Cascadia Mono" w:cs="Cascadia Mono"/>
-          <w:color w:val="000000"/>
-          <w:sz w:val="19"/>
-          <w:szCs w:val="19"/>
-          <w14:ligatures w14:val="standardContextual"/>
-        </w:rPr>
-        <w:t>::</w:t>
-      </w:r>
-      <w:proofErr w:type="spellStart"/>
-      <w:r>
-        <w:rPr>
-          <w:rFonts w:ascii="Cascadia Mono" w:hAnsi="Cascadia Mono" w:cs="Cascadia Mono"/>
-          <w:color w:val="000000"/>
-          <w:sz w:val="19"/>
-          <w:szCs w:val="19"/>
-          <w14:ligatures w14:val="standardContextual"/>
-        </w:rPr>
-        <w:t>stoi</w:t>
-      </w:r>
-      <w:proofErr w:type="spellEnd"/>
-      <w:r>
-        <w:rPr>
-          <w:rFonts w:ascii="Cascadia Mono" w:hAnsi="Cascadia Mono" w:cs="Cascadia Mono"/>
-          <w:color w:val="000000"/>
-          <w:sz w:val="19"/>
-          <w:szCs w:val="19"/>
-          <w14:ligatures w14:val="standardContextual"/>
-        </w:rPr>
-        <w:t>(</w:t>
-      </w:r>
-      <w:proofErr w:type="spellStart"/>
-      <w:r>
-        <w:rPr>
-          <w:rFonts w:ascii="Cascadia Mono" w:hAnsi="Cascadia Mono" w:cs="Cascadia Mono"/>
-          <w:color w:val="000000"/>
-          <w:sz w:val="19"/>
-          <w:szCs w:val="19"/>
-          <w14:ligatures w14:val="standardContextual"/>
-        </w:rPr>
-        <w:t>line</w:t>
-      </w:r>
-      <w:proofErr w:type="spellEnd"/>
-      <w:r>
-        <w:rPr>
-          <w:rFonts w:ascii="Cascadia Mono" w:hAnsi="Cascadia Mono" w:cs="Cascadia Mono"/>
-          <w:color w:val="000000"/>
-          <w:sz w:val="19"/>
-          <w:szCs w:val="19"/>
-          <w14:ligatures w14:val="standardContextual"/>
-        </w:rPr>
-        <w:t>), player2Score);</w:t>
-      </w:r>
-    </w:p>
-    <w:p>
-      <w:pPr>
-        <w:autoSpaceDE w:val="0"/>
-        <w:autoSpaceDN w:val="0"/>
-        <w:adjustRightInd w:val="0"/>
-        <w:spacing w:after="0" w:line="240" w:lineRule="auto"/>
-        <w:rPr>
-          <w:rFonts w:ascii="Cascadia Mono" w:hAnsi="Cascadia Mono" w:cs="Cascadia Mono"/>
-          <w:color w:val="000000"/>
-          <w:sz w:val="19"/>
-          <w:szCs w:val="19"/>
-          <w14:ligatures w14:val="standardContextual"/>
-        </w:rPr>
-      </w:pPr>
-    </w:p>
-    <w:p>
-      <w:pPr>
-        <w:autoSpaceDE w:val="0"/>
-        <w:autoSpaceDN w:val="0"/>
-        <w:adjustRightInd w:val="0"/>
-        <w:spacing w:after="0" w:line="240" w:lineRule="auto"/>
-        <w:rPr>
-          <w:rFonts w:ascii="Cascadia Mono" w:hAnsi="Cascadia Mono" w:cs="Cascadia Mono"/>
-          <w:color w:val="000000"/>
-          <w:sz w:val="19"/>
-          <w:szCs w:val="19"/>
-          <w14:ligatures w14:val="standardContextual"/>
-        </w:rPr>
-      </w:pPr>
-      <w:r>
-        <w:rPr>
-          <w:rFonts w:ascii="Cascadia Mono" w:hAnsi="Cascadia Mono" w:cs="Cascadia Mono"/>
-          <w:color w:val="000000"/>
-          <w:sz w:val="19"/>
-          <w:szCs w:val="19"/>
-          <w14:ligatures w14:val="standardContextual"/>
-        </w:rPr>
-        <w:t xml:space="preserve">    </w:t>
-      </w:r>
-      <w:proofErr w:type="spellStart"/>
-      <w:r>
-        <w:rPr>
-          <w:rFonts w:ascii="Cascadia Mono" w:hAnsi="Cascadia Mono" w:cs="Cascadia Mono"/>
-          <w:color w:val="000000"/>
-          <w:sz w:val="19"/>
-          <w:szCs w:val="19"/>
-          <w14:ligatures w14:val="standardContextual"/>
-        </w:rPr>
-        <w:t>inFile.close</w:t>
-      </w:r>
-      <w:proofErr w:type="spellEnd"/>
-      <w:r>
-        <w:rPr>
-          <w:rFonts w:ascii="Cascadia Mono" w:hAnsi="Cascadia Mono" w:cs="Cascadia Mono"/>
-          <w:color w:val="000000"/>
-          <w:sz w:val="19"/>
-          <w:szCs w:val="19"/>
-          <w14:ligatures w14:val="standardContextual"/>
-        </w:rPr>
-        <w:t>();</w:t>
-      </w:r>
-    </w:p>
-    <w:p>
-      <w:pPr>
-        <w:autoSpaceDE w:val="0"/>
-        <w:autoSpaceDN w:val="0"/>
-        <w:adjustRightInd w:val="0"/>
-        <w:spacing w:after="0" w:line="240" w:lineRule="auto"/>
-        <w:rPr>
-          <w:rFonts w:ascii="Cascadia Mono" w:hAnsi="Cascadia Mono" w:cs="Cascadia Mono"/>
-          <w:color w:val="000000"/>
-          <w:sz w:val="19"/>
-          <w:szCs w:val="19"/>
-          <w14:ligatures w14:val="standardContextual"/>
-        </w:rPr>
-      </w:pPr>
-      <w:r>
-        <w:rPr>
-          <w:rFonts w:ascii="Cascadia Mono" w:hAnsi="Cascadia Mono" w:cs="Cascadia Mono"/>
-          <w:color w:val="000000"/>
-          <w:sz w:val="19"/>
-          <w:szCs w:val="19"/>
-          <w14:ligatures w14:val="standardContextual"/>
-        </w:rPr>
-        <w:t xml:space="preserve">    </w:t>
-      </w:r>
-      <w:proofErr w:type="spellStart"/>
-      <w:r>
-        <w:rPr>
-          <w:rFonts w:ascii="Cascadia Mono" w:hAnsi="Cascadia Mono" w:cs="Cascadia Mono"/>
-          <w:color w:val="000000"/>
-          <w:sz w:val="19"/>
-          <w:szCs w:val="19"/>
-          <w14:ligatures w14:val="standardContextual"/>
-        </w:rPr>
-        <w:t>std</w:t>
-      </w:r>
-      <w:proofErr w:type="spellEnd"/>
-      <w:r>
-        <w:rPr>
-          <w:rFonts w:ascii="Cascadia Mono" w:hAnsi="Cascadia Mono" w:cs="Cascadia Mono"/>
-          <w:color w:val="000000"/>
-          <w:sz w:val="19"/>
-          <w:szCs w:val="19"/>
-          <w14:ligatures w14:val="standardContextual"/>
-        </w:rPr>
-        <w:t>::</w:t>
-      </w:r>
-      <w:proofErr w:type="spellStart"/>
-      <w:r>
-        <w:rPr>
-          <w:rFonts w:ascii="Cascadia Mono" w:hAnsi="Cascadia Mono" w:cs="Cascadia Mono"/>
-          <w:color w:val="000000"/>
-          <w:sz w:val="19"/>
-          <w:szCs w:val="19"/>
-          <w14:ligatures w14:val="standardContextual"/>
-        </w:rPr>
-        <w:t>remove</w:t>
-      </w:r>
-      <w:proofErr w:type="spellEnd"/>
-      <w:r>
-        <w:rPr>
-          <w:rFonts w:ascii="Cascadia Mono" w:hAnsi="Cascadia Mono" w:cs="Cascadia Mono"/>
-          <w:color w:val="000000"/>
-          <w:sz w:val="19"/>
-          <w:szCs w:val="19"/>
-          <w14:ligatures w14:val="standardContextual"/>
-        </w:rPr>
-        <w:t>(</w:t>
-      </w:r>
-      <w:proofErr w:type="spellStart"/>
-      <w:r>
-        <w:rPr>
-          <w:rFonts w:ascii="Cascadia Mono" w:hAnsi="Cascadia Mono" w:cs="Cascadia Mono"/>
-          <w:color w:val="000000"/>
-          <w:sz w:val="19"/>
-          <w:szCs w:val="19"/>
-          <w14:ligatures w14:val="standardContextual"/>
-        </w:rPr>
-        <w:t>filename.c_str</w:t>
-      </w:r>
-      <w:proofErr w:type="spellEnd"/>
-      <w:r>
-        <w:rPr>
-          <w:rFonts w:ascii="Cascadia Mono" w:hAnsi="Cascadia Mono" w:cs="Cascadia Mono"/>
-          <w:color w:val="000000"/>
-          <w:sz w:val="19"/>
-          <w:szCs w:val="19"/>
-          <w14:ligatures w14:val="standardContextual"/>
-        </w:rPr>
-        <w:t xml:space="preserve">());  </w:t>
-      </w:r>
-    </w:p>
-    <w:p>
-      <w:pPr>
-        <w:spacing w:line="360" w:lineRule="auto"/>
-        <w:rPr>
-          <w:rFonts w:ascii="Times New Roman" w:hAnsi="Times New Roman" w:cs="Times New Roman"/>
-          <w:b/>
-          <w:bCs/>
-          <w:sz w:val="28"/>
-          <w:szCs w:val="28"/>
-        </w:rPr>
-      </w:pPr>
-      <w:r>
-        <w:rPr>
-          <w:rFonts w:ascii="Cascadia Mono" w:hAnsi="Cascadia Mono" w:cs="Cascadia Mono"/>
-          <w:color w:val="000000"/>
-          <w:sz w:val="19"/>
-          <w:szCs w:val="19"/>
-          <w14:ligatures w14:val="standardContextual"/>
-        </w:rPr>
-        <w:t>}</w:t>
-      </w:r>
-    </w:p>
-    <w:p>
-      <w:pPr>
-        <w:autoSpaceDE w:val="0"/>
-        <w:autoSpaceDN w:val="0"/>
-        <w:adjustRightInd w:val="0"/>
-        <w:spacing w:after="0" w:line="240" w:lineRule="auto"/>
-        <w:rPr>
-          <w:rFonts w:ascii="Cascadia Mono" w:hAnsi="Cascadia Mono" w:cs="Cascadia Mono"/>
-          <w:color w:val="000000"/>
-          <w:sz w:val="19"/>
-          <w:szCs w:val="19"/>
-          <w14:ligatures w14:val="standardContextual"/>
-        </w:rPr>
-      </w:pPr>
-      <w:r>
-        <w:rPr>
-          <w:rFonts w:ascii="Cascadia Mono" w:hAnsi="Cascadia Mono" w:cs="Cascadia Mono"/>
-          <w:color w:val="6F008A"/>
-          <w:sz w:val="19"/>
-          <w:szCs w:val="19"/>
-          <w14:ligatures w14:val="standardContextual"/>
-        </w:rPr>
-        <w:t>TEST</w:t>
-      </w:r>
-      <w:r>
-        <w:rPr>
-          <w:rFonts w:ascii="Cascadia Mono" w:hAnsi="Cascadia Mono" w:cs="Cascadia Mono"/>
-          <w:color w:val="000000"/>
-          <w:sz w:val="19"/>
-          <w:szCs w:val="19"/>
-          <w14:ligatures w14:val="standardContextual"/>
-        </w:rPr>
-        <w:t>(</w:t>
-      </w:r>
-      <w:proofErr w:type="spellStart"/>
-      <w:r>
-        <w:rPr>
-          <w:rFonts w:ascii="Cascadia Mono" w:hAnsi="Cascadia Mono" w:cs="Cascadia Mono"/>
-          <w:color w:val="000000"/>
-          <w:sz w:val="19"/>
-          <w:szCs w:val="19"/>
-          <w14:ligatures w14:val="standardContextual"/>
-        </w:rPr>
-        <w:t>GameTests</w:t>
-      </w:r>
-      <w:proofErr w:type="spellEnd"/>
-      <w:r>
-        <w:rPr>
-          <w:rFonts w:ascii="Cascadia Mono" w:hAnsi="Cascadia Mono" w:cs="Cascadia Mono"/>
-          <w:color w:val="000000"/>
-          <w:sz w:val="19"/>
-          <w:szCs w:val="19"/>
-          <w14:ligatures w14:val="standardContextual"/>
-        </w:rPr>
-        <w:t xml:space="preserve">, </w:t>
-      </w:r>
-      <w:proofErr w:type="spellStart"/>
-      <w:r>
-        <w:rPr>
-          <w:rFonts w:ascii="Cascadia Mono" w:hAnsi="Cascadia Mono" w:cs="Cascadia Mono"/>
-          <w:color w:val="000000"/>
-          <w:sz w:val="19"/>
-          <w:szCs w:val="19"/>
-          <w14:ligatures w14:val="standardContextual"/>
-        </w:rPr>
-        <w:t>LoadGameState</w:t>
-      </w:r>
-      <w:proofErr w:type="spellEnd"/>
-      <w:r>
-        <w:rPr>
-          <w:rFonts w:ascii="Cascadia Mono" w:hAnsi="Cascadia Mono" w:cs="Cascadia Mono"/>
-          <w:color w:val="000000"/>
-          <w:sz w:val="19"/>
-          <w:szCs w:val="19"/>
-          <w14:ligatures w14:val="standardContextual"/>
-        </w:rPr>
-        <w:t>) {</w:t>
-      </w:r>
-    </w:p>
-    <w:p>
-      <w:pPr>
-        <w:autoSpaceDE w:val="0"/>
-        <w:autoSpaceDN w:val="0"/>
-        <w:adjustRightInd w:val="0"/>
-        <w:spacing w:after="0" w:line="240" w:lineRule="auto"/>
-        <w:rPr>
-          <w:rFonts w:ascii="Cascadia Mono" w:hAnsi="Cascadia Mono" w:cs="Cascadia Mono"/>
-          <w:color w:val="000000"/>
-          <w:sz w:val="19"/>
-          <w:szCs w:val="19"/>
-          <w14:ligatures w14:val="standardContextual"/>
-        </w:rPr>
-      </w:pPr>
-      <w:r>
-        <w:rPr>
-          <w:rFonts w:ascii="Cascadia Mono" w:hAnsi="Cascadia Mono" w:cs="Cascadia Mono"/>
-          <w:color w:val="000000"/>
-          <w:sz w:val="19"/>
-          <w:szCs w:val="19"/>
-          <w14:ligatures w14:val="standardContextual"/>
-        </w:rPr>
-        <w:t xml:space="preserve">    </w:t>
-      </w:r>
-      <w:proofErr w:type="spellStart"/>
-      <w:r>
-        <w:rPr>
-          <w:rFonts w:ascii="Cascadia Mono" w:hAnsi="Cascadia Mono" w:cs="Cascadia Mono"/>
-          <w:color w:val="000000"/>
-          <w:sz w:val="19"/>
-          <w:szCs w:val="19"/>
-          <w14:ligatures w14:val="standardContextual"/>
-        </w:rPr>
-        <w:t>std</w:t>
-      </w:r>
-      <w:proofErr w:type="spellEnd"/>
-      <w:r>
-        <w:rPr>
-          <w:rFonts w:ascii="Cascadia Mono" w:hAnsi="Cascadia Mono" w:cs="Cascadia Mono"/>
-          <w:color w:val="000000"/>
-          <w:sz w:val="19"/>
-          <w:szCs w:val="19"/>
-          <w14:ligatures w14:val="standardContextual"/>
-        </w:rPr>
-        <w:t>::</w:t>
-      </w:r>
-      <w:proofErr w:type="spellStart"/>
-      <w:r>
-        <w:rPr>
-          <w:rFonts w:ascii="Cascadia Mono" w:hAnsi="Cascadia Mono" w:cs="Cascadia Mono"/>
-          <w:color w:val="2B91AF"/>
-          <w:sz w:val="19"/>
-          <w:szCs w:val="19"/>
-          <w14:ligatures w14:val="standardContextual"/>
-        </w:rPr>
-        <w:t>string</w:t>
-      </w:r>
-      <w:proofErr w:type="spellEnd"/>
-      <w:r>
-        <w:rPr>
-          <w:rFonts w:ascii="Cascadia Mono" w:hAnsi="Cascadia Mono" w:cs="Cascadia Mono"/>
-          <w:color w:val="000000"/>
-          <w:sz w:val="19"/>
-          <w:szCs w:val="19"/>
-          <w14:ligatures w14:val="standardContextual"/>
-        </w:rPr>
-        <w:t xml:space="preserve"> </w:t>
-      </w:r>
-      <w:proofErr w:type="spellStart"/>
-      <w:r>
-        <w:rPr>
-          <w:rFonts w:ascii="Cascadia Mono" w:hAnsi="Cascadia Mono" w:cs="Cascadia Mono"/>
-          <w:color w:val="000000"/>
-          <w:sz w:val="19"/>
-          <w:szCs w:val="19"/>
-          <w14:ligatures w14:val="standardContextual"/>
-        </w:rPr>
-        <w:t>filename</w:t>
-      </w:r>
-      <w:proofErr w:type="spellEnd"/>
-      <w:r>
-        <w:rPr>
-          <w:rFonts w:ascii="Cascadia Mono" w:hAnsi="Cascadia Mono" w:cs="Cascadia Mono"/>
-          <w:color w:val="000000"/>
-          <w:sz w:val="19"/>
-          <w:szCs w:val="19"/>
-          <w14:ligatures w14:val="standardContextual"/>
-        </w:rPr>
-        <w:t xml:space="preserve"> = </w:t>
-      </w:r>
-      <w:r>
-        <w:rPr>
-          <w:rFonts w:ascii="Cascadia Mono" w:hAnsi="Cascadia Mono" w:cs="Cascadia Mono"/>
-          <w:color w:val="A31515"/>
-          <w:sz w:val="19"/>
-          <w:szCs w:val="19"/>
-          <w14:ligatures w14:val="standardContextual"/>
-        </w:rPr>
-        <w:t>"test_game.ini"</w:t>
-      </w:r>
-      <w:r>
-        <w:rPr>
-          <w:rFonts w:ascii="Cascadia Mono" w:hAnsi="Cascadia Mono" w:cs="Cascadia Mono"/>
-          <w:color w:val="000000"/>
-          <w:sz w:val="19"/>
-          <w:szCs w:val="19"/>
-          <w14:ligatures w14:val="standardContextual"/>
-        </w:rPr>
-        <w:t>;</w:t>
-      </w:r>
-    </w:p>
-    <w:p>
-      <w:pPr>
-        <w:autoSpaceDE w:val="0"/>
-        <w:autoSpaceDN w:val="0"/>
-        <w:adjustRightInd w:val="0"/>
-        <w:spacing w:after="0" w:line="240" w:lineRule="auto"/>
-        <w:rPr>
-          <w:rFonts w:ascii="Cascadia Mono" w:hAnsi="Cascadia Mono" w:cs="Cascadia Mono"/>
-          <w:color w:val="000000"/>
-          <w:sz w:val="19"/>
-          <w:szCs w:val="19"/>
-          <w14:ligatures w14:val="standardContextual"/>
-        </w:rPr>
-      </w:pPr>
-      <w:r>
-        <w:rPr>
-          <w:rFonts w:ascii="Cascadia Mono" w:hAnsi="Cascadia Mono" w:cs="Cascadia Mono"/>
-          <w:color w:val="000000"/>
-          <w:sz w:val="19"/>
-          <w:szCs w:val="19"/>
-          <w14:ligatures w14:val="standardContextual"/>
-        </w:rPr>
-        <w:t xml:space="preserve">    </w:t>
-      </w:r>
-      <w:proofErr w:type="spellStart"/>
-      <w:r>
-        <w:rPr>
-          <w:rFonts w:ascii="Cascadia Mono" w:hAnsi="Cascadia Mono" w:cs="Cascadia Mono"/>
-          <w:color w:val="000000"/>
-          <w:sz w:val="19"/>
-          <w:szCs w:val="19"/>
-          <w14:ligatures w14:val="standardContextual"/>
-        </w:rPr>
-        <w:t>std</w:t>
-      </w:r>
-      <w:proofErr w:type="spellEnd"/>
-      <w:r>
-        <w:rPr>
-          <w:rFonts w:ascii="Cascadia Mono" w:hAnsi="Cascadia Mono" w:cs="Cascadia Mono"/>
-          <w:color w:val="000000"/>
-          <w:sz w:val="19"/>
-          <w:szCs w:val="19"/>
-          <w14:ligatures w14:val="standardContextual"/>
-        </w:rPr>
-        <w:t>::</w:t>
-      </w:r>
-      <w:proofErr w:type="spellStart"/>
-      <w:r>
-        <w:rPr>
-          <w:rFonts w:ascii="Cascadia Mono" w:hAnsi="Cascadia Mono" w:cs="Cascadia Mono"/>
-          <w:color w:val="2B91AF"/>
-          <w:sz w:val="19"/>
-          <w:szCs w:val="19"/>
-          <w14:ligatures w14:val="standardContextual"/>
-        </w:rPr>
-        <w:t>ofstream</w:t>
-      </w:r>
-      <w:proofErr w:type="spellEnd"/>
-      <w:r>
-        <w:rPr>
-          <w:rFonts w:ascii="Cascadia Mono" w:hAnsi="Cascadia Mono" w:cs="Cascadia Mono"/>
-          <w:color w:val="000000"/>
-          <w:sz w:val="19"/>
-          <w:szCs w:val="19"/>
-          <w14:ligatures w14:val="standardContextual"/>
-        </w:rPr>
-        <w:t xml:space="preserve"> </w:t>
-      </w:r>
-      <w:proofErr w:type="spellStart"/>
-      <w:r>
-        <w:rPr>
-          <w:rFonts w:ascii="Cascadia Mono" w:hAnsi="Cascadia Mono" w:cs="Cascadia Mono"/>
-          <w:color w:val="000000"/>
-          <w:sz w:val="19"/>
-          <w:szCs w:val="19"/>
-          <w14:ligatures w14:val="standardContextual"/>
-        </w:rPr>
-        <w:t>outFile</w:t>
-      </w:r>
-      <w:proofErr w:type="spellEnd"/>
-      <w:r>
-        <w:rPr>
-          <w:rFonts w:ascii="Cascadia Mono" w:hAnsi="Cascadia Mono" w:cs="Cascadia Mono"/>
-          <w:color w:val="000000"/>
-          <w:sz w:val="19"/>
-          <w:szCs w:val="19"/>
-          <w14:ligatures w14:val="standardContextual"/>
-        </w:rPr>
-        <w:t>(</w:t>
-      </w:r>
-      <w:proofErr w:type="spellStart"/>
-      <w:r>
-        <w:rPr>
-          <w:rFonts w:ascii="Cascadia Mono" w:hAnsi="Cascadia Mono" w:cs="Cascadia Mono"/>
-          <w:color w:val="000000"/>
-          <w:sz w:val="19"/>
-          <w:szCs w:val="19"/>
-          <w14:ligatures w14:val="standardContextual"/>
-        </w:rPr>
-        <w:t>filename</w:t>
-      </w:r>
-      <w:proofErr w:type="spellEnd"/>
-      <w:r>
-        <w:rPr>
-          <w:rFonts w:ascii="Cascadia Mono" w:hAnsi="Cascadia Mono" w:cs="Cascadia Mono"/>
-          <w:color w:val="000000"/>
-          <w:sz w:val="19"/>
-          <w:szCs w:val="19"/>
-          <w14:ligatures w14:val="standardContextual"/>
-        </w:rPr>
-        <w:t>);</w:t>
-      </w:r>
-    </w:p>
-    <w:p>
-      <w:pPr>
-        <w:autoSpaceDE w:val="0"/>
-        <w:autoSpaceDN w:val="0"/>
-        <w:adjustRightInd w:val="0"/>
-        <w:spacing w:after="0" w:line="240" w:lineRule="auto"/>
-        <w:rPr>
-          <w:rFonts w:ascii="Cascadia Mono" w:hAnsi="Cascadia Mono" w:cs="Cascadia Mono"/>
-          <w:color w:val="000000"/>
-          <w:sz w:val="19"/>
-          <w:szCs w:val="19"/>
-          <w14:ligatures w14:val="standardContextual"/>
-        </w:rPr>
-      </w:pPr>
-      <w:r>
-        <w:rPr>
-          <w:rFonts w:ascii="Cascadia Mono" w:hAnsi="Cascadia Mono" w:cs="Cascadia Mono"/>
-          <w:color w:val="000000"/>
-          <w:sz w:val="19"/>
-          <w:szCs w:val="19"/>
-          <w14:ligatures w14:val="standardContextual"/>
-        </w:rPr>
-        <w:t xml:space="preserve">    </w:t>
-      </w:r>
-      <w:proofErr w:type="spellStart"/>
-      <w:r>
-        <w:rPr>
-          <w:rFonts w:ascii="Cascadia Mono" w:hAnsi="Cascadia Mono" w:cs="Cascadia Mono"/>
-          <w:color w:val="000000"/>
-          <w:sz w:val="19"/>
-          <w:szCs w:val="19"/>
-          <w14:ligatures w14:val="standardContextual"/>
-        </w:rPr>
-        <w:t>outFile</w:t>
-      </w:r>
-      <w:proofErr w:type="spellEnd"/>
-      <w:r>
-        <w:rPr>
-          <w:rFonts w:ascii="Cascadia Mono" w:hAnsi="Cascadia Mono" w:cs="Cascadia Mono"/>
-          <w:color w:val="000000"/>
-          <w:sz w:val="19"/>
-          <w:szCs w:val="19"/>
-          <w14:ligatures w14:val="standardContextual"/>
-        </w:rPr>
-        <w:t xml:space="preserve"> &lt;&lt; </w:t>
-      </w:r>
-      <w:r>
-        <w:rPr>
-          <w:rFonts w:ascii="Cascadia Mono" w:hAnsi="Cascadia Mono" w:cs="Cascadia Mono"/>
-          <w:color w:val="A31515"/>
-          <w:sz w:val="19"/>
-          <w:szCs w:val="19"/>
-          <w14:ligatures w14:val="standardContextual"/>
-        </w:rPr>
-        <w:t>"</w:t>
-      </w:r>
-      <w:proofErr w:type="spellStart"/>
-      <w:r>
-        <w:rPr>
-          <w:rFonts w:ascii="Cascadia Mono" w:hAnsi="Cascadia Mono" w:cs="Cascadia Mono"/>
-          <w:color w:val="A31515"/>
-          <w:sz w:val="19"/>
-          <w:szCs w:val="19"/>
-          <w14:ligatures w14:val="standardContextual"/>
-        </w:rPr>
-        <w:t>Man</w:t>
-      </w:r>
-      <w:proofErr w:type="spellEnd"/>
-      <w:r>
-        <w:rPr>
-          <w:rFonts w:ascii="Cascadia Mono" w:hAnsi="Cascadia Mono" w:cs="Cascadia Mono"/>
-          <w:color w:val="A31515"/>
-          <w:sz w:val="19"/>
-          <w:szCs w:val="19"/>
-          <w14:ligatures w14:val="standardContextual"/>
-        </w:rPr>
-        <w:t xml:space="preserve"> </w:t>
-      </w:r>
-      <w:proofErr w:type="spellStart"/>
-      <w:r>
-        <w:rPr>
-          <w:rFonts w:ascii="Cascadia Mono" w:hAnsi="Cascadia Mono" w:cs="Cascadia Mono"/>
-          <w:color w:val="A31515"/>
-          <w:sz w:val="19"/>
-          <w:szCs w:val="19"/>
-          <w14:ligatures w14:val="standardContextual"/>
-        </w:rPr>
-        <w:t>vs</w:t>
-      </w:r>
-      <w:proofErr w:type="spellEnd"/>
-      <w:r>
-        <w:rPr>
-          <w:rFonts w:ascii="Cascadia Mono" w:hAnsi="Cascadia Mono" w:cs="Cascadia Mono"/>
-          <w:color w:val="A31515"/>
-          <w:sz w:val="19"/>
-          <w:szCs w:val="19"/>
-          <w14:ligatures w14:val="standardContextual"/>
-        </w:rPr>
-        <w:t xml:space="preserve"> </w:t>
-      </w:r>
-      <w:proofErr w:type="spellStart"/>
-      <w:r>
-        <w:rPr>
-          <w:rFonts w:ascii="Cascadia Mono" w:hAnsi="Cascadia Mono" w:cs="Cascadia Mono"/>
-          <w:color w:val="A31515"/>
-          <w:sz w:val="19"/>
-          <w:szCs w:val="19"/>
-          <w14:ligatures w14:val="standardContextual"/>
-        </w:rPr>
-        <w:t>Man</w:t>
-      </w:r>
-      <w:proofErr w:type="spellEnd"/>
-      <w:r>
-        <w:rPr>
-          <w:rFonts w:ascii="Cascadia Mono" w:hAnsi="Cascadia Mono" w:cs="Cascadia Mono"/>
-          <w:color w:val="A31515"/>
-          <w:sz w:val="19"/>
-          <w:szCs w:val="19"/>
-          <w14:ligatures w14:val="standardContextual"/>
-        </w:rPr>
-        <w:t>\n"</w:t>
-      </w:r>
-      <w:r>
-        <w:rPr>
-          <w:rFonts w:ascii="Cascadia Mono" w:hAnsi="Cascadia Mono" w:cs="Cascadia Mono"/>
-          <w:color w:val="000000"/>
-          <w:sz w:val="19"/>
-          <w:szCs w:val="19"/>
-          <w14:ligatures w14:val="standardContextual"/>
-        </w:rPr>
-        <w:t>;</w:t>
-      </w:r>
-    </w:p>
-    <w:p>
-      <w:pPr>
-        <w:autoSpaceDE w:val="0"/>
-        <w:autoSpaceDN w:val="0"/>
-        <w:adjustRightInd w:val="0"/>
-        <w:spacing w:after="0" w:line="240" w:lineRule="auto"/>
-        <w:rPr>
-          <w:rFonts w:ascii="Cascadia Mono" w:hAnsi="Cascadia Mono" w:cs="Cascadia Mono"/>
-          <w:color w:val="000000"/>
-          <w:sz w:val="19"/>
-          <w:szCs w:val="19"/>
-          <w14:ligatures w14:val="standardContextual"/>
-        </w:rPr>
-      </w:pPr>
-      <w:r>
-        <w:rPr>
-          <w:rFonts w:ascii="Cascadia Mono" w:hAnsi="Cascadia Mono" w:cs="Cascadia Mono"/>
-          <w:color w:val="000000"/>
-          <w:sz w:val="19"/>
-          <w:szCs w:val="19"/>
-          <w14:ligatures w14:val="standardContextual"/>
-        </w:rPr>
-        <w:t xml:space="preserve">    </w:t>
-      </w:r>
-      <w:proofErr w:type="spellStart"/>
-      <w:r>
-        <w:rPr>
-          <w:rFonts w:ascii="Cascadia Mono" w:hAnsi="Cascadia Mono" w:cs="Cascadia Mono"/>
-          <w:color w:val="000000"/>
-          <w:sz w:val="19"/>
-          <w:szCs w:val="19"/>
-          <w14:ligatures w14:val="standardContextual"/>
-        </w:rPr>
-        <w:t>outFile</w:t>
-      </w:r>
-      <w:proofErr w:type="spellEnd"/>
-      <w:r>
-        <w:rPr>
-          <w:rFonts w:ascii="Cascadia Mono" w:hAnsi="Cascadia Mono" w:cs="Cascadia Mono"/>
-          <w:color w:val="000000"/>
-          <w:sz w:val="19"/>
-          <w:szCs w:val="19"/>
-          <w14:ligatures w14:val="standardContextual"/>
-        </w:rPr>
-        <w:t xml:space="preserve"> &lt;&lt; </w:t>
-      </w:r>
-      <w:r>
-        <w:rPr>
-          <w:rFonts w:ascii="Cascadia Mono" w:hAnsi="Cascadia Mono" w:cs="Cascadia Mono"/>
-          <w:color w:val="A31515"/>
-          <w:sz w:val="19"/>
-          <w:szCs w:val="19"/>
-          <w14:ligatures w14:val="standardContextual"/>
-        </w:rPr>
-        <w:t>"</w:t>
-      </w:r>
-      <w:proofErr w:type="spellStart"/>
-      <w:r>
-        <w:rPr>
-          <w:rFonts w:ascii="Cascadia Mono" w:hAnsi="Cascadia Mono" w:cs="Cascadia Mono"/>
-          <w:color w:val="A31515"/>
-          <w:sz w:val="19"/>
-          <w:szCs w:val="19"/>
-          <w14:ligatures w14:val="standardContextual"/>
-        </w:rPr>
-        <w:t>rock</w:t>
-      </w:r>
-      <w:proofErr w:type="spellEnd"/>
-      <w:r>
-        <w:rPr>
-          <w:rFonts w:ascii="Cascadia Mono" w:hAnsi="Cascadia Mono" w:cs="Cascadia Mono"/>
-          <w:color w:val="A31515"/>
-          <w:sz w:val="19"/>
-          <w:szCs w:val="19"/>
-          <w14:ligatures w14:val="standardContextual"/>
-        </w:rPr>
-        <w:t>\n"</w:t>
-      </w:r>
-      <w:r>
-        <w:rPr>
-          <w:rFonts w:ascii="Cascadia Mono" w:hAnsi="Cascadia Mono" w:cs="Cascadia Mono"/>
-          <w:color w:val="000000"/>
-          <w:sz w:val="19"/>
-          <w:szCs w:val="19"/>
-          <w14:ligatures w14:val="standardContextual"/>
-        </w:rPr>
-        <w:t>;</w:t>
-      </w:r>
-    </w:p>
-    <w:p>
-      <w:pPr>
-        <w:autoSpaceDE w:val="0"/>
-        <w:autoSpaceDN w:val="0"/>
-        <w:adjustRightInd w:val="0"/>
-        <w:spacing w:after="0" w:line="240" w:lineRule="auto"/>
-        <w:rPr>
-          <w:rFonts w:ascii="Cascadia Mono" w:hAnsi="Cascadia Mono" w:cs="Cascadia Mono"/>
-          <w:color w:val="000000"/>
-          <w:sz w:val="19"/>
-          <w:szCs w:val="19"/>
-          <w14:ligatures w14:val="standardContextual"/>
-        </w:rPr>
-      </w:pPr>
-      <w:r>
-        <w:rPr>
-          <w:rFonts w:ascii="Cascadia Mono" w:hAnsi="Cascadia Mono" w:cs="Cascadia Mono"/>
-          <w:color w:val="000000"/>
-          <w:sz w:val="19"/>
-          <w:szCs w:val="19"/>
-          <w14:ligatures w14:val="standardContextual"/>
-        </w:rPr>
-        <w:t xml:space="preserve">    </w:t>
-      </w:r>
-      <w:proofErr w:type="spellStart"/>
-      <w:r>
-        <w:rPr>
-          <w:rFonts w:ascii="Cascadia Mono" w:hAnsi="Cascadia Mono" w:cs="Cascadia Mono"/>
-          <w:color w:val="000000"/>
-          <w:sz w:val="19"/>
-          <w:szCs w:val="19"/>
-          <w14:ligatures w14:val="standardContextual"/>
-        </w:rPr>
-        <w:t>outFile</w:t>
-      </w:r>
-      <w:proofErr w:type="spellEnd"/>
-      <w:r>
-        <w:rPr>
-          <w:rFonts w:ascii="Cascadia Mono" w:hAnsi="Cascadia Mono" w:cs="Cascadia Mono"/>
-          <w:color w:val="000000"/>
-          <w:sz w:val="19"/>
-          <w:szCs w:val="19"/>
-          <w14:ligatures w14:val="standardContextual"/>
-        </w:rPr>
-        <w:t xml:space="preserve"> &lt;&lt; </w:t>
-      </w:r>
-      <w:r>
-        <w:rPr>
-          <w:rFonts w:ascii="Cascadia Mono" w:hAnsi="Cascadia Mono" w:cs="Cascadia Mono"/>
-          <w:color w:val="A31515"/>
-          <w:sz w:val="19"/>
-          <w:szCs w:val="19"/>
-          <w14:ligatures w14:val="standardContextual"/>
-        </w:rPr>
-        <w:t>"</w:t>
-      </w:r>
-      <w:proofErr w:type="spellStart"/>
-      <w:r>
-        <w:rPr>
-          <w:rFonts w:ascii="Cascadia Mono" w:hAnsi="Cascadia Mono" w:cs="Cascadia Mono"/>
-          <w:color w:val="A31515"/>
-          <w:sz w:val="19"/>
-          <w:szCs w:val="19"/>
-          <w14:ligatures w14:val="standardContextual"/>
-        </w:rPr>
-        <w:t>scissors</w:t>
-      </w:r>
-      <w:proofErr w:type="spellEnd"/>
-      <w:r>
-        <w:rPr>
-          <w:rFonts w:ascii="Cascadia Mono" w:hAnsi="Cascadia Mono" w:cs="Cascadia Mono"/>
-          <w:color w:val="A31515"/>
-          <w:sz w:val="19"/>
-          <w:szCs w:val="19"/>
-          <w14:ligatures w14:val="standardContextual"/>
-        </w:rPr>
-        <w:t>\n"</w:t>
-      </w:r>
-      <w:r>
-        <w:rPr>
-          <w:rFonts w:ascii="Cascadia Mono" w:hAnsi="Cascadia Mono" w:cs="Cascadia Mono"/>
-          <w:color w:val="000000"/>
-          <w:sz w:val="19"/>
-          <w:szCs w:val="19"/>
-          <w14:ligatures w14:val="standardContextual"/>
-        </w:rPr>
-        <w:t>;</w:t>
-      </w:r>
-    </w:p>
-    <w:p>
-      <w:pPr>
-        <w:autoSpaceDE w:val="0"/>
-        <w:autoSpaceDN w:val="0"/>
-        <w:adjustRightInd w:val="0"/>
-        <w:spacing w:after="0" w:line="240" w:lineRule="auto"/>
-        <w:rPr>
-          <w:rFonts w:ascii="Cascadia Mono" w:hAnsi="Cascadia Mono" w:cs="Cascadia Mono"/>
-          <w:color w:val="000000"/>
-          <w:sz w:val="19"/>
-          <w:szCs w:val="19"/>
-          <w14:ligatures w14:val="standardContextual"/>
-        </w:rPr>
-      </w:pPr>
-      <w:r>
-        <w:rPr>
-          <w:rFonts w:ascii="Cascadia Mono" w:hAnsi="Cascadia Mono" w:cs="Cascadia Mono"/>
-          <w:color w:val="000000"/>
-          <w:sz w:val="19"/>
-          <w:szCs w:val="19"/>
-          <w14:ligatures w14:val="standardContextual"/>
-        </w:rPr>
-        <w:t xml:space="preserve">    </w:t>
-      </w:r>
-      <w:proofErr w:type="spellStart"/>
-      <w:r>
-        <w:rPr>
-          <w:rFonts w:ascii="Cascadia Mono" w:hAnsi="Cascadia Mono" w:cs="Cascadia Mono"/>
-          <w:color w:val="000000"/>
-          <w:sz w:val="19"/>
-          <w:szCs w:val="19"/>
-          <w14:ligatures w14:val="standardContextual"/>
-        </w:rPr>
-        <w:t>outFile</w:t>
-      </w:r>
-      <w:proofErr w:type="spellEnd"/>
-      <w:r>
-        <w:rPr>
-          <w:rFonts w:ascii="Cascadia Mono" w:hAnsi="Cascadia Mono" w:cs="Cascadia Mono"/>
-          <w:color w:val="000000"/>
-          <w:sz w:val="19"/>
-          <w:szCs w:val="19"/>
-          <w14:ligatures w14:val="standardContextual"/>
-        </w:rPr>
-        <w:t xml:space="preserve"> &lt;&lt; 1 &lt;&lt; </w:t>
-      </w:r>
-      <w:r>
-        <w:rPr>
-          <w:rFonts w:ascii="Cascadia Mono" w:hAnsi="Cascadia Mono" w:cs="Cascadia Mono"/>
-          <w:color w:val="A31515"/>
-          <w:sz w:val="19"/>
-          <w:szCs w:val="19"/>
-          <w14:ligatures w14:val="standardContextual"/>
-        </w:rPr>
-        <w:t>"\n"</w:t>
-      </w:r>
-      <w:r>
-        <w:rPr>
-          <w:rFonts w:ascii="Cascadia Mono" w:hAnsi="Cascadia Mono" w:cs="Cascadia Mono"/>
-          <w:color w:val="000000"/>
-          <w:sz w:val="19"/>
-          <w:szCs w:val="19"/>
-          <w14:ligatures w14:val="standardContextual"/>
-        </w:rPr>
-        <w:t>;</w:t>
-      </w:r>
-    </w:p>
-    <w:p>
-      <w:pPr>
-        <w:autoSpaceDE w:val="0"/>
-        <w:autoSpaceDN w:val="0"/>
-        <w:adjustRightInd w:val="0"/>
-        <w:spacing w:after="0" w:line="240" w:lineRule="auto"/>
-        <w:rPr>
-          <w:rFonts w:ascii="Cascadia Mono" w:hAnsi="Cascadia Mono" w:cs="Cascadia Mono"/>
-          <w:color w:val="000000"/>
-          <w:sz w:val="19"/>
-          <w:szCs w:val="19"/>
-          <w14:ligatures w14:val="standardContextual"/>
-        </w:rPr>
-      </w:pPr>
-      <w:r>
-        <w:rPr>
-          <w:rFonts w:ascii="Cascadia Mono" w:hAnsi="Cascadia Mono" w:cs="Cascadia Mono"/>
-          <w:color w:val="000000"/>
-          <w:sz w:val="19"/>
-          <w:szCs w:val="19"/>
-          <w14:ligatures w14:val="standardContextual"/>
-        </w:rPr>
-        <w:t xml:space="preserve">    </w:t>
-      </w:r>
-      <w:proofErr w:type="spellStart"/>
-      <w:r>
-        <w:rPr>
-          <w:rFonts w:ascii="Cascadia Mono" w:hAnsi="Cascadia Mono" w:cs="Cascadia Mono"/>
-          <w:color w:val="000000"/>
-          <w:sz w:val="19"/>
-          <w:szCs w:val="19"/>
-          <w14:ligatures w14:val="standardContextual"/>
-        </w:rPr>
-        <w:t>outFile</w:t>
-      </w:r>
-      <w:proofErr w:type="spellEnd"/>
-      <w:r>
-        <w:rPr>
-          <w:rFonts w:ascii="Cascadia Mono" w:hAnsi="Cascadia Mono" w:cs="Cascadia Mono"/>
-          <w:color w:val="000000"/>
-          <w:sz w:val="19"/>
-          <w:szCs w:val="19"/>
-          <w14:ligatures w14:val="standardContextual"/>
-        </w:rPr>
-        <w:t xml:space="preserve"> &lt;&lt; 0 &lt;&lt; </w:t>
-      </w:r>
-      <w:r>
-        <w:rPr>
-          <w:rFonts w:ascii="Cascadia Mono" w:hAnsi="Cascadia Mono" w:cs="Cascadia Mono"/>
-          <w:color w:val="A31515"/>
-          <w:sz w:val="19"/>
-          <w:szCs w:val="19"/>
-          <w14:ligatures w14:val="standardContextual"/>
-        </w:rPr>
-        <w:t>"\n"</w:t>
-      </w:r>
-      <w:r>
-        <w:rPr>
-          <w:rFonts w:ascii="Cascadia Mono" w:hAnsi="Cascadia Mono" w:cs="Cascadia Mono"/>
-          <w:color w:val="000000"/>
-          <w:sz w:val="19"/>
-          <w:szCs w:val="19"/>
-          <w14:ligatures w14:val="standardContextual"/>
-        </w:rPr>
-        <w:t>;</w:t>
-      </w:r>
-    </w:p>
-    <w:p>
-      <w:pPr>
-        <w:autoSpaceDE w:val="0"/>
-        <w:autoSpaceDN w:val="0"/>
-        <w:adjustRightInd w:val="0"/>
-        <w:spacing w:after="0" w:line="240" w:lineRule="auto"/>
-        <w:rPr>
-          <w:rFonts w:ascii="Cascadia Mono" w:hAnsi="Cascadia Mono" w:cs="Cascadia Mono"/>
-          <w:color w:val="000000"/>
-          <w:sz w:val="19"/>
-          <w:szCs w:val="19"/>
-          <w14:ligatures w14:val="standardContextual"/>
-        </w:rPr>
-      </w:pPr>
-      <w:r>
-        <w:rPr>
-          <w:rFonts w:ascii="Cascadia Mono" w:hAnsi="Cascadia Mono" w:cs="Cascadia Mono"/>
-          <w:color w:val="000000"/>
-          <w:sz w:val="19"/>
-          <w:szCs w:val="19"/>
-          <w14:ligatures w14:val="standardContextual"/>
-        </w:rPr>
-        <w:t xml:space="preserve">    </w:t>
-      </w:r>
-      <w:proofErr w:type="spellStart"/>
-      <w:r>
-        <w:rPr>
-          <w:rFonts w:ascii="Cascadia Mono" w:hAnsi="Cascadia Mono" w:cs="Cascadia Mono"/>
-          <w:color w:val="000000"/>
-          <w:sz w:val="19"/>
-          <w:szCs w:val="19"/>
-          <w14:ligatures w14:val="standardContextual"/>
-        </w:rPr>
-        <w:t>outFile.close</w:t>
-      </w:r>
-      <w:proofErr w:type="spellEnd"/>
-      <w:r>
-        <w:rPr>
-          <w:rFonts w:ascii="Cascadia Mono" w:hAnsi="Cascadia Mono" w:cs="Cascadia Mono"/>
-          <w:color w:val="000000"/>
-          <w:sz w:val="19"/>
-          <w:szCs w:val="19"/>
-          <w14:ligatures w14:val="standardContextual"/>
-        </w:rPr>
-        <w:t>();</w:t>
-      </w:r>
-    </w:p>
-    <w:p>
-      <w:pPr>
-        <w:autoSpaceDE w:val="0"/>
-        <w:autoSpaceDN w:val="0"/>
-        <w:adjustRightInd w:val="0"/>
-        <w:spacing w:after="0" w:line="240" w:lineRule="auto"/>
-        <w:rPr>
-          <w:rFonts w:ascii="Cascadia Mono" w:hAnsi="Cascadia Mono" w:cs="Cascadia Mono"/>
-          <w:color w:val="000000"/>
-          <w:sz w:val="19"/>
-          <w:szCs w:val="19"/>
-          <w14:ligatures w14:val="standardContextual"/>
-        </w:rPr>
-      </w:pPr>
-      <w:r>
-        <w:rPr>
-          <w:rFonts w:ascii="Cascadia Mono" w:hAnsi="Cascadia Mono" w:cs="Cascadia Mono"/>
-          <w:color w:val="000000"/>
-          <w:sz w:val="19"/>
-          <w:szCs w:val="19"/>
-          <w14:ligatures w14:val="standardContextual"/>
-        </w:rPr>
-        <w:t xml:space="preserve">    </w:t>
-      </w:r>
-      <w:proofErr w:type="spellStart"/>
-      <w:r>
-        <w:rPr>
-          <w:rFonts w:ascii="Cascadia Mono" w:hAnsi="Cascadia Mono" w:cs="Cascadia Mono"/>
-          <w:color w:val="000000"/>
-          <w:sz w:val="19"/>
-          <w:szCs w:val="19"/>
-          <w14:ligatures w14:val="standardContextual"/>
-        </w:rPr>
-        <w:t>std</w:t>
-      </w:r>
-      <w:proofErr w:type="spellEnd"/>
-      <w:r>
-        <w:rPr>
-          <w:rFonts w:ascii="Cascadia Mono" w:hAnsi="Cascadia Mono" w:cs="Cascadia Mono"/>
-          <w:color w:val="000000"/>
-          <w:sz w:val="19"/>
-          <w:szCs w:val="19"/>
-          <w14:ligatures w14:val="standardContextual"/>
-        </w:rPr>
-        <w:t>::</w:t>
-      </w:r>
-      <w:proofErr w:type="spellStart"/>
-      <w:r>
-        <w:rPr>
-          <w:rFonts w:ascii="Cascadia Mono" w:hAnsi="Cascadia Mono" w:cs="Cascadia Mono"/>
-          <w:color w:val="2B91AF"/>
-          <w:sz w:val="19"/>
-          <w:szCs w:val="19"/>
-          <w14:ligatures w14:val="standardContextual"/>
-        </w:rPr>
-        <w:t>string</w:t>
-      </w:r>
-      <w:proofErr w:type="spellEnd"/>
-      <w:r>
-        <w:rPr>
-          <w:rFonts w:ascii="Cascadia Mono" w:hAnsi="Cascadia Mono" w:cs="Cascadia Mono"/>
-          <w:color w:val="000000"/>
-          <w:sz w:val="19"/>
-          <w:szCs w:val="19"/>
-          <w14:ligatures w14:val="standardContextual"/>
-        </w:rPr>
-        <w:t xml:space="preserve"> </w:t>
-      </w:r>
-      <w:proofErr w:type="spellStart"/>
-      <w:r>
-        <w:rPr>
-          <w:rFonts w:ascii="Cascadia Mono" w:hAnsi="Cascadia Mono" w:cs="Cascadia Mono"/>
-          <w:color w:val="000000"/>
-          <w:sz w:val="19"/>
-          <w:szCs w:val="19"/>
-          <w14:ligatures w14:val="standardContextual"/>
-        </w:rPr>
-        <w:t>mode</w:t>
-      </w:r>
-      <w:proofErr w:type="spellEnd"/>
-      <w:r>
-        <w:rPr>
-          <w:rFonts w:ascii="Cascadia Mono" w:hAnsi="Cascadia Mono" w:cs="Cascadia Mono"/>
-          <w:color w:val="000000"/>
-          <w:sz w:val="19"/>
-          <w:szCs w:val="19"/>
-          <w14:ligatures w14:val="standardContextual"/>
-        </w:rPr>
-        <w:t>, player1Move, player2Move;</w:t>
-      </w:r>
-    </w:p>
-    <w:p>
-      <w:pPr>
-        <w:autoSpaceDE w:val="0"/>
-        <w:autoSpaceDN w:val="0"/>
-        <w:adjustRightInd w:val="0"/>
-        <w:spacing w:after="0" w:line="240" w:lineRule="auto"/>
-        <w:rPr>
-          <w:rFonts w:ascii="Cascadia Mono" w:hAnsi="Cascadia Mono" w:cs="Cascadia Mono"/>
-          <w:color w:val="000000"/>
-          <w:sz w:val="19"/>
-          <w:szCs w:val="19"/>
-          <w14:ligatures w14:val="standardContextual"/>
-        </w:rPr>
-      </w:pPr>
-      <w:r>
-        <w:rPr>
-          <w:rFonts w:ascii="Cascadia Mono" w:hAnsi="Cascadia Mono" w:cs="Cascadia Mono"/>
-          <w:color w:val="000000"/>
-          <w:sz w:val="19"/>
-          <w:szCs w:val="19"/>
-          <w14:ligatures w14:val="standardContextual"/>
-        </w:rPr>
-        <w:t xml:space="preserve">    </w:t>
-      </w:r>
-      <w:proofErr w:type="spellStart"/>
-      <w:r>
-        <w:rPr>
-          <w:rFonts w:ascii="Cascadia Mono" w:hAnsi="Cascadia Mono" w:cs="Cascadia Mono"/>
-          <w:color w:val="0000FF"/>
-          <w:sz w:val="19"/>
-          <w:szCs w:val="19"/>
-          <w14:ligatures w14:val="standardContextual"/>
-        </w:rPr>
-        <w:t>int</w:t>
-      </w:r>
-      <w:proofErr w:type="spellEnd"/>
-      <w:r>
-        <w:rPr>
-          <w:rFonts w:ascii="Cascadia Mono" w:hAnsi="Cascadia Mono" w:cs="Cascadia Mono"/>
-          <w:color w:val="000000"/>
-          <w:sz w:val="19"/>
-          <w:szCs w:val="19"/>
-          <w14:ligatures w14:val="standardContextual"/>
-        </w:rPr>
-        <w:t xml:space="preserve"> player1Score, player2Score;</w:t>
-      </w:r>
-    </w:p>
-    <w:p>
-      <w:pPr>
-        <w:autoSpaceDE w:val="0"/>
-        <w:autoSpaceDN w:val="0"/>
-        <w:adjustRightInd w:val="0"/>
-        <w:spacing w:after="0" w:line="240" w:lineRule="auto"/>
-        <w:rPr>
-          <w:rFonts w:ascii="Cascadia Mono" w:hAnsi="Cascadia Mono" w:cs="Cascadia Mono"/>
-          <w:color w:val="000000"/>
-          <w:sz w:val="19"/>
-          <w:szCs w:val="19"/>
-          <w14:ligatures w14:val="standardContextual"/>
-        </w:rPr>
-      </w:pPr>
-      <w:r>
-        <w:rPr>
-          <w:rFonts w:ascii="Cascadia Mono" w:hAnsi="Cascadia Mono" w:cs="Cascadia Mono"/>
-          <w:color w:val="000000"/>
-          <w:sz w:val="19"/>
-          <w:szCs w:val="19"/>
-          <w14:ligatures w14:val="standardContextual"/>
-        </w:rPr>
-        <w:t xml:space="preserve">    </w:t>
-      </w:r>
-      <w:proofErr w:type="spellStart"/>
-      <w:r>
-        <w:rPr>
-          <w:rFonts w:ascii="Cascadia Mono" w:hAnsi="Cascadia Mono" w:cs="Cascadia Mono"/>
-          <w:color w:val="0000FF"/>
-          <w:sz w:val="19"/>
-          <w:szCs w:val="19"/>
-          <w14:ligatures w14:val="standardContextual"/>
-        </w:rPr>
-        <w:t>bool</w:t>
-      </w:r>
-      <w:proofErr w:type="spellEnd"/>
-      <w:r>
-        <w:rPr>
-          <w:rFonts w:ascii="Cascadia Mono" w:hAnsi="Cascadia Mono" w:cs="Cascadia Mono"/>
-          <w:color w:val="000000"/>
-          <w:sz w:val="19"/>
-          <w:szCs w:val="19"/>
-          <w14:ligatures w14:val="standardContextual"/>
-        </w:rPr>
-        <w:t xml:space="preserve"> </w:t>
-      </w:r>
-      <w:proofErr w:type="spellStart"/>
-      <w:r>
-        <w:rPr>
-          <w:rFonts w:ascii="Cascadia Mono" w:hAnsi="Cascadia Mono" w:cs="Cascadia Mono"/>
-          <w:color w:val="000000"/>
-          <w:sz w:val="19"/>
-          <w:szCs w:val="19"/>
-          <w14:ligatures w14:val="standardContextual"/>
-        </w:rPr>
-        <w:t>result</w:t>
-      </w:r>
-      <w:proofErr w:type="spellEnd"/>
-      <w:r>
-        <w:rPr>
-          <w:rFonts w:ascii="Cascadia Mono" w:hAnsi="Cascadia Mono" w:cs="Cascadia Mono"/>
-          <w:color w:val="000000"/>
-          <w:sz w:val="19"/>
-          <w:szCs w:val="19"/>
-          <w14:ligatures w14:val="standardContextual"/>
-        </w:rPr>
-        <w:t xml:space="preserve"> = </w:t>
-      </w:r>
-      <w:proofErr w:type="spellStart"/>
-      <w:r>
-        <w:rPr>
-          <w:rFonts w:ascii="Cascadia Mono" w:hAnsi="Cascadia Mono" w:cs="Cascadia Mono"/>
-          <w:color w:val="000000"/>
-          <w:sz w:val="19"/>
-          <w:szCs w:val="19"/>
-          <w14:ligatures w14:val="standardContextual"/>
-        </w:rPr>
-        <w:t>loadGameState</w:t>
-      </w:r>
-      <w:proofErr w:type="spellEnd"/>
-      <w:r>
-        <w:rPr>
-          <w:rFonts w:ascii="Cascadia Mono" w:hAnsi="Cascadia Mono" w:cs="Cascadia Mono"/>
-          <w:color w:val="000000"/>
-          <w:sz w:val="19"/>
-          <w:szCs w:val="19"/>
-          <w14:ligatures w14:val="standardContextual"/>
-        </w:rPr>
-        <w:t>(</w:t>
-      </w:r>
-      <w:proofErr w:type="spellStart"/>
-      <w:r>
-        <w:rPr>
-          <w:rFonts w:ascii="Cascadia Mono" w:hAnsi="Cascadia Mono" w:cs="Cascadia Mono"/>
-          <w:color w:val="000000"/>
-          <w:sz w:val="19"/>
-          <w:szCs w:val="19"/>
-          <w14:ligatures w14:val="standardContextual"/>
-        </w:rPr>
-        <w:t>filename</w:t>
-      </w:r>
-      <w:proofErr w:type="spellEnd"/>
-      <w:r>
-        <w:rPr>
-          <w:rFonts w:ascii="Cascadia Mono" w:hAnsi="Cascadia Mono" w:cs="Cascadia Mono"/>
-          <w:color w:val="000000"/>
-          <w:sz w:val="19"/>
-          <w:szCs w:val="19"/>
-          <w14:ligatures w14:val="standardContextual"/>
-        </w:rPr>
-        <w:t xml:space="preserve">, </w:t>
-      </w:r>
-      <w:proofErr w:type="spellStart"/>
-      <w:r>
-        <w:rPr>
-          <w:rFonts w:ascii="Cascadia Mono" w:hAnsi="Cascadia Mono" w:cs="Cascadia Mono"/>
-          <w:color w:val="000000"/>
-          <w:sz w:val="19"/>
-          <w:szCs w:val="19"/>
-          <w14:ligatures w14:val="standardContextual"/>
-        </w:rPr>
-        <w:t>mode</w:t>
-      </w:r>
-      <w:proofErr w:type="spellEnd"/>
-      <w:r>
-        <w:rPr>
-          <w:rFonts w:ascii="Cascadia Mono" w:hAnsi="Cascadia Mono" w:cs="Cascadia Mono"/>
-          <w:color w:val="000000"/>
-          <w:sz w:val="19"/>
-          <w:szCs w:val="19"/>
-          <w14:ligatures w14:val="standardContextual"/>
-        </w:rPr>
-        <w:t>, player1Move, player2Move, player1Score, player2Score);</w:t>
-      </w:r>
-    </w:p>
-    <w:p>
-      <w:pPr>
-        <w:autoSpaceDE w:val="0"/>
-        <w:autoSpaceDN w:val="0"/>
-        <w:adjustRightInd w:val="0"/>
-        <w:spacing w:after="0" w:line="240" w:lineRule="auto"/>
-        <w:rPr>
-          <w:rFonts w:ascii="Cascadia Mono" w:hAnsi="Cascadia Mono" w:cs="Cascadia Mono"/>
-          <w:color w:val="000000"/>
-          <w:sz w:val="19"/>
-          <w:szCs w:val="19"/>
-          <w14:ligatures w14:val="standardContextual"/>
-        </w:rPr>
-      </w:pPr>
-      <w:r>
-        <w:rPr>
-          <w:rFonts w:ascii="Cascadia Mono" w:hAnsi="Cascadia Mono" w:cs="Cascadia Mono"/>
-          <w:color w:val="000000"/>
-          <w:sz w:val="19"/>
-          <w:szCs w:val="19"/>
-          <w14:ligatures w14:val="standardContextual"/>
-        </w:rPr>
-        <w:t xml:space="preserve">    </w:t>
-      </w:r>
-      <w:r>
-        <w:rPr>
-          <w:rFonts w:ascii="Cascadia Mono" w:hAnsi="Cascadia Mono" w:cs="Cascadia Mono"/>
-          <w:color w:val="6F008A"/>
-          <w:sz w:val="19"/>
-          <w:szCs w:val="19"/>
-          <w14:ligatures w14:val="standardContextual"/>
-        </w:rPr>
-        <w:t>ASSERT_TRUE</w:t>
-      </w:r>
-      <w:r>
-        <w:rPr>
-          <w:rFonts w:ascii="Cascadia Mono" w:hAnsi="Cascadia Mono" w:cs="Cascadia Mono"/>
-          <w:color w:val="000000"/>
-          <w:sz w:val="19"/>
-          <w:szCs w:val="19"/>
-          <w14:ligatures w14:val="standardContextual"/>
-        </w:rPr>
-        <w:t>(</w:t>
-      </w:r>
-      <w:proofErr w:type="spellStart"/>
-      <w:r>
-        <w:rPr>
-          <w:rFonts w:ascii="Cascadia Mono" w:hAnsi="Cascadia Mono" w:cs="Cascadia Mono"/>
-          <w:color w:val="000000"/>
-          <w:sz w:val="19"/>
-          <w:szCs w:val="19"/>
-          <w14:ligatures w14:val="standardContextual"/>
-        </w:rPr>
-        <w:t>result</w:t>
-      </w:r>
-      <w:proofErr w:type="spellEnd"/>
-      <w:r>
-        <w:rPr>
-          <w:rFonts w:ascii="Cascadia Mono" w:hAnsi="Cascadia Mono" w:cs="Cascadia Mono"/>
-          <w:color w:val="000000"/>
-          <w:sz w:val="19"/>
-          <w:szCs w:val="19"/>
-          <w14:ligatures w14:val="standardContextual"/>
-        </w:rPr>
-        <w:t>);</w:t>
-      </w:r>
-    </w:p>
-    <w:p>
-      <w:pPr>
-        <w:autoSpaceDE w:val="0"/>
-        <w:autoSpaceDN w:val="0"/>
-        <w:adjustRightInd w:val="0"/>
-        <w:spacing w:after="0" w:line="240" w:lineRule="auto"/>
-        <w:rPr>
-          <w:rFonts w:ascii="Cascadia Mono" w:hAnsi="Cascadia Mono" w:cs="Cascadia Mono"/>
-          <w:color w:val="000000"/>
-          <w:sz w:val="19"/>
-          <w:szCs w:val="19"/>
-          <w14:ligatures w14:val="standardContextual"/>
-        </w:rPr>
-      </w:pPr>
-      <w:r>
-        <w:rPr>
-          <w:rFonts w:ascii="Cascadia Mono" w:hAnsi="Cascadia Mono" w:cs="Cascadia Mono"/>
-          <w:color w:val="000000"/>
-          <w:sz w:val="19"/>
-          <w:szCs w:val="19"/>
-          <w14:ligatures w14:val="standardContextual"/>
-        </w:rPr>
-        <w:t xml:space="preserve">    </w:t>
-      </w:r>
-      <w:r>
-        <w:rPr>
-          <w:rFonts w:ascii="Cascadia Mono" w:hAnsi="Cascadia Mono" w:cs="Cascadia Mono"/>
-          <w:color w:val="6F008A"/>
-          <w:sz w:val="19"/>
-          <w:szCs w:val="19"/>
-          <w14:ligatures w14:val="standardContextual"/>
-        </w:rPr>
-        <w:t>ASSERT_EQ</w:t>
-      </w:r>
-      <w:r>
-        <w:rPr>
-          <w:rFonts w:ascii="Cascadia Mono" w:hAnsi="Cascadia Mono" w:cs="Cascadia Mono"/>
-          <w:color w:val="000000"/>
-          <w:sz w:val="19"/>
-          <w:szCs w:val="19"/>
-          <w14:ligatures w14:val="standardContextual"/>
-        </w:rPr>
-        <w:t>(</w:t>
-      </w:r>
-      <w:proofErr w:type="spellStart"/>
-      <w:r>
-        <w:rPr>
-          <w:rFonts w:ascii="Cascadia Mono" w:hAnsi="Cascadia Mono" w:cs="Cascadia Mono"/>
-          <w:color w:val="000000"/>
-          <w:sz w:val="19"/>
-          <w:szCs w:val="19"/>
-          <w14:ligatures w14:val="standardContextual"/>
-        </w:rPr>
-        <w:t>mode</w:t>
-      </w:r>
-      <w:proofErr w:type="spellEnd"/>
-      <w:r>
-        <w:rPr>
-          <w:rFonts w:ascii="Cascadia Mono" w:hAnsi="Cascadia Mono" w:cs="Cascadia Mono"/>
-          <w:color w:val="000000"/>
-          <w:sz w:val="19"/>
-          <w:szCs w:val="19"/>
-          <w14:ligatures w14:val="standardContextual"/>
-        </w:rPr>
-        <w:t xml:space="preserve">, </w:t>
-      </w:r>
-      <w:r>
-        <w:rPr>
-          <w:rFonts w:ascii="Cascadia Mono" w:hAnsi="Cascadia Mono" w:cs="Cascadia Mono"/>
-          <w:color w:val="A31515"/>
-          <w:sz w:val="19"/>
-          <w:szCs w:val="19"/>
-          <w14:ligatures w14:val="standardContextual"/>
-        </w:rPr>
-        <w:t>"</w:t>
-      </w:r>
-      <w:proofErr w:type="spellStart"/>
-      <w:r>
-        <w:rPr>
-          <w:rFonts w:ascii="Cascadia Mono" w:hAnsi="Cascadia Mono" w:cs="Cascadia Mono"/>
-          <w:color w:val="A31515"/>
-          <w:sz w:val="19"/>
-          <w:szCs w:val="19"/>
-          <w14:ligatures w14:val="standardContextual"/>
-        </w:rPr>
-        <w:t>Man</w:t>
-      </w:r>
-      <w:proofErr w:type="spellEnd"/>
-      <w:r>
-        <w:rPr>
-          <w:rFonts w:ascii="Cascadia Mono" w:hAnsi="Cascadia Mono" w:cs="Cascadia Mono"/>
-          <w:color w:val="A31515"/>
-          <w:sz w:val="19"/>
-          <w:szCs w:val="19"/>
-          <w14:ligatures w14:val="standardContextual"/>
-        </w:rPr>
-        <w:t xml:space="preserve"> </w:t>
-      </w:r>
-      <w:proofErr w:type="spellStart"/>
-      <w:r>
-        <w:rPr>
-          <w:rFonts w:ascii="Cascadia Mono" w:hAnsi="Cascadia Mono" w:cs="Cascadia Mono"/>
-          <w:color w:val="A31515"/>
-          <w:sz w:val="19"/>
-          <w:szCs w:val="19"/>
-          <w14:ligatures w14:val="standardContextual"/>
-        </w:rPr>
-        <w:t>vs</w:t>
-      </w:r>
-      <w:proofErr w:type="spellEnd"/>
-      <w:r>
-        <w:rPr>
-          <w:rFonts w:ascii="Cascadia Mono" w:hAnsi="Cascadia Mono" w:cs="Cascadia Mono"/>
-          <w:color w:val="A31515"/>
-          <w:sz w:val="19"/>
-          <w:szCs w:val="19"/>
-          <w14:ligatures w14:val="standardContextual"/>
-        </w:rPr>
-        <w:t xml:space="preserve"> </w:t>
-      </w:r>
-      <w:proofErr w:type="spellStart"/>
-      <w:r>
-        <w:rPr>
-          <w:rFonts w:ascii="Cascadia Mono" w:hAnsi="Cascadia Mono" w:cs="Cascadia Mono"/>
-          <w:color w:val="A31515"/>
-          <w:sz w:val="19"/>
-          <w:szCs w:val="19"/>
-          <w14:ligatures w14:val="standardContextual"/>
-        </w:rPr>
-        <w:t>Man</w:t>
-      </w:r>
-      <w:proofErr w:type="spellEnd"/>
-      <w:r>
-        <w:rPr>
-          <w:rFonts w:ascii="Cascadia Mono" w:hAnsi="Cascadia Mono" w:cs="Cascadia Mono"/>
-          <w:color w:val="A31515"/>
-          <w:sz w:val="19"/>
-          <w:szCs w:val="19"/>
-          <w14:ligatures w14:val="standardContextual"/>
-        </w:rPr>
-        <w:t>"</w:t>
-      </w:r>
-      <w:r>
-        <w:rPr>
-          <w:rFonts w:ascii="Cascadia Mono" w:hAnsi="Cascadia Mono" w:cs="Cascadia Mono"/>
-          <w:color w:val="000000"/>
-          <w:sz w:val="19"/>
-          <w:szCs w:val="19"/>
-          <w14:ligatures w14:val="standardContextual"/>
-        </w:rPr>
-        <w:t>);</w:t>
-      </w:r>
-    </w:p>
-    <w:p>
-      <w:pPr>
-        <w:autoSpaceDE w:val="0"/>
-        <w:autoSpaceDN w:val="0"/>
-        <w:adjustRightInd w:val="0"/>
-        <w:spacing w:after="0" w:line="240" w:lineRule="auto"/>
-        <w:rPr>
-          <w:rFonts w:ascii="Cascadia Mono" w:hAnsi="Cascadia Mono" w:cs="Cascadia Mono"/>
-          <w:color w:val="000000"/>
-          <w:sz w:val="19"/>
-          <w:szCs w:val="19"/>
-          <w14:ligatures w14:val="standardContextual"/>
-        </w:rPr>
-      </w:pPr>
-      <w:r>
-        <w:rPr>
-          <w:rFonts w:ascii="Cascadia Mono" w:hAnsi="Cascadia Mono" w:cs="Cascadia Mono"/>
-          <w:color w:val="000000"/>
-          <w:sz w:val="19"/>
-          <w:szCs w:val="19"/>
-          <w14:ligatures w14:val="standardContextual"/>
-        </w:rPr>
-        <w:t xml:space="preserve">    </w:t>
-      </w:r>
-      <w:r>
-        <w:rPr>
-          <w:rFonts w:ascii="Cascadia Mono" w:hAnsi="Cascadia Mono" w:cs="Cascadia Mono"/>
-          <w:color w:val="6F008A"/>
-          <w:sz w:val="19"/>
-          <w:szCs w:val="19"/>
-          <w14:ligatures w14:val="standardContextual"/>
-        </w:rPr>
-        <w:t>ASSERT_EQ</w:t>
-      </w:r>
-      <w:r>
-        <w:rPr>
-          <w:rFonts w:ascii="Cascadia Mono" w:hAnsi="Cascadia Mono" w:cs="Cascadia Mono"/>
-          <w:color w:val="000000"/>
-          <w:sz w:val="19"/>
-          <w:szCs w:val="19"/>
-          <w14:ligatures w14:val="standardContextual"/>
-        </w:rPr>
-        <w:t xml:space="preserve">(player1Move, </w:t>
-      </w:r>
-      <w:r>
-        <w:rPr>
-          <w:rFonts w:ascii="Cascadia Mono" w:hAnsi="Cascadia Mono" w:cs="Cascadia Mono"/>
-          <w:color w:val="A31515"/>
-          <w:sz w:val="19"/>
-          <w:szCs w:val="19"/>
-          <w14:ligatures w14:val="standardContextual"/>
-        </w:rPr>
-        <w:t>"</w:t>
-      </w:r>
-      <w:proofErr w:type="spellStart"/>
-      <w:r>
-        <w:rPr>
-          <w:rFonts w:ascii="Cascadia Mono" w:hAnsi="Cascadia Mono" w:cs="Cascadia Mono"/>
-          <w:color w:val="A31515"/>
-          <w:sz w:val="19"/>
-          <w:szCs w:val="19"/>
-          <w14:ligatures w14:val="standardContextual"/>
-        </w:rPr>
-        <w:t>rock</w:t>
-      </w:r>
-      <w:proofErr w:type="spellEnd"/>
-      <w:r>
-        <w:rPr>
-          <w:rFonts w:ascii="Cascadia Mono" w:hAnsi="Cascadia Mono" w:cs="Cascadia Mono"/>
-          <w:color w:val="A31515"/>
-          <w:sz w:val="19"/>
-          <w:szCs w:val="19"/>
-          <w14:ligatures w14:val="standardContextual"/>
-        </w:rPr>
-        <w:t>"</w:t>
-      </w:r>
-      <w:r>
-        <w:rPr>
-          <w:rFonts w:ascii="Cascadia Mono" w:hAnsi="Cascadia Mono" w:cs="Cascadia Mono"/>
-          <w:color w:val="000000"/>
-          <w:sz w:val="19"/>
-          <w:szCs w:val="19"/>
-          <w14:ligatures w14:val="standardContextual"/>
-        </w:rPr>
-        <w:t>);</w:t>
-      </w:r>
-    </w:p>
-    <w:p>
-      <w:pPr>
-        <w:autoSpaceDE w:val="0"/>
-        <w:autoSpaceDN w:val="0"/>
-        <w:adjustRightInd w:val="0"/>
-        <w:spacing w:after="0" w:line="240" w:lineRule="auto"/>
-        <w:rPr>
-          <w:rFonts w:ascii="Cascadia Mono" w:hAnsi="Cascadia Mono" w:cs="Cascadia Mono"/>
-          <w:color w:val="000000"/>
-          <w:sz w:val="19"/>
-          <w:szCs w:val="19"/>
-          <w14:ligatures w14:val="standardContextual"/>
-        </w:rPr>
-      </w:pPr>
-      <w:r>
-        <w:rPr>
-          <w:rFonts w:ascii="Cascadia Mono" w:hAnsi="Cascadia Mono" w:cs="Cascadia Mono"/>
-          <w:color w:val="000000"/>
-          <w:sz w:val="19"/>
-          <w:szCs w:val="19"/>
-          <w14:ligatures w14:val="standardContextual"/>
-        </w:rPr>
-        <w:t xml:space="preserve">    </w:t>
-      </w:r>
-      <w:r>
-        <w:rPr>
-          <w:rFonts w:ascii="Cascadia Mono" w:hAnsi="Cascadia Mono" w:cs="Cascadia Mono"/>
-          <w:color w:val="6F008A"/>
-          <w:sz w:val="19"/>
-          <w:szCs w:val="19"/>
-          <w14:ligatures w14:val="standardContextual"/>
-        </w:rPr>
-        <w:t>ASSERT_EQ</w:t>
-      </w:r>
-      <w:r>
-        <w:rPr>
-          <w:rFonts w:ascii="Cascadia Mono" w:hAnsi="Cascadia Mono" w:cs="Cascadia Mono"/>
-          <w:color w:val="000000"/>
-          <w:sz w:val="19"/>
-          <w:szCs w:val="19"/>
-          <w14:ligatures w14:val="standardContextual"/>
-        </w:rPr>
-        <w:t xml:space="preserve">(player2Move, </w:t>
-      </w:r>
-      <w:r>
-        <w:rPr>
-          <w:rFonts w:ascii="Cascadia Mono" w:hAnsi="Cascadia Mono" w:cs="Cascadia Mono"/>
-          <w:color w:val="A31515"/>
-          <w:sz w:val="19"/>
-          <w:szCs w:val="19"/>
-          <w14:ligatures w14:val="standardContextual"/>
-        </w:rPr>
-        <w:t>"</w:t>
-      </w:r>
-      <w:proofErr w:type="spellStart"/>
-      <w:r>
-        <w:rPr>
-          <w:rFonts w:ascii="Cascadia Mono" w:hAnsi="Cascadia Mono" w:cs="Cascadia Mono"/>
-          <w:color w:val="A31515"/>
-          <w:sz w:val="19"/>
-          <w:szCs w:val="19"/>
-          <w14:ligatures w14:val="standardContextual"/>
-        </w:rPr>
-        <w:t>scissors</w:t>
-      </w:r>
-      <w:proofErr w:type="spellEnd"/>
-      <w:r>
-        <w:rPr>
-          <w:rFonts w:ascii="Cascadia Mono" w:hAnsi="Cascadia Mono" w:cs="Cascadia Mono"/>
-          <w:color w:val="A31515"/>
-          <w:sz w:val="19"/>
-          <w:szCs w:val="19"/>
-          <w14:ligatures w14:val="standardContextual"/>
-        </w:rPr>
-        <w:t>"</w:t>
-      </w:r>
-      <w:r>
-        <w:rPr>
-          <w:rFonts w:ascii="Cascadia Mono" w:hAnsi="Cascadia Mono" w:cs="Cascadia Mono"/>
-          <w:color w:val="000000"/>
-          <w:sz w:val="19"/>
-          <w:szCs w:val="19"/>
-          <w14:ligatures w14:val="standardContextual"/>
-        </w:rPr>
-        <w:t>);</w:t>
-      </w:r>
-    </w:p>
-    <w:p>
-      <w:pPr>
-        <w:autoSpaceDE w:val="0"/>
-        <w:autoSpaceDN w:val="0"/>
-        <w:adjustRightInd w:val="0"/>
-        <w:spacing w:after="0" w:line="240" w:lineRule="auto"/>
-        <w:rPr>
-          <w:rFonts w:ascii="Cascadia Mono" w:hAnsi="Cascadia Mono" w:cs="Cascadia Mono"/>
-          <w:color w:val="000000"/>
-          <w:sz w:val="19"/>
-          <w:szCs w:val="19"/>
-          <w14:ligatures w14:val="standardContextual"/>
-        </w:rPr>
-      </w:pPr>
-      <w:r>
-        <w:rPr>
-          <w:rFonts w:ascii="Cascadia Mono" w:hAnsi="Cascadia Mono" w:cs="Cascadia Mono"/>
-          <w:color w:val="000000"/>
-          <w:sz w:val="19"/>
-          <w:szCs w:val="19"/>
-          <w14:ligatures w14:val="standardContextual"/>
-        </w:rPr>
-        <w:t xml:space="preserve">    </w:t>
-      </w:r>
-      <w:r>
-        <w:rPr>
-          <w:rFonts w:ascii="Cascadia Mono" w:hAnsi="Cascadia Mono" w:cs="Cascadia Mono"/>
-          <w:color w:val="6F008A"/>
-          <w:sz w:val="19"/>
-          <w:szCs w:val="19"/>
-          <w14:ligatures w14:val="standardContextual"/>
-        </w:rPr>
-        <w:t>ASSERT_EQ</w:t>
-      </w:r>
-      <w:r>
-        <w:rPr>
-          <w:rFonts w:ascii="Cascadia Mono" w:hAnsi="Cascadia Mono" w:cs="Cascadia Mono"/>
-          <w:color w:val="000000"/>
-          <w:sz w:val="19"/>
-          <w:szCs w:val="19"/>
-          <w14:ligatures w14:val="standardContextual"/>
-        </w:rPr>
-        <w:t>(player1Score, 1);</w:t>
-      </w:r>
-    </w:p>
-    <w:p>
-      <w:pPr>
-        <w:autoSpaceDE w:val="0"/>
-        <w:autoSpaceDN w:val="0"/>
-        <w:adjustRightInd w:val="0"/>
-        <w:spacing w:after="0" w:line="240" w:lineRule="auto"/>
-        <w:rPr>
-          <w:rFonts w:ascii="Cascadia Mono" w:hAnsi="Cascadia Mono" w:cs="Cascadia Mono"/>
-          <w:color w:val="000000"/>
-          <w:sz w:val="19"/>
-          <w:szCs w:val="19"/>
-          <w14:ligatures w14:val="standardContextual"/>
-        </w:rPr>
-      </w:pPr>
-      <w:r>
-        <w:rPr>
-          <w:rFonts w:ascii="Cascadia Mono" w:hAnsi="Cascadia Mono" w:cs="Cascadia Mono"/>
-          <w:color w:val="000000"/>
-          <w:sz w:val="19"/>
-          <w:szCs w:val="19"/>
-          <w14:ligatures w14:val="standardContextual"/>
-        </w:rPr>
-        <w:t xml:space="preserve">    </w:t>
-      </w:r>
-      <w:r>
-        <w:rPr>
-          <w:rFonts w:ascii="Cascadia Mono" w:hAnsi="Cascadia Mono" w:cs="Cascadia Mono"/>
-          <w:color w:val="6F008A"/>
-          <w:sz w:val="19"/>
-          <w:szCs w:val="19"/>
-          <w14:ligatures w14:val="standardContextual"/>
-        </w:rPr>
-        <w:t>ASSERT_EQ</w:t>
-      </w:r>
-      <w:r>
-        <w:rPr>
-          <w:rFonts w:ascii="Cascadia Mono" w:hAnsi="Cascadia Mono" w:cs="Cascadia Mono"/>
-          <w:color w:val="000000"/>
-          <w:sz w:val="19"/>
-          <w:szCs w:val="19"/>
-          <w14:ligatures w14:val="standardContextual"/>
-        </w:rPr>
-        <w:t>(player2Score, 0);</w:t>
-      </w:r>
-    </w:p>
-    <w:p>
-      <w:pPr>
-        <w:autoSpaceDE w:val="0"/>
-        <w:autoSpaceDN w:val="0"/>
-        <w:adjustRightInd w:val="0"/>
-        <w:spacing w:after="0" w:line="240" w:lineRule="auto"/>
-        <w:rPr>
-          <w:rFonts w:ascii="Cascadia Mono" w:hAnsi="Cascadia Mono" w:cs="Cascadia Mono"/>
-          <w:color w:val="000000"/>
-          <w:sz w:val="19"/>
-          <w:szCs w:val="19"/>
-          <w14:ligatures w14:val="standardContextual"/>
-        </w:rPr>
-      </w:pPr>
-      <w:r>
-        <w:rPr>
-          <w:rFonts w:ascii="Cascadia Mono" w:hAnsi="Cascadia Mono" w:cs="Cascadia Mono"/>
-          <w:color w:val="000000"/>
-          <w:sz w:val="19"/>
-          <w:szCs w:val="19"/>
-          <w14:ligatures w14:val="standardContextual"/>
-        </w:rPr>
-        <w:t xml:space="preserve">    </w:t>
-      </w:r>
-      <w:proofErr w:type="spellStart"/>
-      <w:r>
-        <w:rPr>
-          <w:rFonts w:ascii="Cascadia Mono" w:hAnsi="Cascadia Mono" w:cs="Cascadia Mono"/>
-          <w:color w:val="000000"/>
-          <w:sz w:val="19"/>
-          <w:szCs w:val="19"/>
-          <w14:ligatures w14:val="standardContextual"/>
-        </w:rPr>
-        <w:t>std</w:t>
-      </w:r>
-      <w:proofErr w:type="spellEnd"/>
-      <w:r>
-        <w:rPr>
-          <w:rFonts w:ascii="Cascadia Mono" w:hAnsi="Cascadia Mono" w:cs="Cascadia Mono"/>
-          <w:color w:val="000000"/>
-          <w:sz w:val="19"/>
-          <w:szCs w:val="19"/>
-          <w14:ligatures w14:val="standardContextual"/>
-        </w:rPr>
-        <w:t>::</w:t>
-      </w:r>
-      <w:proofErr w:type="spellStart"/>
-      <w:r>
-        <w:rPr>
-          <w:rFonts w:ascii="Cascadia Mono" w:hAnsi="Cascadia Mono" w:cs="Cascadia Mono"/>
-          <w:color w:val="000000"/>
-          <w:sz w:val="19"/>
-          <w:szCs w:val="19"/>
-          <w14:ligatures w14:val="standardContextual"/>
-        </w:rPr>
-        <w:t>remove</w:t>
-      </w:r>
-      <w:proofErr w:type="spellEnd"/>
-      <w:r>
-        <w:rPr>
-          <w:rFonts w:ascii="Cascadia Mono" w:hAnsi="Cascadia Mono" w:cs="Cascadia Mono"/>
-          <w:color w:val="000000"/>
-          <w:sz w:val="19"/>
-          <w:szCs w:val="19"/>
-          <w14:ligatures w14:val="standardContextual"/>
-        </w:rPr>
-        <w:t>(</w:t>
-      </w:r>
-      <w:proofErr w:type="spellStart"/>
-      <w:r>
-        <w:rPr>
-          <w:rFonts w:ascii="Cascadia Mono" w:hAnsi="Cascadia Mono" w:cs="Cascadia Mono"/>
-          <w:color w:val="000000"/>
-          <w:sz w:val="19"/>
-          <w:szCs w:val="19"/>
-          <w14:ligatures w14:val="standardContextual"/>
-        </w:rPr>
-        <w:t>filename.c_str</w:t>
-      </w:r>
-      <w:proofErr w:type="spellEnd"/>
-      <w:r>
-        <w:rPr>
-          <w:rFonts w:ascii="Cascadia Mono" w:hAnsi="Cascadia Mono" w:cs="Cascadia Mono"/>
-          <w:color w:val="000000"/>
-          <w:sz w:val="19"/>
-          <w:szCs w:val="19"/>
-          <w14:ligatures w14:val="standardContextual"/>
-        </w:rPr>
-        <w:t xml:space="preserve">());  </w:t>
-      </w:r>
-    </w:p>
-    <w:p>
-      <w:pPr>
-        <w:spacing w:line="360" w:lineRule="auto"/>
-        <w:jc w:val="both"/>
-        <w:rPr>
-          <w:rFonts w:ascii="Times New Roman" w:hAnsi="Times New Roman" w:cs="Times New Roman"/>
-          <w:sz w:val="28"/>
-          <w:szCs w:val="28"/>
-          <w:lang w:val="ru-RU"/>
-        </w:rPr>
-      </w:pPr>
-      <w:r>
-        <w:rPr>
-          <w:rFonts w:ascii="Cascadia Mono" w:hAnsi="Cascadia Mono" w:cs="Cascadia Mono"/>
-          <w:color w:val="000000"/>
-          <w:sz w:val="19"/>
-          <w:szCs w:val="19"/>
-          <w14:ligatures w14:val="standardContextual"/>
-        </w:rPr>
-        <w:t>}</w:t>
-      </w:r>
-      <w:r>
-        <w:rPr>
-          <w:rFonts w:ascii="Times New Roman" w:hAnsi="Times New Roman" w:cs="Times New Roman"/>
-          <w:sz w:val="28"/>
-          <w:szCs w:val="28"/>
-        </w:rPr>
-        <w:br/>
-      </w:r>
-    </w:p>
-    <w:p>
-      <w:pPr>
-        <w:spacing w:line="360" w:lineRule="auto"/>
-        <w:jc w:val="both"/>
-        <w:rPr>
-          <w:rFonts w:ascii="Times New Roman" w:hAnsi="Times New Roman" w:cs="Times New Roman"/>
-          <w:sz w:val="28"/>
-          <w:szCs w:val="28"/>
-          <w:lang w:val="ru-RU"/>
-        </w:rPr>
-      </w:pPr>
-    </w:p>
-    <w:p>
-      <w:pPr>
-        <w:spacing w:line="360" w:lineRule="auto"/>
-        <w:ind w:left="360"/>
-        <w:jc w:val="center"/>
-        <w:rPr>
-          <w:rFonts w:ascii="Times New Roman" w:hAnsi="Times New Roman" w:cs="Times New Roman"/>
-          <w:sz w:val="28"/>
-          <w:szCs w:val="28"/>
-        </w:rPr>
-      </w:pPr>
-      <w:r>
-        <w:rPr>
-          <w:rFonts w:ascii="Times New Roman" w:hAnsi="Times New Roman" w:cs="Times New Roman"/>
-          <w:sz w:val="28"/>
-          <w:szCs w:val="28"/>
-        </w:rPr>
-        <w:lastRenderedPageBreak/>
-        <w:t>ВИСНОВОК</w:t>
+        <w:t xml:space="preserve"> з результатами.</w:t>
       </w:r>
     </w:p>
     <w:p>
@@ -7333,69 +3200,4359 @@
           <w:rFonts w:ascii="Times New Roman" w:hAnsi="Times New Roman" w:cs="Times New Roman"/>
           <w:sz w:val="28"/>
           <w:szCs w:val="28"/>
+          <w:lang w:val="en-US"/>
+        </w:rPr>
+      </w:pPr>
+    </w:p>
+    <w:p>
+      <w:pPr>
+        <w:autoSpaceDE w:val="0"/>
+        <w:autoSpaceDN w:val="0"/>
+        <w:adjustRightInd w:val="0"/>
+        <w:spacing w:after="0" w:line="276" w:lineRule="auto"/>
+        <w:ind w:firstLine="708"/>
+        <w:rPr>
+          <w:rFonts w:ascii="Times New Roman" w:hAnsi="Times New Roman" w:cs="Times New Roman"/>
+          <w:sz w:val="28"/>
+          <w:szCs w:val="28"/>
+          <w:lang w:val="en-US"/>
+        </w:rPr>
+      </w:pPr>
+      <w:r>
+        <w:rPr>
+          <w:noProof/>
+        </w:rPr>
+        <w:drawing>
+          <wp:inline distT="0" distB="0" distL="0" distR="0" wp14:anchorId="75B45696" wp14:editId="5A558FD8">
+            <wp:extent cx="5813866" cy="2446020"/>
+            <wp:effectExtent l="0" t="0" r="0" b="0"/>
+            <wp:docPr id="1492642903" name="Рисунок 2" descr="Зображення, що містить текст, знімок екрана&#10;&#10;Автоматично згенерований опис"/>
+            <wp:cNvGraphicFramePr>
+              <a:graphicFrameLocks xmlns:a="http://schemas.openxmlformats.org/drawingml/2006/main" noChangeAspect="1"/>
+            </wp:cNvGraphicFramePr>
+            <a:graphic xmlns:a="http://schemas.openxmlformats.org/drawingml/2006/main">
+              <a:graphicData uri="http://schemas.openxmlformats.org/drawingml/2006/picture">
+                <pic:pic xmlns:pic="http://schemas.openxmlformats.org/drawingml/2006/picture">
+                  <pic:nvPicPr>
+                    <pic:cNvPr id="1492642903" name="Рисунок 2" descr="Зображення, що містить текст, знімок екрана&#10;&#10;Автоматично згенерований опис"/>
+                    <pic:cNvPicPr>
+                      <a:picLocks noChangeAspect="1" noChangeArrowheads="1"/>
+                    </pic:cNvPicPr>
+                  </pic:nvPicPr>
+                  <pic:blipFill>
+                    <a:blip r:embed="rId11">
+                      <a:extLst>
+                        <a:ext uri="{28A0092B-C50C-407E-A947-70E740481C1C}">
+                          <a14:useLocalDpi xmlns:a14="http://schemas.microsoft.com/office/drawing/2010/main" val="0"/>
+                        </a:ext>
+                      </a:extLst>
+                    </a:blip>
+                    <a:srcRect/>
+                    <a:stretch>
+                      <a:fillRect/>
+                    </a:stretch>
+                  </pic:blipFill>
+                  <pic:spPr bwMode="auto">
+                    <a:xfrm>
+                      <a:off x="0" y="0"/>
+                      <a:ext cx="5838531" cy="2456397"/>
+                    </a:xfrm>
+                    <a:prstGeom prst="rect">
+                      <a:avLst/>
+                    </a:prstGeom>
+                    <a:noFill/>
+                    <a:ln>
+                      <a:noFill/>
+                    </a:ln>
+                  </pic:spPr>
+                </pic:pic>
+              </a:graphicData>
+            </a:graphic>
+          </wp:inline>
+        </w:drawing>
+      </w:r>
+    </w:p>
+    <w:p>
+      <w:pPr>
+        <w:autoSpaceDE w:val="0"/>
+        <w:autoSpaceDN w:val="0"/>
+        <w:adjustRightInd w:val="0"/>
+        <w:spacing w:after="0" w:line="240" w:lineRule="auto"/>
+        <w:rPr>
+          <w:rFonts w:ascii="Times New Roman" w:hAnsi="Times New Roman" w:cs="Times New Roman"/>
+          <w:b/>
+          <w:bCs/>
+          <w:sz w:val="28"/>
+          <w:szCs w:val="28"/>
+        </w:rPr>
+      </w:pPr>
+      <w:r>
+        <w:rPr>
+          <w:rFonts w:ascii="Times New Roman" w:hAnsi="Times New Roman" w:cs="Times New Roman"/>
+          <w:b/>
+          <w:bCs/>
+          <w:sz w:val="28"/>
+          <w:szCs w:val="28"/>
+        </w:rPr>
+        <w:t>Приклад частини тестів</w:t>
+      </w:r>
+      <w:r>
+        <w:rPr>
+          <w:rFonts w:ascii="Times New Roman" w:hAnsi="Times New Roman" w:cs="Times New Roman"/>
+          <w:b/>
+          <w:bCs/>
+          <w:sz w:val="28"/>
+          <w:szCs w:val="28"/>
+        </w:rPr>
+        <w:t>(клієнт)</w:t>
+      </w:r>
+      <w:r>
+        <w:rPr>
+          <w:rFonts w:ascii="Times New Roman" w:hAnsi="Times New Roman" w:cs="Times New Roman"/>
+          <w:b/>
+          <w:bCs/>
+          <w:sz w:val="28"/>
+          <w:szCs w:val="28"/>
+        </w:rPr>
+        <w:t>:</w:t>
+      </w:r>
+    </w:p>
+    <w:p>
+      <w:pPr>
+        <w:autoSpaceDE w:val="0"/>
+        <w:autoSpaceDN w:val="0"/>
+        <w:adjustRightInd w:val="0"/>
+        <w:spacing w:after="0" w:line="240" w:lineRule="auto"/>
+        <w:rPr>
+          <w:rFonts w:ascii="Cascadia Mono" w:hAnsi="Cascadia Mono" w:cs="Cascadia Mono"/>
+          <w:color w:val="000000"/>
+          <w:sz w:val="19"/>
+          <w:szCs w:val="19"/>
+          <w14:ligatures w14:val="standardContextual"/>
+        </w:rPr>
+      </w:pPr>
+      <w:r>
+        <w:rPr>
+          <w:rFonts w:ascii="Times New Roman" w:hAnsi="Times New Roman" w:cs="Times New Roman"/>
+          <w:b/>
+          <w:bCs/>
+          <w:sz w:val="28"/>
+          <w:szCs w:val="28"/>
+        </w:rPr>
+        <w:br/>
+      </w:r>
+      <w:r>
+        <w:rPr>
+          <w:rFonts w:ascii="Cascadia Mono" w:hAnsi="Cascadia Mono" w:cs="Cascadia Mono"/>
+          <w:color w:val="6F008A"/>
+          <w:sz w:val="19"/>
+          <w:szCs w:val="19"/>
+          <w14:ligatures w14:val="standardContextual"/>
+        </w:rPr>
+        <w:t>TEST</w:t>
+      </w:r>
+      <w:r>
+        <w:rPr>
+          <w:rFonts w:ascii="Cascadia Mono" w:hAnsi="Cascadia Mono" w:cs="Cascadia Mono"/>
+          <w:color w:val="000000"/>
+          <w:sz w:val="19"/>
+          <w:szCs w:val="19"/>
+          <w14:ligatures w14:val="standardContextual"/>
+        </w:rPr>
+        <w:t>(</w:t>
+      </w:r>
+      <w:proofErr w:type="spellStart"/>
+      <w:r>
+        <w:rPr>
+          <w:rFonts w:ascii="Cascadia Mono" w:hAnsi="Cascadia Mono" w:cs="Cascadia Mono"/>
+          <w:color w:val="000000"/>
+          <w:sz w:val="19"/>
+          <w:szCs w:val="19"/>
+          <w14:ligatures w14:val="standardContextual"/>
+        </w:rPr>
+        <w:t>GameTests</w:t>
+      </w:r>
+      <w:proofErr w:type="spellEnd"/>
+      <w:r>
+        <w:rPr>
+          <w:rFonts w:ascii="Cascadia Mono" w:hAnsi="Cascadia Mono" w:cs="Cascadia Mono"/>
+          <w:color w:val="000000"/>
+          <w:sz w:val="19"/>
+          <w:szCs w:val="19"/>
+          <w14:ligatures w14:val="standardContextual"/>
+        </w:rPr>
+        <w:t xml:space="preserve">, </w:t>
+      </w:r>
+      <w:proofErr w:type="spellStart"/>
+      <w:r>
+        <w:rPr>
+          <w:rFonts w:ascii="Cascadia Mono" w:hAnsi="Cascadia Mono" w:cs="Cascadia Mono"/>
+          <w:color w:val="000000"/>
+          <w:sz w:val="19"/>
+          <w:szCs w:val="19"/>
+          <w14:ligatures w14:val="standardContextual"/>
+        </w:rPr>
+        <w:t>SaveGameState</w:t>
+      </w:r>
+      <w:proofErr w:type="spellEnd"/>
+      <w:r>
+        <w:rPr>
+          <w:rFonts w:ascii="Cascadia Mono" w:hAnsi="Cascadia Mono" w:cs="Cascadia Mono"/>
+          <w:color w:val="000000"/>
+          <w:sz w:val="19"/>
+          <w:szCs w:val="19"/>
+          <w14:ligatures w14:val="standardContextual"/>
+        </w:rPr>
+        <w:t>) {</w:t>
+      </w:r>
+    </w:p>
+    <w:p>
+      <w:pPr>
+        <w:autoSpaceDE w:val="0"/>
+        <w:autoSpaceDN w:val="0"/>
+        <w:adjustRightInd w:val="0"/>
+        <w:spacing w:after="0" w:line="240" w:lineRule="auto"/>
+        <w:rPr>
+          <w:rFonts w:ascii="Cascadia Mono" w:hAnsi="Cascadia Mono" w:cs="Cascadia Mono"/>
+          <w:color w:val="000000"/>
+          <w:sz w:val="19"/>
+          <w:szCs w:val="19"/>
+          <w14:ligatures w14:val="standardContextual"/>
+        </w:rPr>
+      </w:pPr>
+      <w:r>
+        <w:rPr>
+          <w:rFonts w:ascii="Cascadia Mono" w:hAnsi="Cascadia Mono" w:cs="Cascadia Mono"/>
+          <w:color w:val="000000"/>
+          <w:sz w:val="19"/>
+          <w:szCs w:val="19"/>
+          <w14:ligatures w14:val="standardContextual"/>
+        </w:rPr>
+        <w:t xml:space="preserve">    </w:t>
+      </w:r>
+      <w:proofErr w:type="spellStart"/>
+      <w:r>
+        <w:rPr>
+          <w:rFonts w:ascii="Cascadia Mono" w:hAnsi="Cascadia Mono" w:cs="Cascadia Mono"/>
+          <w:color w:val="000000"/>
+          <w:sz w:val="19"/>
+          <w:szCs w:val="19"/>
+          <w14:ligatures w14:val="standardContextual"/>
+        </w:rPr>
+        <w:t>std</w:t>
+      </w:r>
+      <w:proofErr w:type="spellEnd"/>
+      <w:r>
+        <w:rPr>
+          <w:rFonts w:ascii="Cascadia Mono" w:hAnsi="Cascadia Mono" w:cs="Cascadia Mono"/>
+          <w:color w:val="000000"/>
+          <w:sz w:val="19"/>
+          <w:szCs w:val="19"/>
+          <w14:ligatures w14:val="standardContextual"/>
+        </w:rPr>
+        <w:t>::</w:t>
+      </w:r>
+      <w:proofErr w:type="spellStart"/>
+      <w:r>
+        <w:rPr>
+          <w:rFonts w:ascii="Cascadia Mono" w:hAnsi="Cascadia Mono" w:cs="Cascadia Mono"/>
+          <w:color w:val="2B91AF"/>
+          <w:sz w:val="19"/>
+          <w:szCs w:val="19"/>
+          <w14:ligatures w14:val="standardContextual"/>
+        </w:rPr>
+        <w:t>string</w:t>
+      </w:r>
+      <w:proofErr w:type="spellEnd"/>
+      <w:r>
+        <w:rPr>
+          <w:rFonts w:ascii="Cascadia Mono" w:hAnsi="Cascadia Mono" w:cs="Cascadia Mono"/>
+          <w:color w:val="000000"/>
+          <w:sz w:val="19"/>
+          <w:szCs w:val="19"/>
+          <w14:ligatures w14:val="standardContextual"/>
+        </w:rPr>
+        <w:t xml:space="preserve"> </w:t>
+      </w:r>
+      <w:proofErr w:type="spellStart"/>
+      <w:r>
+        <w:rPr>
+          <w:rFonts w:ascii="Cascadia Mono" w:hAnsi="Cascadia Mono" w:cs="Cascadia Mono"/>
+          <w:color w:val="000000"/>
+          <w:sz w:val="19"/>
+          <w:szCs w:val="19"/>
+          <w14:ligatures w14:val="standardContextual"/>
+        </w:rPr>
+        <w:t>filename</w:t>
+      </w:r>
+      <w:proofErr w:type="spellEnd"/>
+      <w:r>
+        <w:rPr>
+          <w:rFonts w:ascii="Cascadia Mono" w:hAnsi="Cascadia Mono" w:cs="Cascadia Mono"/>
+          <w:color w:val="000000"/>
+          <w:sz w:val="19"/>
+          <w:szCs w:val="19"/>
+          <w14:ligatures w14:val="standardContextual"/>
+        </w:rPr>
+        <w:t xml:space="preserve"> = </w:t>
+      </w:r>
+      <w:r>
+        <w:rPr>
+          <w:rFonts w:ascii="Cascadia Mono" w:hAnsi="Cascadia Mono" w:cs="Cascadia Mono"/>
+          <w:color w:val="A31515"/>
+          <w:sz w:val="19"/>
+          <w:szCs w:val="19"/>
+          <w14:ligatures w14:val="standardContextual"/>
+        </w:rPr>
+        <w:t>"test_game.ini"</w:t>
+      </w:r>
+      <w:r>
+        <w:rPr>
+          <w:rFonts w:ascii="Cascadia Mono" w:hAnsi="Cascadia Mono" w:cs="Cascadia Mono"/>
+          <w:color w:val="000000"/>
+          <w:sz w:val="19"/>
+          <w:szCs w:val="19"/>
+          <w14:ligatures w14:val="standardContextual"/>
+        </w:rPr>
+        <w:t>;</w:t>
+      </w:r>
+    </w:p>
+    <w:p>
+      <w:pPr>
+        <w:autoSpaceDE w:val="0"/>
+        <w:autoSpaceDN w:val="0"/>
+        <w:adjustRightInd w:val="0"/>
+        <w:spacing w:after="0" w:line="240" w:lineRule="auto"/>
+        <w:rPr>
+          <w:rFonts w:ascii="Cascadia Mono" w:hAnsi="Cascadia Mono" w:cs="Cascadia Mono"/>
+          <w:color w:val="000000"/>
+          <w:sz w:val="19"/>
+          <w:szCs w:val="19"/>
+          <w14:ligatures w14:val="standardContextual"/>
+        </w:rPr>
+      </w:pPr>
+      <w:r>
+        <w:rPr>
+          <w:rFonts w:ascii="Cascadia Mono" w:hAnsi="Cascadia Mono" w:cs="Cascadia Mono"/>
+          <w:color w:val="000000"/>
+          <w:sz w:val="19"/>
+          <w:szCs w:val="19"/>
+          <w14:ligatures w14:val="standardContextual"/>
+        </w:rPr>
+        <w:t xml:space="preserve">    </w:t>
+      </w:r>
+      <w:proofErr w:type="spellStart"/>
+      <w:r>
+        <w:rPr>
+          <w:rFonts w:ascii="Cascadia Mono" w:hAnsi="Cascadia Mono" w:cs="Cascadia Mono"/>
+          <w:color w:val="000000"/>
+          <w:sz w:val="19"/>
+          <w:szCs w:val="19"/>
+          <w14:ligatures w14:val="standardContextual"/>
+        </w:rPr>
+        <w:t>std</w:t>
+      </w:r>
+      <w:proofErr w:type="spellEnd"/>
+      <w:r>
+        <w:rPr>
+          <w:rFonts w:ascii="Cascadia Mono" w:hAnsi="Cascadia Mono" w:cs="Cascadia Mono"/>
+          <w:color w:val="000000"/>
+          <w:sz w:val="19"/>
+          <w:szCs w:val="19"/>
+          <w14:ligatures w14:val="standardContextual"/>
+        </w:rPr>
+        <w:t>::</w:t>
+      </w:r>
+      <w:proofErr w:type="spellStart"/>
+      <w:r>
+        <w:rPr>
+          <w:rFonts w:ascii="Cascadia Mono" w:hAnsi="Cascadia Mono" w:cs="Cascadia Mono"/>
+          <w:color w:val="2B91AF"/>
+          <w:sz w:val="19"/>
+          <w:szCs w:val="19"/>
+          <w14:ligatures w14:val="standardContextual"/>
+        </w:rPr>
+        <w:t>string</w:t>
+      </w:r>
+      <w:proofErr w:type="spellEnd"/>
+      <w:r>
+        <w:rPr>
+          <w:rFonts w:ascii="Cascadia Mono" w:hAnsi="Cascadia Mono" w:cs="Cascadia Mono"/>
+          <w:color w:val="000000"/>
+          <w:sz w:val="19"/>
+          <w:szCs w:val="19"/>
+          <w14:ligatures w14:val="standardContextual"/>
+        </w:rPr>
+        <w:t xml:space="preserve"> </w:t>
+      </w:r>
+      <w:proofErr w:type="spellStart"/>
+      <w:r>
+        <w:rPr>
+          <w:rFonts w:ascii="Cascadia Mono" w:hAnsi="Cascadia Mono" w:cs="Cascadia Mono"/>
+          <w:color w:val="000000"/>
+          <w:sz w:val="19"/>
+          <w:szCs w:val="19"/>
+          <w14:ligatures w14:val="standardContextual"/>
+        </w:rPr>
+        <w:t>mode</w:t>
+      </w:r>
+      <w:proofErr w:type="spellEnd"/>
+      <w:r>
+        <w:rPr>
+          <w:rFonts w:ascii="Cascadia Mono" w:hAnsi="Cascadia Mono" w:cs="Cascadia Mono"/>
+          <w:color w:val="000000"/>
+          <w:sz w:val="19"/>
+          <w:szCs w:val="19"/>
+          <w14:ligatures w14:val="standardContextual"/>
+        </w:rPr>
+        <w:t xml:space="preserve"> = </w:t>
+      </w:r>
+      <w:r>
+        <w:rPr>
+          <w:rFonts w:ascii="Cascadia Mono" w:hAnsi="Cascadia Mono" w:cs="Cascadia Mono"/>
+          <w:color w:val="A31515"/>
+          <w:sz w:val="19"/>
+          <w:szCs w:val="19"/>
+          <w14:ligatures w14:val="standardContextual"/>
+        </w:rPr>
+        <w:t>"</w:t>
+      </w:r>
+      <w:proofErr w:type="spellStart"/>
+      <w:r>
+        <w:rPr>
+          <w:rFonts w:ascii="Cascadia Mono" w:hAnsi="Cascadia Mono" w:cs="Cascadia Mono"/>
+          <w:color w:val="A31515"/>
+          <w:sz w:val="19"/>
+          <w:szCs w:val="19"/>
+          <w14:ligatures w14:val="standardContextual"/>
+        </w:rPr>
+        <w:t>Man</w:t>
+      </w:r>
+      <w:proofErr w:type="spellEnd"/>
+      <w:r>
+        <w:rPr>
+          <w:rFonts w:ascii="Cascadia Mono" w:hAnsi="Cascadia Mono" w:cs="Cascadia Mono"/>
+          <w:color w:val="A31515"/>
+          <w:sz w:val="19"/>
+          <w:szCs w:val="19"/>
+          <w14:ligatures w14:val="standardContextual"/>
+        </w:rPr>
+        <w:t xml:space="preserve"> </w:t>
+      </w:r>
+      <w:proofErr w:type="spellStart"/>
+      <w:r>
+        <w:rPr>
+          <w:rFonts w:ascii="Cascadia Mono" w:hAnsi="Cascadia Mono" w:cs="Cascadia Mono"/>
+          <w:color w:val="A31515"/>
+          <w:sz w:val="19"/>
+          <w:szCs w:val="19"/>
+          <w14:ligatures w14:val="standardContextual"/>
+        </w:rPr>
+        <w:t>vs</w:t>
+      </w:r>
+      <w:proofErr w:type="spellEnd"/>
+      <w:r>
+        <w:rPr>
+          <w:rFonts w:ascii="Cascadia Mono" w:hAnsi="Cascadia Mono" w:cs="Cascadia Mono"/>
+          <w:color w:val="A31515"/>
+          <w:sz w:val="19"/>
+          <w:szCs w:val="19"/>
+          <w14:ligatures w14:val="standardContextual"/>
+        </w:rPr>
+        <w:t xml:space="preserve"> </w:t>
+      </w:r>
+      <w:proofErr w:type="spellStart"/>
+      <w:r>
+        <w:rPr>
+          <w:rFonts w:ascii="Cascadia Mono" w:hAnsi="Cascadia Mono" w:cs="Cascadia Mono"/>
+          <w:color w:val="A31515"/>
+          <w:sz w:val="19"/>
+          <w:szCs w:val="19"/>
+          <w14:ligatures w14:val="standardContextual"/>
+        </w:rPr>
+        <w:t>Man</w:t>
+      </w:r>
+      <w:proofErr w:type="spellEnd"/>
+      <w:r>
+        <w:rPr>
+          <w:rFonts w:ascii="Cascadia Mono" w:hAnsi="Cascadia Mono" w:cs="Cascadia Mono"/>
+          <w:color w:val="A31515"/>
+          <w:sz w:val="19"/>
+          <w:szCs w:val="19"/>
+          <w14:ligatures w14:val="standardContextual"/>
+        </w:rPr>
+        <w:t>"</w:t>
+      </w:r>
+      <w:r>
+        <w:rPr>
+          <w:rFonts w:ascii="Cascadia Mono" w:hAnsi="Cascadia Mono" w:cs="Cascadia Mono"/>
+          <w:color w:val="000000"/>
+          <w:sz w:val="19"/>
+          <w:szCs w:val="19"/>
+          <w14:ligatures w14:val="standardContextual"/>
+        </w:rPr>
+        <w:t>;</w:t>
+      </w:r>
+    </w:p>
+    <w:p>
+      <w:pPr>
+        <w:autoSpaceDE w:val="0"/>
+        <w:autoSpaceDN w:val="0"/>
+        <w:adjustRightInd w:val="0"/>
+        <w:spacing w:after="0" w:line="240" w:lineRule="auto"/>
+        <w:rPr>
+          <w:rFonts w:ascii="Cascadia Mono" w:hAnsi="Cascadia Mono" w:cs="Cascadia Mono"/>
+          <w:color w:val="000000"/>
+          <w:sz w:val="19"/>
+          <w:szCs w:val="19"/>
+          <w14:ligatures w14:val="standardContextual"/>
+        </w:rPr>
+      </w:pPr>
+      <w:r>
+        <w:rPr>
+          <w:rFonts w:ascii="Cascadia Mono" w:hAnsi="Cascadia Mono" w:cs="Cascadia Mono"/>
+          <w:color w:val="000000"/>
+          <w:sz w:val="19"/>
+          <w:szCs w:val="19"/>
+          <w14:ligatures w14:val="standardContextual"/>
+        </w:rPr>
+        <w:t xml:space="preserve">    </w:t>
+      </w:r>
+      <w:proofErr w:type="spellStart"/>
+      <w:r>
+        <w:rPr>
+          <w:rFonts w:ascii="Cascadia Mono" w:hAnsi="Cascadia Mono" w:cs="Cascadia Mono"/>
+          <w:color w:val="000000"/>
+          <w:sz w:val="19"/>
+          <w:szCs w:val="19"/>
+          <w14:ligatures w14:val="standardContextual"/>
+        </w:rPr>
+        <w:t>std</w:t>
+      </w:r>
+      <w:proofErr w:type="spellEnd"/>
+      <w:r>
+        <w:rPr>
+          <w:rFonts w:ascii="Cascadia Mono" w:hAnsi="Cascadia Mono" w:cs="Cascadia Mono"/>
+          <w:color w:val="000000"/>
+          <w:sz w:val="19"/>
+          <w:szCs w:val="19"/>
+          <w14:ligatures w14:val="standardContextual"/>
+        </w:rPr>
+        <w:t>::</w:t>
+      </w:r>
+      <w:proofErr w:type="spellStart"/>
+      <w:r>
+        <w:rPr>
+          <w:rFonts w:ascii="Cascadia Mono" w:hAnsi="Cascadia Mono" w:cs="Cascadia Mono"/>
+          <w:color w:val="2B91AF"/>
+          <w:sz w:val="19"/>
+          <w:szCs w:val="19"/>
+          <w14:ligatures w14:val="standardContextual"/>
+        </w:rPr>
+        <w:t>string</w:t>
+      </w:r>
+      <w:proofErr w:type="spellEnd"/>
+      <w:r>
+        <w:rPr>
+          <w:rFonts w:ascii="Cascadia Mono" w:hAnsi="Cascadia Mono" w:cs="Cascadia Mono"/>
+          <w:color w:val="000000"/>
+          <w:sz w:val="19"/>
+          <w:szCs w:val="19"/>
+          <w14:ligatures w14:val="standardContextual"/>
+        </w:rPr>
+        <w:t xml:space="preserve"> player1Move = </w:t>
+      </w:r>
+      <w:r>
+        <w:rPr>
+          <w:rFonts w:ascii="Cascadia Mono" w:hAnsi="Cascadia Mono" w:cs="Cascadia Mono"/>
+          <w:color w:val="A31515"/>
+          <w:sz w:val="19"/>
+          <w:szCs w:val="19"/>
+          <w14:ligatures w14:val="standardContextual"/>
+        </w:rPr>
+        <w:t>"</w:t>
+      </w:r>
+      <w:proofErr w:type="spellStart"/>
+      <w:r>
+        <w:rPr>
+          <w:rFonts w:ascii="Cascadia Mono" w:hAnsi="Cascadia Mono" w:cs="Cascadia Mono"/>
+          <w:color w:val="A31515"/>
+          <w:sz w:val="19"/>
+          <w:szCs w:val="19"/>
+          <w14:ligatures w14:val="standardContextual"/>
+        </w:rPr>
+        <w:t>rock</w:t>
+      </w:r>
+      <w:proofErr w:type="spellEnd"/>
+      <w:r>
+        <w:rPr>
+          <w:rFonts w:ascii="Cascadia Mono" w:hAnsi="Cascadia Mono" w:cs="Cascadia Mono"/>
+          <w:color w:val="A31515"/>
+          <w:sz w:val="19"/>
+          <w:szCs w:val="19"/>
+          <w14:ligatures w14:val="standardContextual"/>
+        </w:rPr>
+        <w:t>"</w:t>
+      </w:r>
+      <w:r>
+        <w:rPr>
+          <w:rFonts w:ascii="Cascadia Mono" w:hAnsi="Cascadia Mono" w:cs="Cascadia Mono"/>
+          <w:color w:val="000000"/>
+          <w:sz w:val="19"/>
+          <w:szCs w:val="19"/>
+          <w14:ligatures w14:val="standardContextual"/>
+        </w:rPr>
+        <w:t>;</w:t>
+      </w:r>
+    </w:p>
+    <w:p>
+      <w:pPr>
+        <w:autoSpaceDE w:val="0"/>
+        <w:autoSpaceDN w:val="0"/>
+        <w:adjustRightInd w:val="0"/>
+        <w:spacing w:after="0" w:line="240" w:lineRule="auto"/>
+        <w:rPr>
+          <w:rFonts w:ascii="Cascadia Mono" w:hAnsi="Cascadia Mono" w:cs="Cascadia Mono"/>
+          <w:color w:val="000000"/>
+          <w:sz w:val="19"/>
+          <w:szCs w:val="19"/>
+          <w14:ligatures w14:val="standardContextual"/>
+        </w:rPr>
+      </w:pPr>
+      <w:r>
+        <w:rPr>
+          <w:rFonts w:ascii="Cascadia Mono" w:hAnsi="Cascadia Mono" w:cs="Cascadia Mono"/>
+          <w:color w:val="000000"/>
+          <w:sz w:val="19"/>
+          <w:szCs w:val="19"/>
+          <w14:ligatures w14:val="standardContextual"/>
+        </w:rPr>
+        <w:t xml:space="preserve">    </w:t>
+      </w:r>
+      <w:proofErr w:type="spellStart"/>
+      <w:r>
+        <w:rPr>
+          <w:rFonts w:ascii="Cascadia Mono" w:hAnsi="Cascadia Mono" w:cs="Cascadia Mono"/>
+          <w:color w:val="000000"/>
+          <w:sz w:val="19"/>
+          <w:szCs w:val="19"/>
+          <w14:ligatures w14:val="standardContextual"/>
+        </w:rPr>
+        <w:t>std</w:t>
+      </w:r>
+      <w:proofErr w:type="spellEnd"/>
+      <w:r>
+        <w:rPr>
+          <w:rFonts w:ascii="Cascadia Mono" w:hAnsi="Cascadia Mono" w:cs="Cascadia Mono"/>
+          <w:color w:val="000000"/>
+          <w:sz w:val="19"/>
+          <w:szCs w:val="19"/>
+          <w14:ligatures w14:val="standardContextual"/>
+        </w:rPr>
+        <w:t>::</w:t>
+      </w:r>
+      <w:proofErr w:type="spellStart"/>
+      <w:r>
+        <w:rPr>
+          <w:rFonts w:ascii="Cascadia Mono" w:hAnsi="Cascadia Mono" w:cs="Cascadia Mono"/>
+          <w:color w:val="2B91AF"/>
+          <w:sz w:val="19"/>
+          <w:szCs w:val="19"/>
+          <w14:ligatures w14:val="standardContextual"/>
+        </w:rPr>
+        <w:t>string</w:t>
+      </w:r>
+      <w:proofErr w:type="spellEnd"/>
+      <w:r>
+        <w:rPr>
+          <w:rFonts w:ascii="Cascadia Mono" w:hAnsi="Cascadia Mono" w:cs="Cascadia Mono"/>
+          <w:color w:val="000000"/>
+          <w:sz w:val="19"/>
+          <w:szCs w:val="19"/>
+          <w14:ligatures w14:val="standardContextual"/>
+        </w:rPr>
+        <w:t xml:space="preserve"> player2Move = </w:t>
+      </w:r>
+      <w:r>
+        <w:rPr>
+          <w:rFonts w:ascii="Cascadia Mono" w:hAnsi="Cascadia Mono" w:cs="Cascadia Mono"/>
+          <w:color w:val="A31515"/>
+          <w:sz w:val="19"/>
+          <w:szCs w:val="19"/>
+          <w14:ligatures w14:val="standardContextual"/>
+        </w:rPr>
+        <w:t>"</w:t>
+      </w:r>
+      <w:proofErr w:type="spellStart"/>
+      <w:r>
+        <w:rPr>
+          <w:rFonts w:ascii="Cascadia Mono" w:hAnsi="Cascadia Mono" w:cs="Cascadia Mono"/>
+          <w:color w:val="A31515"/>
+          <w:sz w:val="19"/>
+          <w:szCs w:val="19"/>
+          <w14:ligatures w14:val="standardContextual"/>
+        </w:rPr>
+        <w:t>scissors</w:t>
+      </w:r>
+      <w:proofErr w:type="spellEnd"/>
+      <w:r>
+        <w:rPr>
+          <w:rFonts w:ascii="Cascadia Mono" w:hAnsi="Cascadia Mono" w:cs="Cascadia Mono"/>
+          <w:color w:val="A31515"/>
+          <w:sz w:val="19"/>
+          <w:szCs w:val="19"/>
+          <w14:ligatures w14:val="standardContextual"/>
+        </w:rPr>
+        <w:t>"</w:t>
+      </w:r>
+      <w:r>
+        <w:rPr>
+          <w:rFonts w:ascii="Cascadia Mono" w:hAnsi="Cascadia Mono" w:cs="Cascadia Mono"/>
+          <w:color w:val="000000"/>
+          <w:sz w:val="19"/>
+          <w:szCs w:val="19"/>
+          <w14:ligatures w14:val="standardContextual"/>
+        </w:rPr>
+        <w:t>;</w:t>
+      </w:r>
+    </w:p>
+    <w:p>
+      <w:pPr>
+        <w:autoSpaceDE w:val="0"/>
+        <w:autoSpaceDN w:val="0"/>
+        <w:adjustRightInd w:val="0"/>
+        <w:spacing w:after="0" w:line="240" w:lineRule="auto"/>
+        <w:rPr>
+          <w:rFonts w:ascii="Cascadia Mono" w:hAnsi="Cascadia Mono" w:cs="Cascadia Mono"/>
+          <w:color w:val="000000"/>
+          <w:sz w:val="19"/>
+          <w:szCs w:val="19"/>
+          <w14:ligatures w14:val="standardContextual"/>
+        </w:rPr>
+      </w:pPr>
+      <w:r>
+        <w:rPr>
+          <w:rFonts w:ascii="Cascadia Mono" w:hAnsi="Cascadia Mono" w:cs="Cascadia Mono"/>
+          <w:color w:val="000000"/>
+          <w:sz w:val="19"/>
+          <w:szCs w:val="19"/>
+          <w14:ligatures w14:val="standardContextual"/>
+        </w:rPr>
+        <w:t xml:space="preserve">    </w:t>
+      </w:r>
+      <w:proofErr w:type="spellStart"/>
+      <w:r>
+        <w:rPr>
+          <w:rFonts w:ascii="Cascadia Mono" w:hAnsi="Cascadia Mono" w:cs="Cascadia Mono"/>
+          <w:color w:val="0000FF"/>
+          <w:sz w:val="19"/>
+          <w:szCs w:val="19"/>
+          <w14:ligatures w14:val="standardContextual"/>
+        </w:rPr>
+        <w:t>int</w:t>
+      </w:r>
+      <w:proofErr w:type="spellEnd"/>
+      <w:r>
+        <w:rPr>
+          <w:rFonts w:ascii="Cascadia Mono" w:hAnsi="Cascadia Mono" w:cs="Cascadia Mono"/>
+          <w:color w:val="000000"/>
+          <w:sz w:val="19"/>
+          <w:szCs w:val="19"/>
+          <w14:ligatures w14:val="standardContextual"/>
+        </w:rPr>
+        <w:t xml:space="preserve"> player1Score = 1;</w:t>
+      </w:r>
+    </w:p>
+    <w:p>
+      <w:pPr>
+        <w:autoSpaceDE w:val="0"/>
+        <w:autoSpaceDN w:val="0"/>
+        <w:adjustRightInd w:val="0"/>
+        <w:spacing w:after="0" w:line="240" w:lineRule="auto"/>
+        <w:rPr>
+          <w:rFonts w:ascii="Cascadia Mono" w:hAnsi="Cascadia Mono" w:cs="Cascadia Mono"/>
+          <w:color w:val="000000"/>
+          <w:sz w:val="19"/>
+          <w:szCs w:val="19"/>
+          <w14:ligatures w14:val="standardContextual"/>
+        </w:rPr>
+      </w:pPr>
+      <w:r>
+        <w:rPr>
+          <w:rFonts w:ascii="Cascadia Mono" w:hAnsi="Cascadia Mono" w:cs="Cascadia Mono"/>
+          <w:color w:val="000000"/>
+          <w:sz w:val="19"/>
+          <w:szCs w:val="19"/>
+          <w14:ligatures w14:val="standardContextual"/>
+        </w:rPr>
+        <w:t xml:space="preserve">    </w:t>
+      </w:r>
+      <w:proofErr w:type="spellStart"/>
+      <w:r>
+        <w:rPr>
+          <w:rFonts w:ascii="Cascadia Mono" w:hAnsi="Cascadia Mono" w:cs="Cascadia Mono"/>
+          <w:color w:val="0000FF"/>
+          <w:sz w:val="19"/>
+          <w:szCs w:val="19"/>
+          <w14:ligatures w14:val="standardContextual"/>
+        </w:rPr>
+        <w:t>int</w:t>
+      </w:r>
+      <w:proofErr w:type="spellEnd"/>
+      <w:r>
+        <w:rPr>
+          <w:rFonts w:ascii="Cascadia Mono" w:hAnsi="Cascadia Mono" w:cs="Cascadia Mono"/>
+          <w:color w:val="000000"/>
+          <w:sz w:val="19"/>
+          <w:szCs w:val="19"/>
+          <w14:ligatures w14:val="standardContextual"/>
+        </w:rPr>
+        <w:t xml:space="preserve"> player2Score = 0;</w:t>
+      </w:r>
+    </w:p>
+    <w:p>
+      <w:pPr>
+        <w:autoSpaceDE w:val="0"/>
+        <w:autoSpaceDN w:val="0"/>
+        <w:adjustRightInd w:val="0"/>
+        <w:spacing w:after="0" w:line="240" w:lineRule="auto"/>
+        <w:rPr>
+          <w:rFonts w:ascii="Cascadia Mono" w:hAnsi="Cascadia Mono" w:cs="Cascadia Mono"/>
+          <w:color w:val="000000"/>
+          <w:sz w:val="19"/>
+          <w:szCs w:val="19"/>
+          <w14:ligatures w14:val="standardContextual"/>
+        </w:rPr>
+      </w:pPr>
+      <w:r>
+        <w:rPr>
+          <w:rFonts w:ascii="Cascadia Mono" w:hAnsi="Cascadia Mono" w:cs="Cascadia Mono"/>
+          <w:color w:val="000000"/>
+          <w:sz w:val="19"/>
+          <w:szCs w:val="19"/>
+          <w14:ligatures w14:val="standardContextual"/>
+        </w:rPr>
+        <w:t xml:space="preserve">    </w:t>
+      </w:r>
+      <w:proofErr w:type="spellStart"/>
+      <w:r>
+        <w:rPr>
+          <w:rFonts w:ascii="Cascadia Mono" w:hAnsi="Cascadia Mono" w:cs="Cascadia Mono"/>
+          <w:color w:val="000000"/>
+          <w:sz w:val="19"/>
+          <w:szCs w:val="19"/>
+          <w14:ligatures w14:val="standardContextual"/>
+        </w:rPr>
+        <w:t>saveGameState</w:t>
+      </w:r>
+      <w:proofErr w:type="spellEnd"/>
+      <w:r>
+        <w:rPr>
+          <w:rFonts w:ascii="Cascadia Mono" w:hAnsi="Cascadia Mono" w:cs="Cascadia Mono"/>
+          <w:color w:val="000000"/>
+          <w:sz w:val="19"/>
+          <w:szCs w:val="19"/>
+          <w14:ligatures w14:val="standardContextual"/>
+        </w:rPr>
+        <w:t>(</w:t>
+      </w:r>
+      <w:proofErr w:type="spellStart"/>
+      <w:r>
+        <w:rPr>
+          <w:rFonts w:ascii="Cascadia Mono" w:hAnsi="Cascadia Mono" w:cs="Cascadia Mono"/>
+          <w:color w:val="000000"/>
+          <w:sz w:val="19"/>
+          <w:szCs w:val="19"/>
+          <w14:ligatures w14:val="standardContextual"/>
+        </w:rPr>
+        <w:t>filename</w:t>
+      </w:r>
+      <w:proofErr w:type="spellEnd"/>
+      <w:r>
+        <w:rPr>
+          <w:rFonts w:ascii="Cascadia Mono" w:hAnsi="Cascadia Mono" w:cs="Cascadia Mono"/>
+          <w:color w:val="000000"/>
+          <w:sz w:val="19"/>
+          <w:szCs w:val="19"/>
+          <w14:ligatures w14:val="standardContextual"/>
+        </w:rPr>
+        <w:t xml:space="preserve">, </w:t>
+      </w:r>
+      <w:proofErr w:type="spellStart"/>
+      <w:r>
+        <w:rPr>
+          <w:rFonts w:ascii="Cascadia Mono" w:hAnsi="Cascadia Mono" w:cs="Cascadia Mono"/>
+          <w:color w:val="000000"/>
+          <w:sz w:val="19"/>
+          <w:szCs w:val="19"/>
+          <w14:ligatures w14:val="standardContextual"/>
+        </w:rPr>
+        <w:t>mode</w:t>
+      </w:r>
+      <w:proofErr w:type="spellEnd"/>
+      <w:r>
+        <w:rPr>
+          <w:rFonts w:ascii="Cascadia Mono" w:hAnsi="Cascadia Mono" w:cs="Cascadia Mono"/>
+          <w:color w:val="000000"/>
+          <w:sz w:val="19"/>
+          <w:szCs w:val="19"/>
+          <w14:ligatures w14:val="standardContextual"/>
+        </w:rPr>
+        <w:t>, player1Move, player2Move, player1Score, player2Score);</w:t>
+      </w:r>
+    </w:p>
+    <w:p>
+      <w:pPr>
+        <w:autoSpaceDE w:val="0"/>
+        <w:autoSpaceDN w:val="0"/>
+        <w:adjustRightInd w:val="0"/>
+        <w:spacing w:after="0" w:line="240" w:lineRule="auto"/>
+        <w:rPr>
+          <w:rFonts w:ascii="Cascadia Mono" w:hAnsi="Cascadia Mono" w:cs="Cascadia Mono"/>
+          <w:color w:val="000000"/>
+          <w:sz w:val="19"/>
+          <w:szCs w:val="19"/>
+          <w14:ligatures w14:val="standardContextual"/>
+        </w:rPr>
+      </w:pPr>
+      <w:r>
+        <w:rPr>
+          <w:rFonts w:ascii="Cascadia Mono" w:hAnsi="Cascadia Mono" w:cs="Cascadia Mono"/>
+          <w:color w:val="000000"/>
+          <w:sz w:val="19"/>
+          <w:szCs w:val="19"/>
+          <w14:ligatures w14:val="standardContextual"/>
+        </w:rPr>
+        <w:t xml:space="preserve">    </w:t>
+      </w:r>
+      <w:proofErr w:type="spellStart"/>
+      <w:r>
+        <w:rPr>
+          <w:rFonts w:ascii="Cascadia Mono" w:hAnsi="Cascadia Mono" w:cs="Cascadia Mono"/>
+          <w:color w:val="000000"/>
+          <w:sz w:val="19"/>
+          <w:szCs w:val="19"/>
+          <w14:ligatures w14:val="standardContextual"/>
+        </w:rPr>
+        <w:t>std</w:t>
+      </w:r>
+      <w:proofErr w:type="spellEnd"/>
+      <w:r>
+        <w:rPr>
+          <w:rFonts w:ascii="Cascadia Mono" w:hAnsi="Cascadia Mono" w:cs="Cascadia Mono"/>
+          <w:color w:val="000000"/>
+          <w:sz w:val="19"/>
+          <w:szCs w:val="19"/>
+          <w14:ligatures w14:val="standardContextual"/>
+        </w:rPr>
+        <w:t>::</w:t>
+      </w:r>
+      <w:proofErr w:type="spellStart"/>
+      <w:r>
+        <w:rPr>
+          <w:rFonts w:ascii="Cascadia Mono" w:hAnsi="Cascadia Mono" w:cs="Cascadia Mono"/>
+          <w:color w:val="2B91AF"/>
+          <w:sz w:val="19"/>
+          <w:szCs w:val="19"/>
+          <w14:ligatures w14:val="standardContextual"/>
+        </w:rPr>
+        <w:t>ifstream</w:t>
+      </w:r>
+      <w:proofErr w:type="spellEnd"/>
+      <w:r>
+        <w:rPr>
+          <w:rFonts w:ascii="Cascadia Mono" w:hAnsi="Cascadia Mono" w:cs="Cascadia Mono"/>
+          <w:color w:val="000000"/>
+          <w:sz w:val="19"/>
+          <w:szCs w:val="19"/>
+          <w14:ligatures w14:val="standardContextual"/>
+        </w:rPr>
+        <w:t xml:space="preserve"> </w:t>
+      </w:r>
+      <w:proofErr w:type="spellStart"/>
+      <w:r>
+        <w:rPr>
+          <w:rFonts w:ascii="Cascadia Mono" w:hAnsi="Cascadia Mono" w:cs="Cascadia Mono"/>
+          <w:color w:val="000000"/>
+          <w:sz w:val="19"/>
+          <w:szCs w:val="19"/>
+          <w14:ligatures w14:val="standardContextual"/>
+        </w:rPr>
+        <w:t>inFile</w:t>
+      </w:r>
+      <w:proofErr w:type="spellEnd"/>
+      <w:r>
+        <w:rPr>
+          <w:rFonts w:ascii="Cascadia Mono" w:hAnsi="Cascadia Mono" w:cs="Cascadia Mono"/>
+          <w:color w:val="000000"/>
+          <w:sz w:val="19"/>
+          <w:szCs w:val="19"/>
+          <w14:ligatures w14:val="standardContextual"/>
+        </w:rPr>
+        <w:t>(</w:t>
+      </w:r>
+      <w:proofErr w:type="spellStart"/>
+      <w:r>
+        <w:rPr>
+          <w:rFonts w:ascii="Cascadia Mono" w:hAnsi="Cascadia Mono" w:cs="Cascadia Mono"/>
+          <w:color w:val="000000"/>
+          <w:sz w:val="19"/>
+          <w:szCs w:val="19"/>
+          <w14:ligatures w14:val="standardContextual"/>
+        </w:rPr>
+        <w:t>filename</w:t>
+      </w:r>
+      <w:proofErr w:type="spellEnd"/>
+      <w:r>
+        <w:rPr>
+          <w:rFonts w:ascii="Cascadia Mono" w:hAnsi="Cascadia Mono" w:cs="Cascadia Mono"/>
+          <w:color w:val="000000"/>
+          <w:sz w:val="19"/>
+          <w:szCs w:val="19"/>
+          <w14:ligatures w14:val="standardContextual"/>
+        </w:rPr>
+        <w:t>);</w:t>
+      </w:r>
+    </w:p>
+    <w:p>
+      <w:pPr>
+        <w:autoSpaceDE w:val="0"/>
+        <w:autoSpaceDN w:val="0"/>
+        <w:adjustRightInd w:val="0"/>
+        <w:spacing w:after="0" w:line="240" w:lineRule="auto"/>
+        <w:rPr>
+          <w:rFonts w:ascii="Cascadia Mono" w:hAnsi="Cascadia Mono" w:cs="Cascadia Mono"/>
+          <w:color w:val="000000"/>
+          <w:sz w:val="19"/>
+          <w:szCs w:val="19"/>
+          <w14:ligatures w14:val="standardContextual"/>
+        </w:rPr>
+      </w:pPr>
+      <w:r>
+        <w:rPr>
+          <w:rFonts w:ascii="Cascadia Mono" w:hAnsi="Cascadia Mono" w:cs="Cascadia Mono"/>
+          <w:color w:val="000000"/>
+          <w:sz w:val="19"/>
+          <w:szCs w:val="19"/>
+          <w14:ligatures w14:val="standardContextual"/>
+        </w:rPr>
+        <w:t xml:space="preserve">    </w:t>
+      </w:r>
+      <w:r>
+        <w:rPr>
+          <w:rFonts w:ascii="Cascadia Mono" w:hAnsi="Cascadia Mono" w:cs="Cascadia Mono"/>
+          <w:color w:val="6F008A"/>
+          <w:sz w:val="19"/>
+          <w:szCs w:val="19"/>
+          <w14:ligatures w14:val="standardContextual"/>
+        </w:rPr>
+        <w:t>ASSERT_TRUE</w:t>
+      </w:r>
+      <w:r>
+        <w:rPr>
+          <w:rFonts w:ascii="Cascadia Mono" w:hAnsi="Cascadia Mono" w:cs="Cascadia Mono"/>
+          <w:color w:val="000000"/>
+          <w:sz w:val="19"/>
+          <w:szCs w:val="19"/>
+          <w14:ligatures w14:val="standardContextual"/>
+        </w:rPr>
+        <w:t>(</w:t>
+      </w:r>
+      <w:proofErr w:type="spellStart"/>
+      <w:r>
+        <w:rPr>
+          <w:rFonts w:ascii="Cascadia Mono" w:hAnsi="Cascadia Mono" w:cs="Cascadia Mono"/>
+          <w:color w:val="000000"/>
+          <w:sz w:val="19"/>
+          <w:szCs w:val="19"/>
+          <w14:ligatures w14:val="standardContextual"/>
+        </w:rPr>
+        <w:t>inFile.is_open</w:t>
+      </w:r>
+      <w:proofErr w:type="spellEnd"/>
+      <w:r>
+        <w:rPr>
+          <w:rFonts w:ascii="Cascadia Mono" w:hAnsi="Cascadia Mono" w:cs="Cascadia Mono"/>
+          <w:color w:val="000000"/>
+          <w:sz w:val="19"/>
+          <w:szCs w:val="19"/>
+          <w14:ligatures w14:val="standardContextual"/>
+        </w:rPr>
+        <w:t>());</w:t>
+      </w:r>
+    </w:p>
+    <w:p>
+      <w:pPr>
+        <w:autoSpaceDE w:val="0"/>
+        <w:autoSpaceDN w:val="0"/>
+        <w:adjustRightInd w:val="0"/>
+        <w:spacing w:after="0" w:line="240" w:lineRule="auto"/>
+        <w:rPr>
+          <w:rFonts w:ascii="Cascadia Mono" w:hAnsi="Cascadia Mono" w:cs="Cascadia Mono"/>
+          <w:color w:val="000000"/>
+          <w:sz w:val="19"/>
+          <w:szCs w:val="19"/>
+          <w14:ligatures w14:val="standardContextual"/>
+        </w:rPr>
+      </w:pPr>
+    </w:p>
+    <w:p>
+      <w:pPr>
+        <w:autoSpaceDE w:val="0"/>
+        <w:autoSpaceDN w:val="0"/>
+        <w:adjustRightInd w:val="0"/>
+        <w:spacing w:after="0" w:line="240" w:lineRule="auto"/>
+        <w:rPr>
+          <w:rFonts w:ascii="Cascadia Mono" w:hAnsi="Cascadia Mono" w:cs="Cascadia Mono"/>
+          <w:color w:val="000000"/>
+          <w:sz w:val="19"/>
+          <w:szCs w:val="19"/>
+          <w14:ligatures w14:val="standardContextual"/>
+        </w:rPr>
+      </w:pPr>
+      <w:r>
+        <w:rPr>
+          <w:rFonts w:ascii="Cascadia Mono" w:hAnsi="Cascadia Mono" w:cs="Cascadia Mono"/>
+          <w:color w:val="000000"/>
+          <w:sz w:val="19"/>
+          <w:szCs w:val="19"/>
+          <w14:ligatures w14:val="standardContextual"/>
+        </w:rPr>
+        <w:t xml:space="preserve">    </w:t>
+      </w:r>
+      <w:proofErr w:type="spellStart"/>
+      <w:r>
+        <w:rPr>
+          <w:rFonts w:ascii="Cascadia Mono" w:hAnsi="Cascadia Mono" w:cs="Cascadia Mono"/>
+          <w:color w:val="000000"/>
+          <w:sz w:val="19"/>
+          <w:szCs w:val="19"/>
+          <w14:ligatures w14:val="standardContextual"/>
+        </w:rPr>
+        <w:t>std</w:t>
+      </w:r>
+      <w:proofErr w:type="spellEnd"/>
+      <w:r>
+        <w:rPr>
+          <w:rFonts w:ascii="Cascadia Mono" w:hAnsi="Cascadia Mono" w:cs="Cascadia Mono"/>
+          <w:color w:val="000000"/>
+          <w:sz w:val="19"/>
+          <w:szCs w:val="19"/>
+          <w14:ligatures w14:val="standardContextual"/>
+        </w:rPr>
+        <w:t>::</w:t>
+      </w:r>
+      <w:proofErr w:type="spellStart"/>
+      <w:r>
+        <w:rPr>
+          <w:rFonts w:ascii="Cascadia Mono" w:hAnsi="Cascadia Mono" w:cs="Cascadia Mono"/>
+          <w:color w:val="2B91AF"/>
+          <w:sz w:val="19"/>
+          <w:szCs w:val="19"/>
+          <w14:ligatures w14:val="standardContextual"/>
+        </w:rPr>
+        <w:t>string</w:t>
+      </w:r>
+      <w:proofErr w:type="spellEnd"/>
+      <w:r>
+        <w:rPr>
+          <w:rFonts w:ascii="Cascadia Mono" w:hAnsi="Cascadia Mono" w:cs="Cascadia Mono"/>
+          <w:color w:val="000000"/>
+          <w:sz w:val="19"/>
+          <w:szCs w:val="19"/>
+          <w14:ligatures w14:val="standardContextual"/>
+        </w:rPr>
+        <w:t xml:space="preserve"> </w:t>
+      </w:r>
+      <w:proofErr w:type="spellStart"/>
+      <w:r>
+        <w:rPr>
+          <w:rFonts w:ascii="Cascadia Mono" w:hAnsi="Cascadia Mono" w:cs="Cascadia Mono"/>
+          <w:color w:val="000000"/>
+          <w:sz w:val="19"/>
+          <w:szCs w:val="19"/>
+          <w14:ligatures w14:val="standardContextual"/>
+        </w:rPr>
+        <w:t>line</w:t>
+      </w:r>
+      <w:proofErr w:type="spellEnd"/>
+      <w:r>
+        <w:rPr>
+          <w:rFonts w:ascii="Cascadia Mono" w:hAnsi="Cascadia Mono" w:cs="Cascadia Mono"/>
+          <w:color w:val="000000"/>
+          <w:sz w:val="19"/>
+          <w:szCs w:val="19"/>
+          <w14:ligatures w14:val="standardContextual"/>
+        </w:rPr>
+        <w:t>;</w:t>
+      </w:r>
+    </w:p>
+    <w:p>
+      <w:pPr>
+        <w:autoSpaceDE w:val="0"/>
+        <w:autoSpaceDN w:val="0"/>
+        <w:adjustRightInd w:val="0"/>
+        <w:spacing w:after="0" w:line="240" w:lineRule="auto"/>
+        <w:rPr>
+          <w:rFonts w:ascii="Cascadia Mono" w:hAnsi="Cascadia Mono" w:cs="Cascadia Mono"/>
+          <w:color w:val="000000"/>
+          <w:sz w:val="19"/>
+          <w:szCs w:val="19"/>
+          <w14:ligatures w14:val="standardContextual"/>
+        </w:rPr>
+      </w:pPr>
+      <w:r>
+        <w:rPr>
+          <w:rFonts w:ascii="Cascadia Mono" w:hAnsi="Cascadia Mono" w:cs="Cascadia Mono"/>
+          <w:color w:val="000000"/>
+          <w:sz w:val="19"/>
+          <w:szCs w:val="19"/>
+          <w14:ligatures w14:val="standardContextual"/>
+        </w:rPr>
+        <w:t xml:space="preserve">    </w:t>
+      </w:r>
+      <w:proofErr w:type="spellStart"/>
+      <w:r>
+        <w:rPr>
+          <w:rFonts w:ascii="Cascadia Mono" w:hAnsi="Cascadia Mono" w:cs="Cascadia Mono"/>
+          <w:color w:val="000000"/>
+          <w:sz w:val="19"/>
+          <w:szCs w:val="19"/>
+          <w14:ligatures w14:val="standardContextual"/>
+        </w:rPr>
+        <w:t>std</w:t>
+      </w:r>
+      <w:proofErr w:type="spellEnd"/>
+      <w:r>
+        <w:rPr>
+          <w:rFonts w:ascii="Cascadia Mono" w:hAnsi="Cascadia Mono" w:cs="Cascadia Mono"/>
+          <w:color w:val="000000"/>
+          <w:sz w:val="19"/>
+          <w:szCs w:val="19"/>
+          <w14:ligatures w14:val="standardContextual"/>
+        </w:rPr>
+        <w:t>::</w:t>
+      </w:r>
+      <w:proofErr w:type="spellStart"/>
+      <w:r>
+        <w:rPr>
+          <w:rFonts w:ascii="Cascadia Mono" w:hAnsi="Cascadia Mono" w:cs="Cascadia Mono"/>
+          <w:color w:val="000000"/>
+          <w:sz w:val="19"/>
+          <w:szCs w:val="19"/>
+          <w14:ligatures w14:val="standardContextual"/>
+        </w:rPr>
+        <w:t>getline</w:t>
+      </w:r>
+      <w:proofErr w:type="spellEnd"/>
+      <w:r>
+        <w:rPr>
+          <w:rFonts w:ascii="Cascadia Mono" w:hAnsi="Cascadia Mono" w:cs="Cascadia Mono"/>
+          <w:color w:val="000000"/>
+          <w:sz w:val="19"/>
+          <w:szCs w:val="19"/>
+          <w14:ligatures w14:val="standardContextual"/>
+        </w:rPr>
+        <w:t>(</w:t>
+      </w:r>
+      <w:proofErr w:type="spellStart"/>
+      <w:r>
+        <w:rPr>
+          <w:rFonts w:ascii="Cascadia Mono" w:hAnsi="Cascadia Mono" w:cs="Cascadia Mono"/>
+          <w:color w:val="000000"/>
+          <w:sz w:val="19"/>
+          <w:szCs w:val="19"/>
+          <w14:ligatures w14:val="standardContextual"/>
+        </w:rPr>
+        <w:t>inFile</w:t>
+      </w:r>
+      <w:proofErr w:type="spellEnd"/>
+      <w:r>
+        <w:rPr>
+          <w:rFonts w:ascii="Cascadia Mono" w:hAnsi="Cascadia Mono" w:cs="Cascadia Mono"/>
+          <w:color w:val="000000"/>
+          <w:sz w:val="19"/>
+          <w:szCs w:val="19"/>
+          <w14:ligatures w14:val="standardContextual"/>
+        </w:rPr>
+        <w:t xml:space="preserve">, </w:t>
+      </w:r>
+      <w:proofErr w:type="spellStart"/>
+      <w:r>
+        <w:rPr>
+          <w:rFonts w:ascii="Cascadia Mono" w:hAnsi="Cascadia Mono" w:cs="Cascadia Mono"/>
+          <w:color w:val="000000"/>
+          <w:sz w:val="19"/>
+          <w:szCs w:val="19"/>
+          <w14:ligatures w14:val="standardContextual"/>
+        </w:rPr>
+        <w:t>line</w:t>
+      </w:r>
+      <w:proofErr w:type="spellEnd"/>
+      <w:r>
+        <w:rPr>
+          <w:rFonts w:ascii="Cascadia Mono" w:hAnsi="Cascadia Mono" w:cs="Cascadia Mono"/>
+          <w:color w:val="000000"/>
+          <w:sz w:val="19"/>
+          <w:szCs w:val="19"/>
+          <w14:ligatures w14:val="standardContextual"/>
+        </w:rPr>
+        <w:t>);</w:t>
+      </w:r>
+    </w:p>
+    <w:p>
+      <w:pPr>
+        <w:autoSpaceDE w:val="0"/>
+        <w:autoSpaceDN w:val="0"/>
+        <w:adjustRightInd w:val="0"/>
+        <w:spacing w:after="0" w:line="240" w:lineRule="auto"/>
+        <w:rPr>
+          <w:rFonts w:ascii="Cascadia Mono" w:hAnsi="Cascadia Mono" w:cs="Cascadia Mono"/>
+          <w:color w:val="000000"/>
+          <w:sz w:val="19"/>
+          <w:szCs w:val="19"/>
+          <w14:ligatures w14:val="standardContextual"/>
+        </w:rPr>
+      </w:pPr>
+      <w:r>
+        <w:rPr>
+          <w:rFonts w:ascii="Cascadia Mono" w:hAnsi="Cascadia Mono" w:cs="Cascadia Mono"/>
+          <w:color w:val="000000"/>
+          <w:sz w:val="19"/>
+          <w:szCs w:val="19"/>
+          <w14:ligatures w14:val="standardContextual"/>
+        </w:rPr>
+        <w:t xml:space="preserve">    </w:t>
+      </w:r>
+      <w:r>
+        <w:rPr>
+          <w:rFonts w:ascii="Cascadia Mono" w:hAnsi="Cascadia Mono" w:cs="Cascadia Mono"/>
+          <w:color w:val="6F008A"/>
+          <w:sz w:val="19"/>
+          <w:szCs w:val="19"/>
+          <w14:ligatures w14:val="standardContextual"/>
+        </w:rPr>
+        <w:t>ASSERT_EQ</w:t>
+      </w:r>
+      <w:r>
+        <w:rPr>
+          <w:rFonts w:ascii="Cascadia Mono" w:hAnsi="Cascadia Mono" w:cs="Cascadia Mono"/>
+          <w:color w:val="000000"/>
+          <w:sz w:val="19"/>
+          <w:szCs w:val="19"/>
+          <w14:ligatures w14:val="standardContextual"/>
+        </w:rPr>
+        <w:t>(</w:t>
+      </w:r>
+      <w:proofErr w:type="spellStart"/>
+      <w:r>
+        <w:rPr>
+          <w:rFonts w:ascii="Cascadia Mono" w:hAnsi="Cascadia Mono" w:cs="Cascadia Mono"/>
+          <w:color w:val="000000"/>
+          <w:sz w:val="19"/>
+          <w:szCs w:val="19"/>
+          <w14:ligatures w14:val="standardContextual"/>
+        </w:rPr>
+        <w:t>line</w:t>
+      </w:r>
+      <w:proofErr w:type="spellEnd"/>
+      <w:r>
+        <w:rPr>
+          <w:rFonts w:ascii="Cascadia Mono" w:hAnsi="Cascadia Mono" w:cs="Cascadia Mono"/>
+          <w:color w:val="000000"/>
+          <w:sz w:val="19"/>
+          <w:szCs w:val="19"/>
+          <w14:ligatures w14:val="standardContextual"/>
+        </w:rPr>
+        <w:t xml:space="preserve">, </w:t>
+      </w:r>
+      <w:proofErr w:type="spellStart"/>
+      <w:r>
+        <w:rPr>
+          <w:rFonts w:ascii="Cascadia Mono" w:hAnsi="Cascadia Mono" w:cs="Cascadia Mono"/>
+          <w:color w:val="000000"/>
+          <w:sz w:val="19"/>
+          <w:szCs w:val="19"/>
+          <w14:ligatures w14:val="standardContextual"/>
+        </w:rPr>
+        <w:t>mode</w:t>
+      </w:r>
+      <w:proofErr w:type="spellEnd"/>
+      <w:r>
+        <w:rPr>
+          <w:rFonts w:ascii="Cascadia Mono" w:hAnsi="Cascadia Mono" w:cs="Cascadia Mono"/>
+          <w:color w:val="000000"/>
+          <w:sz w:val="19"/>
+          <w:szCs w:val="19"/>
+          <w14:ligatures w14:val="standardContextual"/>
+        </w:rPr>
+        <w:t>);</w:t>
+      </w:r>
+    </w:p>
+    <w:p>
+      <w:pPr>
+        <w:autoSpaceDE w:val="0"/>
+        <w:autoSpaceDN w:val="0"/>
+        <w:adjustRightInd w:val="0"/>
+        <w:spacing w:after="0" w:line="240" w:lineRule="auto"/>
+        <w:rPr>
+          <w:rFonts w:ascii="Cascadia Mono" w:hAnsi="Cascadia Mono" w:cs="Cascadia Mono"/>
+          <w:color w:val="000000"/>
+          <w:sz w:val="19"/>
+          <w:szCs w:val="19"/>
+          <w14:ligatures w14:val="standardContextual"/>
+        </w:rPr>
+      </w:pPr>
+    </w:p>
+    <w:p>
+      <w:pPr>
+        <w:autoSpaceDE w:val="0"/>
+        <w:autoSpaceDN w:val="0"/>
+        <w:adjustRightInd w:val="0"/>
+        <w:spacing w:after="0" w:line="240" w:lineRule="auto"/>
+        <w:rPr>
+          <w:rFonts w:ascii="Cascadia Mono" w:hAnsi="Cascadia Mono" w:cs="Cascadia Mono"/>
+          <w:color w:val="000000"/>
+          <w:sz w:val="19"/>
+          <w:szCs w:val="19"/>
+          <w14:ligatures w14:val="standardContextual"/>
+        </w:rPr>
+      </w:pPr>
+      <w:r>
+        <w:rPr>
+          <w:rFonts w:ascii="Cascadia Mono" w:hAnsi="Cascadia Mono" w:cs="Cascadia Mono"/>
+          <w:color w:val="000000"/>
+          <w:sz w:val="19"/>
+          <w:szCs w:val="19"/>
+          <w14:ligatures w14:val="standardContextual"/>
+        </w:rPr>
+        <w:t xml:space="preserve">    </w:t>
+      </w:r>
+      <w:proofErr w:type="spellStart"/>
+      <w:r>
+        <w:rPr>
+          <w:rFonts w:ascii="Cascadia Mono" w:hAnsi="Cascadia Mono" w:cs="Cascadia Mono"/>
+          <w:color w:val="000000"/>
+          <w:sz w:val="19"/>
+          <w:szCs w:val="19"/>
+          <w14:ligatures w14:val="standardContextual"/>
+        </w:rPr>
+        <w:t>std</w:t>
+      </w:r>
+      <w:proofErr w:type="spellEnd"/>
+      <w:r>
+        <w:rPr>
+          <w:rFonts w:ascii="Cascadia Mono" w:hAnsi="Cascadia Mono" w:cs="Cascadia Mono"/>
+          <w:color w:val="000000"/>
+          <w:sz w:val="19"/>
+          <w:szCs w:val="19"/>
+          <w14:ligatures w14:val="standardContextual"/>
+        </w:rPr>
+        <w:t>::</w:t>
+      </w:r>
+      <w:proofErr w:type="spellStart"/>
+      <w:r>
+        <w:rPr>
+          <w:rFonts w:ascii="Cascadia Mono" w:hAnsi="Cascadia Mono" w:cs="Cascadia Mono"/>
+          <w:color w:val="000000"/>
+          <w:sz w:val="19"/>
+          <w:szCs w:val="19"/>
+          <w14:ligatures w14:val="standardContextual"/>
+        </w:rPr>
+        <w:t>getline</w:t>
+      </w:r>
+      <w:proofErr w:type="spellEnd"/>
+      <w:r>
+        <w:rPr>
+          <w:rFonts w:ascii="Cascadia Mono" w:hAnsi="Cascadia Mono" w:cs="Cascadia Mono"/>
+          <w:color w:val="000000"/>
+          <w:sz w:val="19"/>
+          <w:szCs w:val="19"/>
+          <w14:ligatures w14:val="standardContextual"/>
+        </w:rPr>
+        <w:t>(</w:t>
+      </w:r>
+      <w:proofErr w:type="spellStart"/>
+      <w:r>
+        <w:rPr>
+          <w:rFonts w:ascii="Cascadia Mono" w:hAnsi="Cascadia Mono" w:cs="Cascadia Mono"/>
+          <w:color w:val="000000"/>
+          <w:sz w:val="19"/>
+          <w:szCs w:val="19"/>
+          <w14:ligatures w14:val="standardContextual"/>
+        </w:rPr>
+        <w:t>inFile</w:t>
+      </w:r>
+      <w:proofErr w:type="spellEnd"/>
+      <w:r>
+        <w:rPr>
+          <w:rFonts w:ascii="Cascadia Mono" w:hAnsi="Cascadia Mono" w:cs="Cascadia Mono"/>
+          <w:color w:val="000000"/>
+          <w:sz w:val="19"/>
+          <w:szCs w:val="19"/>
+          <w14:ligatures w14:val="standardContextual"/>
+        </w:rPr>
+        <w:t xml:space="preserve">, </w:t>
+      </w:r>
+      <w:proofErr w:type="spellStart"/>
+      <w:r>
+        <w:rPr>
+          <w:rFonts w:ascii="Cascadia Mono" w:hAnsi="Cascadia Mono" w:cs="Cascadia Mono"/>
+          <w:color w:val="000000"/>
+          <w:sz w:val="19"/>
+          <w:szCs w:val="19"/>
+          <w14:ligatures w14:val="standardContextual"/>
+        </w:rPr>
+        <w:t>line</w:t>
+      </w:r>
+      <w:proofErr w:type="spellEnd"/>
+      <w:r>
+        <w:rPr>
+          <w:rFonts w:ascii="Cascadia Mono" w:hAnsi="Cascadia Mono" w:cs="Cascadia Mono"/>
+          <w:color w:val="000000"/>
+          <w:sz w:val="19"/>
+          <w:szCs w:val="19"/>
+          <w14:ligatures w14:val="standardContextual"/>
+        </w:rPr>
+        <w:t>);</w:t>
+      </w:r>
+    </w:p>
+    <w:p>
+      <w:pPr>
+        <w:autoSpaceDE w:val="0"/>
+        <w:autoSpaceDN w:val="0"/>
+        <w:adjustRightInd w:val="0"/>
+        <w:spacing w:after="0" w:line="240" w:lineRule="auto"/>
+        <w:rPr>
+          <w:rFonts w:ascii="Cascadia Mono" w:hAnsi="Cascadia Mono" w:cs="Cascadia Mono"/>
+          <w:color w:val="000000"/>
+          <w:sz w:val="19"/>
+          <w:szCs w:val="19"/>
+          <w14:ligatures w14:val="standardContextual"/>
+        </w:rPr>
+      </w:pPr>
+      <w:r>
+        <w:rPr>
+          <w:rFonts w:ascii="Cascadia Mono" w:hAnsi="Cascadia Mono" w:cs="Cascadia Mono"/>
+          <w:color w:val="000000"/>
+          <w:sz w:val="19"/>
+          <w:szCs w:val="19"/>
+          <w14:ligatures w14:val="standardContextual"/>
+        </w:rPr>
+        <w:t xml:space="preserve">    </w:t>
+      </w:r>
+      <w:r>
+        <w:rPr>
+          <w:rFonts w:ascii="Cascadia Mono" w:hAnsi="Cascadia Mono" w:cs="Cascadia Mono"/>
+          <w:color w:val="6F008A"/>
+          <w:sz w:val="19"/>
+          <w:szCs w:val="19"/>
+          <w14:ligatures w14:val="standardContextual"/>
+        </w:rPr>
+        <w:t>ASSERT_EQ</w:t>
+      </w:r>
+      <w:r>
+        <w:rPr>
+          <w:rFonts w:ascii="Cascadia Mono" w:hAnsi="Cascadia Mono" w:cs="Cascadia Mono"/>
+          <w:color w:val="000000"/>
+          <w:sz w:val="19"/>
+          <w:szCs w:val="19"/>
+          <w14:ligatures w14:val="standardContextual"/>
+        </w:rPr>
+        <w:t>(</w:t>
+      </w:r>
+      <w:proofErr w:type="spellStart"/>
+      <w:r>
+        <w:rPr>
+          <w:rFonts w:ascii="Cascadia Mono" w:hAnsi="Cascadia Mono" w:cs="Cascadia Mono"/>
+          <w:color w:val="000000"/>
+          <w:sz w:val="19"/>
+          <w:szCs w:val="19"/>
+          <w14:ligatures w14:val="standardContextual"/>
+        </w:rPr>
+        <w:t>line</w:t>
+      </w:r>
+      <w:proofErr w:type="spellEnd"/>
+      <w:r>
+        <w:rPr>
+          <w:rFonts w:ascii="Cascadia Mono" w:hAnsi="Cascadia Mono" w:cs="Cascadia Mono"/>
+          <w:color w:val="000000"/>
+          <w:sz w:val="19"/>
+          <w:szCs w:val="19"/>
+          <w14:ligatures w14:val="standardContextual"/>
+        </w:rPr>
+        <w:t>, player1Move);</w:t>
+      </w:r>
+    </w:p>
+    <w:p>
+      <w:pPr>
+        <w:autoSpaceDE w:val="0"/>
+        <w:autoSpaceDN w:val="0"/>
+        <w:adjustRightInd w:val="0"/>
+        <w:spacing w:after="0" w:line="240" w:lineRule="auto"/>
+        <w:rPr>
+          <w:rFonts w:ascii="Cascadia Mono" w:hAnsi="Cascadia Mono" w:cs="Cascadia Mono"/>
+          <w:color w:val="000000"/>
+          <w:sz w:val="19"/>
+          <w:szCs w:val="19"/>
+          <w14:ligatures w14:val="standardContextual"/>
+        </w:rPr>
+      </w:pPr>
+    </w:p>
+    <w:p>
+      <w:pPr>
+        <w:autoSpaceDE w:val="0"/>
+        <w:autoSpaceDN w:val="0"/>
+        <w:adjustRightInd w:val="0"/>
+        <w:spacing w:after="0" w:line="240" w:lineRule="auto"/>
+        <w:rPr>
+          <w:rFonts w:ascii="Cascadia Mono" w:hAnsi="Cascadia Mono" w:cs="Cascadia Mono"/>
+          <w:color w:val="000000"/>
+          <w:sz w:val="19"/>
+          <w:szCs w:val="19"/>
+          <w14:ligatures w14:val="standardContextual"/>
+        </w:rPr>
+      </w:pPr>
+      <w:r>
+        <w:rPr>
+          <w:rFonts w:ascii="Cascadia Mono" w:hAnsi="Cascadia Mono" w:cs="Cascadia Mono"/>
+          <w:color w:val="000000"/>
+          <w:sz w:val="19"/>
+          <w:szCs w:val="19"/>
+          <w14:ligatures w14:val="standardContextual"/>
+        </w:rPr>
+        <w:t xml:space="preserve">    </w:t>
+      </w:r>
+      <w:proofErr w:type="spellStart"/>
+      <w:r>
+        <w:rPr>
+          <w:rFonts w:ascii="Cascadia Mono" w:hAnsi="Cascadia Mono" w:cs="Cascadia Mono"/>
+          <w:color w:val="000000"/>
+          <w:sz w:val="19"/>
+          <w:szCs w:val="19"/>
+          <w14:ligatures w14:val="standardContextual"/>
+        </w:rPr>
+        <w:t>std</w:t>
+      </w:r>
+      <w:proofErr w:type="spellEnd"/>
+      <w:r>
+        <w:rPr>
+          <w:rFonts w:ascii="Cascadia Mono" w:hAnsi="Cascadia Mono" w:cs="Cascadia Mono"/>
+          <w:color w:val="000000"/>
+          <w:sz w:val="19"/>
+          <w:szCs w:val="19"/>
+          <w14:ligatures w14:val="standardContextual"/>
+        </w:rPr>
+        <w:t>::</w:t>
+      </w:r>
+      <w:proofErr w:type="spellStart"/>
+      <w:r>
+        <w:rPr>
+          <w:rFonts w:ascii="Cascadia Mono" w:hAnsi="Cascadia Mono" w:cs="Cascadia Mono"/>
+          <w:color w:val="000000"/>
+          <w:sz w:val="19"/>
+          <w:szCs w:val="19"/>
+          <w14:ligatures w14:val="standardContextual"/>
+        </w:rPr>
+        <w:t>getline</w:t>
+      </w:r>
+      <w:proofErr w:type="spellEnd"/>
+      <w:r>
+        <w:rPr>
+          <w:rFonts w:ascii="Cascadia Mono" w:hAnsi="Cascadia Mono" w:cs="Cascadia Mono"/>
+          <w:color w:val="000000"/>
+          <w:sz w:val="19"/>
+          <w:szCs w:val="19"/>
+          <w14:ligatures w14:val="standardContextual"/>
+        </w:rPr>
+        <w:t>(</w:t>
+      </w:r>
+      <w:proofErr w:type="spellStart"/>
+      <w:r>
+        <w:rPr>
+          <w:rFonts w:ascii="Cascadia Mono" w:hAnsi="Cascadia Mono" w:cs="Cascadia Mono"/>
+          <w:color w:val="000000"/>
+          <w:sz w:val="19"/>
+          <w:szCs w:val="19"/>
+          <w14:ligatures w14:val="standardContextual"/>
+        </w:rPr>
+        <w:t>inFile</w:t>
+      </w:r>
+      <w:proofErr w:type="spellEnd"/>
+      <w:r>
+        <w:rPr>
+          <w:rFonts w:ascii="Cascadia Mono" w:hAnsi="Cascadia Mono" w:cs="Cascadia Mono"/>
+          <w:color w:val="000000"/>
+          <w:sz w:val="19"/>
+          <w:szCs w:val="19"/>
+          <w14:ligatures w14:val="standardContextual"/>
+        </w:rPr>
+        <w:t xml:space="preserve">, </w:t>
+      </w:r>
+      <w:proofErr w:type="spellStart"/>
+      <w:r>
+        <w:rPr>
+          <w:rFonts w:ascii="Cascadia Mono" w:hAnsi="Cascadia Mono" w:cs="Cascadia Mono"/>
+          <w:color w:val="000000"/>
+          <w:sz w:val="19"/>
+          <w:szCs w:val="19"/>
+          <w14:ligatures w14:val="standardContextual"/>
+        </w:rPr>
+        <w:t>line</w:t>
+      </w:r>
+      <w:proofErr w:type="spellEnd"/>
+      <w:r>
+        <w:rPr>
+          <w:rFonts w:ascii="Cascadia Mono" w:hAnsi="Cascadia Mono" w:cs="Cascadia Mono"/>
+          <w:color w:val="000000"/>
+          <w:sz w:val="19"/>
+          <w:szCs w:val="19"/>
+          <w14:ligatures w14:val="standardContextual"/>
+        </w:rPr>
+        <w:t>);</w:t>
+      </w:r>
+    </w:p>
+    <w:p>
+      <w:pPr>
+        <w:autoSpaceDE w:val="0"/>
+        <w:autoSpaceDN w:val="0"/>
+        <w:adjustRightInd w:val="0"/>
+        <w:spacing w:after="0" w:line="240" w:lineRule="auto"/>
+        <w:rPr>
+          <w:rFonts w:ascii="Cascadia Mono" w:hAnsi="Cascadia Mono" w:cs="Cascadia Mono"/>
+          <w:color w:val="000000"/>
+          <w:sz w:val="19"/>
+          <w:szCs w:val="19"/>
+          <w14:ligatures w14:val="standardContextual"/>
+        </w:rPr>
+      </w:pPr>
+      <w:r>
+        <w:rPr>
+          <w:rFonts w:ascii="Cascadia Mono" w:hAnsi="Cascadia Mono" w:cs="Cascadia Mono"/>
+          <w:color w:val="000000"/>
+          <w:sz w:val="19"/>
+          <w:szCs w:val="19"/>
+          <w14:ligatures w14:val="standardContextual"/>
+        </w:rPr>
+        <w:t xml:space="preserve">    </w:t>
+      </w:r>
+      <w:r>
+        <w:rPr>
+          <w:rFonts w:ascii="Cascadia Mono" w:hAnsi="Cascadia Mono" w:cs="Cascadia Mono"/>
+          <w:color w:val="6F008A"/>
+          <w:sz w:val="19"/>
+          <w:szCs w:val="19"/>
+          <w14:ligatures w14:val="standardContextual"/>
+        </w:rPr>
+        <w:t>ASSERT_EQ</w:t>
+      </w:r>
+      <w:r>
+        <w:rPr>
+          <w:rFonts w:ascii="Cascadia Mono" w:hAnsi="Cascadia Mono" w:cs="Cascadia Mono"/>
+          <w:color w:val="000000"/>
+          <w:sz w:val="19"/>
+          <w:szCs w:val="19"/>
+          <w14:ligatures w14:val="standardContextual"/>
+        </w:rPr>
+        <w:t>(</w:t>
+      </w:r>
+      <w:proofErr w:type="spellStart"/>
+      <w:r>
+        <w:rPr>
+          <w:rFonts w:ascii="Cascadia Mono" w:hAnsi="Cascadia Mono" w:cs="Cascadia Mono"/>
+          <w:color w:val="000000"/>
+          <w:sz w:val="19"/>
+          <w:szCs w:val="19"/>
+          <w14:ligatures w14:val="standardContextual"/>
+        </w:rPr>
+        <w:t>line</w:t>
+      </w:r>
+      <w:proofErr w:type="spellEnd"/>
+      <w:r>
+        <w:rPr>
+          <w:rFonts w:ascii="Cascadia Mono" w:hAnsi="Cascadia Mono" w:cs="Cascadia Mono"/>
+          <w:color w:val="000000"/>
+          <w:sz w:val="19"/>
+          <w:szCs w:val="19"/>
+          <w14:ligatures w14:val="standardContextual"/>
+        </w:rPr>
+        <w:t>, player2Move);</w:t>
+      </w:r>
+    </w:p>
+    <w:p>
+      <w:pPr>
+        <w:autoSpaceDE w:val="0"/>
+        <w:autoSpaceDN w:val="0"/>
+        <w:adjustRightInd w:val="0"/>
+        <w:spacing w:after="0" w:line="240" w:lineRule="auto"/>
+        <w:rPr>
+          <w:rFonts w:ascii="Cascadia Mono" w:hAnsi="Cascadia Mono" w:cs="Cascadia Mono"/>
+          <w:color w:val="000000"/>
+          <w:sz w:val="19"/>
+          <w:szCs w:val="19"/>
+          <w14:ligatures w14:val="standardContextual"/>
+        </w:rPr>
+      </w:pPr>
+    </w:p>
+    <w:p>
+      <w:pPr>
+        <w:autoSpaceDE w:val="0"/>
+        <w:autoSpaceDN w:val="0"/>
+        <w:adjustRightInd w:val="0"/>
+        <w:spacing w:after="0" w:line="240" w:lineRule="auto"/>
+        <w:rPr>
+          <w:rFonts w:ascii="Cascadia Mono" w:hAnsi="Cascadia Mono" w:cs="Cascadia Mono"/>
+          <w:color w:val="000000"/>
+          <w:sz w:val="19"/>
+          <w:szCs w:val="19"/>
+          <w14:ligatures w14:val="standardContextual"/>
+        </w:rPr>
+      </w:pPr>
+      <w:r>
+        <w:rPr>
+          <w:rFonts w:ascii="Cascadia Mono" w:hAnsi="Cascadia Mono" w:cs="Cascadia Mono"/>
+          <w:color w:val="000000"/>
+          <w:sz w:val="19"/>
+          <w:szCs w:val="19"/>
+          <w14:ligatures w14:val="standardContextual"/>
+        </w:rPr>
+        <w:t xml:space="preserve">    </w:t>
+      </w:r>
+      <w:proofErr w:type="spellStart"/>
+      <w:r>
+        <w:rPr>
+          <w:rFonts w:ascii="Cascadia Mono" w:hAnsi="Cascadia Mono" w:cs="Cascadia Mono"/>
+          <w:color w:val="000000"/>
+          <w:sz w:val="19"/>
+          <w:szCs w:val="19"/>
+          <w14:ligatures w14:val="standardContextual"/>
+        </w:rPr>
+        <w:t>std</w:t>
+      </w:r>
+      <w:proofErr w:type="spellEnd"/>
+      <w:r>
+        <w:rPr>
+          <w:rFonts w:ascii="Cascadia Mono" w:hAnsi="Cascadia Mono" w:cs="Cascadia Mono"/>
+          <w:color w:val="000000"/>
+          <w:sz w:val="19"/>
+          <w:szCs w:val="19"/>
+          <w14:ligatures w14:val="standardContextual"/>
+        </w:rPr>
+        <w:t>::</w:t>
+      </w:r>
+      <w:proofErr w:type="spellStart"/>
+      <w:r>
+        <w:rPr>
+          <w:rFonts w:ascii="Cascadia Mono" w:hAnsi="Cascadia Mono" w:cs="Cascadia Mono"/>
+          <w:color w:val="000000"/>
+          <w:sz w:val="19"/>
+          <w:szCs w:val="19"/>
+          <w14:ligatures w14:val="standardContextual"/>
+        </w:rPr>
+        <w:t>getline</w:t>
+      </w:r>
+      <w:proofErr w:type="spellEnd"/>
+      <w:r>
+        <w:rPr>
+          <w:rFonts w:ascii="Cascadia Mono" w:hAnsi="Cascadia Mono" w:cs="Cascadia Mono"/>
+          <w:color w:val="000000"/>
+          <w:sz w:val="19"/>
+          <w:szCs w:val="19"/>
+          <w14:ligatures w14:val="standardContextual"/>
+        </w:rPr>
+        <w:t>(</w:t>
+      </w:r>
+      <w:proofErr w:type="spellStart"/>
+      <w:r>
+        <w:rPr>
+          <w:rFonts w:ascii="Cascadia Mono" w:hAnsi="Cascadia Mono" w:cs="Cascadia Mono"/>
+          <w:color w:val="000000"/>
+          <w:sz w:val="19"/>
+          <w:szCs w:val="19"/>
+          <w14:ligatures w14:val="standardContextual"/>
+        </w:rPr>
+        <w:t>inFile</w:t>
+      </w:r>
+      <w:proofErr w:type="spellEnd"/>
+      <w:r>
+        <w:rPr>
+          <w:rFonts w:ascii="Cascadia Mono" w:hAnsi="Cascadia Mono" w:cs="Cascadia Mono"/>
+          <w:color w:val="000000"/>
+          <w:sz w:val="19"/>
+          <w:szCs w:val="19"/>
+          <w14:ligatures w14:val="standardContextual"/>
+        </w:rPr>
+        <w:t xml:space="preserve">, </w:t>
+      </w:r>
+      <w:proofErr w:type="spellStart"/>
+      <w:r>
+        <w:rPr>
+          <w:rFonts w:ascii="Cascadia Mono" w:hAnsi="Cascadia Mono" w:cs="Cascadia Mono"/>
+          <w:color w:val="000000"/>
+          <w:sz w:val="19"/>
+          <w:szCs w:val="19"/>
+          <w14:ligatures w14:val="standardContextual"/>
+        </w:rPr>
+        <w:t>line</w:t>
+      </w:r>
+      <w:proofErr w:type="spellEnd"/>
+      <w:r>
+        <w:rPr>
+          <w:rFonts w:ascii="Cascadia Mono" w:hAnsi="Cascadia Mono" w:cs="Cascadia Mono"/>
+          <w:color w:val="000000"/>
+          <w:sz w:val="19"/>
+          <w:szCs w:val="19"/>
+          <w14:ligatures w14:val="standardContextual"/>
+        </w:rPr>
+        <w:t>);</w:t>
+      </w:r>
+    </w:p>
+    <w:p>
+      <w:pPr>
+        <w:autoSpaceDE w:val="0"/>
+        <w:autoSpaceDN w:val="0"/>
+        <w:adjustRightInd w:val="0"/>
+        <w:spacing w:after="0" w:line="240" w:lineRule="auto"/>
+        <w:rPr>
+          <w:rFonts w:ascii="Cascadia Mono" w:hAnsi="Cascadia Mono" w:cs="Cascadia Mono"/>
+          <w:color w:val="000000"/>
+          <w:sz w:val="19"/>
+          <w:szCs w:val="19"/>
+          <w14:ligatures w14:val="standardContextual"/>
+        </w:rPr>
+      </w:pPr>
+      <w:r>
+        <w:rPr>
+          <w:rFonts w:ascii="Cascadia Mono" w:hAnsi="Cascadia Mono" w:cs="Cascadia Mono"/>
+          <w:color w:val="000000"/>
+          <w:sz w:val="19"/>
+          <w:szCs w:val="19"/>
+          <w14:ligatures w14:val="standardContextual"/>
+        </w:rPr>
+        <w:t xml:space="preserve">    </w:t>
+      </w:r>
+      <w:r>
+        <w:rPr>
+          <w:rFonts w:ascii="Cascadia Mono" w:hAnsi="Cascadia Mono" w:cs="Cascadia Mono"/>
+          <w:color w:val="6F008A"/>
+          <w:sz w:val="19"/>
+          <w:szCs w:val="19"/>
+          <w14:ligatures w14:val="standardContextual"/>
+        </w:rPr>
+        <w:t>ASSERT_EQ</w:t>
+      </w:r>
+      <w:r>
+        <w:rPr>
+          <w:rFonts w:ascii="Cascadia Mono" w:hAnsi="Cascadia Mono" w:cs="Cascadia Mono"/>
+          <w:color w:val="000000"/>
+          <w:sz w:val="19"/>
+          <w:szCs w:val="19"/>
+          <w14:ligatures w14:val="standardContextual"/>
+        </w:rPr>
+        <w:t>(</w:t>
+      </w:r>
+      <w:proofErr w:type="spellStart"/>
+      <w:r>
+        <w:rPr>
+          <w:rFonts w:ascii="Cascadia Mono" w:hAnsi="Cascadia Mono" w:cs="Cascadia Mono"/>
+          <w:color w:val="000000"/>
+          <w:sz w:val="19"/>
+          <w:szCs w:val="19"/>
+          <w14:ligatures w14:val="standardContextual"/>
+        </w:rPr>
+        <w:t>std</w:t>
+      </w:r>
+      <w:proofErr w:type="spellEnd"/>
+      <w:r>
+        <w:rPr>
+          <w:rFonts w:ascii="Cascadia Mono" w:hAnsi="Cascadia Mono" w:cs="Cascadia Mono"/>
+          <w:color w:val="000000"/>
+          <w:sz w:val="19"/>
+          <w:szCs w:val="19"/>
+          <w14:ligatures w14:val="standardContextual"/>
+        </w:rPr>
+        <w:t>::</w:t>
+      </w:r>
+      <w:proofErr w:type="spellStart"/>
+      <w:r>
+        <w:rPr>
+          <w:rFonts w:ascii="Cascadia Mono" w:hAnsi="Cascadia Mono" w:cs="Cascadia Mono"/>
+          <w:color w:val="000000"/>
+          <w:sz w:val="19"/>
+          <w:szCs w:val="19"/>
+          <w14:ligatures w14:val="standardContextual"/>
+        </w:rPr>
+        <w:t>stoi</w:t>
+      </w:r>
+      <w:proofErr w:type="spellEnd"/>
+      <w:r>
+        <w:rPr>
+          <w:rFonts w:ascii="Cascadia Mono" w:hAnsi="Cascadia Mono" w:cs="Cascadia Mono"/>
+          <w:color w:val="000000"/>
+          <w:sz w:val="19"/>
+          <w:szCs w:val="19"/>
+          <w14:ligatures w14:val="standardContextual"/>
+        </w:rPr>
+        <w:t>(</w:t>
+      </w:r>
+      <w:proofErr w:type="spellStart"/>
+      <w:r>
+        <w:rPr>
+          <w:rFonts w:ascii="Cascadia Mono" w:hAnsi="Cascadia Mono" w:cs="Cascadia Mono"/>
+          <w:color w:val="000000"/>
+          <w:sz w:val="19"/>
+          <w:szCs w:val="19"/>
+          <w14:ligatures w14:val="standardContextual"/>
+        </w:rPr>
+        <w:t>line</w:t>
+      </w:r>
+      <w:proofErr w:type="spellEnd"/>
+      <w:r>
+        <w:rPr>
+          <w:rFonts w:ascii="Cascadia Mono" w:hAnsi="Cascadia Mono" w:cs="Cascadia Mono"/>
+          <w:color w:val="000000"/>
+          <w:sz w:val="19"/>
+          <w:szCs w:val="19"/>
+          <w14:ligatures w14:val="standardContextual"/>
+        </w:rPr>
+        <w:t>), player1Score);</w:t>
+      </w:r>
+    </w:p>
+    <w:p>
+      <w:pPr>
+        <w:autoSpaceDE w:val="0"/>
+        <w:autoSpaceDN w:val="0"/>
+        <w:adjustRightInd w:val="0"/>
+        <w:spacing w:after="0" w:line="240" w:lineRule="auto"/>
+        <w:rPr>
+          <w:rFonts w:ascii="Cascadia Mono" w:hAnsi="Cascadia Mono" w:cs="Cascadia Mono"/>
+          <w:color w:val="000000"/>
+          <w:sz w:val="19"/>
+          <w:szCs w:val="19"/>
+          <w14:ligatures w14:val="standardContextual"/>
+        </w:rPr>
+      </w:pPr>
+    </w:p>
+    <w:p>
+      <w:pPr>
+        <w:autoSpaceDE w:val="0"/>
+        <w:autoSpaceDN w:val="0"/>
+        <w:adjustRightInd w:val="0"/>
+        <w:spacing w:after="0" w:line="240" w:lineRule="auto"/>
+        <w:rPr>
+          <w:rFonts w:ascii="Cascadia Mono" w:hAnsi="Cascadia Mono" w:cs="Cascadia Mono"/>
+          <w:color w:val="000000"/>
+          <w:sz w:val="19"/>
+          <w:szCs w:val="19"/>
+          <w14:ligatures w14:val="standardContextual"/>
+        </w:rPr>
+      </w:pPr>
+      <w:r>
+        <w:rPr>
+          <w:rFonts w:ascii="Cascadia Mono" w:hAnsi="Cascadia Mono" w:cs="Cascadia Mono"/>
+          <w:color w:val="000000"/>
+          <w:sz w:val="19"/>
+          <w:szCs w:val="19"/>
+          <w14:ligatures w14:val="standardContextual"/>
+        </w:rPr>
+        <w:t xml:space="preserve">    </w:t>
+      </w:r>
+      <w:proofErr w:type="spellStart"/>
+      <w:r>
+        <w:rPr>
+          <w:rFonts w:ascii="Cascadia Mono" w:hAnsi="Cascadia Mono" w:cs="Cascadia Mono"/>
+          <w:color w:val="000000"/>
+          <w:sz w:val="19"/>
+          <w:szCs w:val="19"/>
+          <w14:ligatures w14:val="standardContextual"/>
+        </w:rPr>
+        <w:t>std</w:t>
+      </w:r>
+      <w:proofErr w:type="spellEnd"/>
+      <w:r>
+        <w:rPr>
+          <w:rFonts w:ascii="Cascadia Mono" w:hAnsi="Cascadia Mono" w:cs="Cascadia Mono"/>
+          <w:color w:val="000000"/>
+          <w:sz w:val="19"/>
+          <w:szCs w:val="19"/>
+          <w14:ligatures w14:val="standardContextual"/>
+        </w:rPr>
+        <w:t>::</w:t>
+      </w:r>
+      <w:proofErr w:type="spellStart"/>
+      <w:r>
+        <w:rPr>
+          <w:rFonts w:ascii="Cascadia Mono" w:hAnsi="Cascadia Mono" w:cs="Cascadia Mono"/>
+          <w:color w:val="000000"/>
+          <w:sz w:val="19"/>
+          <w:szCs w:val="19"/>
+          <w14:ligatures w14:val="standardContextual"/>
+        </w:rPr>
+        <w:t>getline</w:t>
+      </w:r>
+      <w:proofErr w:type="spellEnd"/>
+      <w:r>
+        <w:rPr>
+          <w:rFonts w:ascii="Cascadia Mono" w:hAnsi="Cascadia Mono" w:cs="Cascadia Mono"/>
+          <w:color w:val="000000"/>
+          <w:sz w:val="19"/>
+          <w:szCs w:val="19"/>
+          <w14:ligatures w14:val="standardContextual"/>
+        </w:rPr>
+        <w:t>(</w:t>
+      </w:r>
+      <w:proofErr w:type="spellStart"/>
+      <w:r>
+        <w:rPr>
+          <w:rFonts w:ascii="Cascadia Mono" w:hAnsi="Cascadia Mono" w:cs="Cascadia Mono"/>
+          <w:color w:val="000000"/>
+          <w:sz w:val="19"/>
+          <w:szCs w:val="19"/>
+          <w14:ligatures w14:val="standardContextual"/>
+        </w:rPr>
+        <w:t>inFile</w:t>
+      </w:r>
+      <w:proofErr w:type="spellEnd"/>
+      <w:r>
+        <w:rPr>
+          <w:rFonts w:ascii="Cascadia Mono" w:hAnsi="Cascadia Mono" w:cs="Cascadia Mono"/>
+          <w:color w:val="000000"/>
+          <w:sz w:val="19"/>
+          <w:szCs w:val="19"/>
+          <w14:ligatures w14:val="standardContextual"/>
+        </w:rPr>
+        <w:t xml:space="preserve">, </w:t>
+      </w:r>
+      <w:proofErr w:type="spellStart"/>
+      <w:r>
+        <w:rPr>
+          <w:rFonts w:ascii="Cascadia Mono" w:hAnsi="Cascadia Mono" w:cs="Cascadia Mono"/>
+          <w:color w:val="000000"/>
+          <w:sz w:val="19"/>
+          <w:szCs w:val="19"/>
+          <w14:ligatures w14:val="standardContextual"/>
+        </w:rPr>
+        <w:t>line</w:t>
+      </w:r>
+      <w:proofErr w:type="spellEnd"/>
+      <w:r>
+        <w:rPr>
+          <w:rFonts w:ascii="Cascadia Mono" w:hAnsi="Cascadia Mono" w:cs="Cascadia Mono"/>
+          <w:color w:val="000000"/>
+          <w:sz w:val="19"/>
+          <w:szCs w:val="19"/>
+          <w14:ligatures w14:val="standardContextual"/>
+        </w:rPr>
+        <w:t>);</w:t>
+      </w:r>
+    </w:p>
+    <w:p>
+      <w:pPr>
+        <w:autoSpaceDE w:val="0"/>
+        <w:autoSpaceDN w:val="0"/>
+        <w:adjustRightInd w:val="0"/>
+        <w:spacing w:after="0" w:line="240" w:lineRule="auto"/>
+        <w:rPr>
+          <w:rFonts w:ascii="Cascadia Mono" w:hAnsi="Cascadia Mono" w:cs="Cascadia Mono"/>
+          <w:color w:val="000000"/>
+          <w:sz w:val="19"/>
+          <w:szCs w:val="19"/>
+          <w14:ligatures w14:val="standardContextual"/>
+        </w:rPr>
+      </w:pPr>
+      <w:r>
+        <w:rPr>
+          <w:rFonts w:ascii="Cascadia Mono" w:hAnsi="Cascadia Mono" w:cs="Cascadia Mono"/>
+          <w:color w:val="000000"/>
+          <w:sz w:val="19"/>
+          <w:szCs w:val="19"/>
+          <w14:ligatures w14:val="standardContextual"/>
+        </w:rPr>
+        <w:t xml:space="preserve">    </w:t>
+      </w:r>
+      <w:r>
+        <w:rPr>
+          <w:rFonts w:ascii="Cascadia Mono" w:hAnsi="Cascadia Mono" w:cs="Cascadia Mono"/>
+          <w:color w:val="6F008A"/>
+          <w:sz w:val="19"/>
+          <w:szCs w:val="19"/>
+          <w14:ligatures w14:val="standardContextual"/>
+        </w:rPr>
+        <w:t>ASSERT_EQ</w:t>
+      </w:r>
+      <w:r>
+        <w:rPr>
+          <w:rFonts w:ascii="Cascadia Mono" w:hAnsi="Cascadia Mono" w:cs="Cascadia Mono"/>
+          <w:color w:val="000000"/>
+          <w:sz w:val="19"/>
+          <w:szCs w:val="19"/>
+          <w14:ligatures w14:val="standardContextual"/>
+        </w:rPr>
+        <w:t>(</w:t>
+      </w:r>
+      <w:proofErr w:type="spellStart"/>
+      <w:r>
+        <w:rPr>
+          <w:rFonts w:ascii="Cascadia Mono" w:hAnsi="Cascadia Mono" w:cs="Cascadia Mono"/>
+          <w:color w:val="000000"/>
+          <w:sz w:val="19"/>
+          <w:szCs w:val="19"/>
+          <w14:ligatures w14:val="standardContextual"/>
+        </w:rPr>
+        <w:t>std</w:t>
+      </w:r>
+      <w:proofErr w:type="spellEnd"/>
+      <w:r>
+        <w:rPr>
+          <w:rFonts w:ascii="Cascadia Mono" w:hAnsi="Cascadia Mono" w:cs="Cascadia Mono"/>
+          <w:color w:val="000000"/>
+          <w:sz w:val="19"/>
+          <w:szCs w:val="19"/>
+          <w14:ligatures w14:val="standardContextual"/>
+        </w:rPr>
+        <w:t>::</w:t>
+      </w:r>
+      <w:proofErr w:type="spellStart"/>
+      <w:r>
+        <w:rPr>
+          <w:rFonts w:ascii="Cascadia Mono" w:hAnsi="Cascadia Mono" w:cs="Cascadia Mono"/>
+          <w:color w:val="000000"/>
+          <w:sz w:val="19"/>
+          <w:szCs w:val="19"/>
+          <w14:ligatures w14:val="standardContextual"/>
+        </w:rPr>
+        <w:t>stoi</w:t>
+      </w:r>
+      <w:proofErr w:type="spellEnd"/>
+      <w:r>
+        <w:rPr>
+          <w:rFonts w:ascii="Cascadia Mono" w:hAnsi="Cascadia Mono" w:cs="Cascadia Mono"/>
+          <w:color w:val="000000"/>
+          <w:sz w:val="19"/>
+          <w:szCs w:val="19"/>
+          <w14:ligatures w14:val="standardContextual"/>
+        </w:rPr>
+        <w:t>(</w:t>
+      </w:r>
+      <w:proofErr w:type="spellStart"/>
+      <w:r>
+        <w:rPr>
+          <w:rFonts w:ascii="Cascadia Mono" w:hAnsi="Cascadia Mono" w:cs="Cascadia Mono"/>
+          <w:color w:val="000000"/>
+          <w:sz w:val="19"/>
+          <w:szCs w:val="19"/>
+          <w14:ligatures w14:val="standardContextual"/>
+        </w:rPr>
+        <w:t>line</w:t>
+      </w:r>
+      <w:proofErr w:type="spellEnd"/>
+      <w:r>
+        <w:rPr>
+          <w:rFonts w:ascii="Cascadia Mono" w:hAnsi="Cascadia Mono" w:cs="Cascadia Mono"/>
+          <w:color w:val="000000"/>
+          <w:sz w:val="19"/>
+          <w:szCs w:val="19"/>
+          <w14:ligatures w14:val="standardContextual"/>
+        </w:rPr>
+        <w:t>), player2Score);</w:t>
+      </w:r>
+    </w:p>
+    <w:p>
+      <w:pPr>
+        <w:autoSpaceDE w:val="0"/>
+        <w:autoSpaceDN w:val="0"/>
+        <w:adjustRightInd w:val="0"/>
+        <w:spacing w:after="0" w:line="240" w:lineRule="auto"/>
+        <w:rPr>
+          <w:rFonts w:ascii="Cascadia Mono" w:hAnsi="Cascadia Mono" w:cs="Cascadia Mono"/>
+          <w:color w:val="000000"/>
+          <w:sz w:val="19"/>
+          <w:szCs w:val="19"/>
+          <w14:ligatures w14:val="standardContextual"/>
+        </w:rPr>
+      </w:pPr>
+    </w:p>
+    <w:p>
+      <w:pPr>
+        <w:autoSpaceDE w:val="0"/>
+        <w:autoSpaceDN w:val="0"/>
+        <w:adjustRightInd w:val="0"/>
+        <w:spacing w:after="0" w:line="240" w:lineRule="auto"/>
+        <w:rPr>
+          <w:rFonts w:ascii="Cascadia Mono" w:hAnsi="Cascadia Mono" w:cs="Cascadia Mono"/>
+          <w:color w:val="000000"/>
+          <w:sz w:val="19"/>
+          <w:szCs w:val="19"/>
+          <w14:ligatures w14:val="standardContextual"/>
+        </w:rPr>
+      </w:pPr>
+      <w:r>
+        <w:rPr>
+          <w:rFonts w:ascii="Cascadia Mono" w:hAnsi="Cascadia Mono" w:cs="Cascadia Mono"/>
+          <w:color w:val="000000"/>
+          <w:sz w:val="19"/>
+          <w:szCs w:val="19"/>
+          <w14:ligatures w14:val="standardContextual"/>
+        </w:rPr>
+        <w:t xml:space="preserve">    </w:t>
+      </w:r>
+      <w:proofErr w:type="spellStart"/>
+      <w:r>
+        <w:rPr>
+          <w:rFonts w:ascii="Cascadia Mono" w:hAnsi="Cascadia Mono" w:cs="Cascadia Mono"/>
+          <w:color w:val="000000"/>
+          <w:sz w:val="19"/>
+          <w:szCs w:val="19"/>
+          <w14:ligatures w14:val="standardContextual"/>
+        </w:rPr>
+        <w:t>inFile.close</w:t>
+      </w:r>
+      <w:proofErr w:type="spellEnd"/>
+      <w:r>
+        <w:rPr>
+          <w:rFonts w:ascii="Cascadia Mono" w:hAnsi="Cascadia Mono" w:cs="Cascadia Mono"/>
+          <w:color w:val="000000"/>
+          <w:sz w:val="19"/>
+          <w:szCs w:val="19"/>
+          <w14:ligatures w14:val="standardContextual"/>
+        </w:rPr>
+        <w:t>();</w:t>
+      </w:r>
+    </w:p>
+    <w:p>
+      <w:pPr>
+        <w:autoSpaceDE w:val="0"/>
+        <w:autoSpaceDN w:val="0"/>
+        <w:adjustRightInd w:val="0"/>
+        <w:spacing w:after="0" w:line="240" w:lineRule="auto"/>
+        <w:rPr>
+          <w:rFonts w:ascii="Cascadia Mono" w:hAnsi="Cascadia Mono" w:cs="Cascadia Mono"/>
+          <w:color w:val="000000"/>
+          <w:sz w:val="19"/>
+          <w:szCs w:val="19"/>
+          <w14:ligatures w14:val="standardContextual"/>
+        </w:rPr>
+      </w:pPr>
+      <w:r>
+        <w:rPr>
+          <w:rFonts w:ascii="Cascadia Mono" w:hAnsi="Cascadia Mono" w:cs="Cascadia Mono"/>
+          <w:color w:val="000000"/>
+          <w:sz w:val="19"/>
+          <w:szCs w:val="19"/>
+          <w14:ligatures w14:val="standardContextual"/>
+        </w:rPr>
+        <w:t xml:space="preserve">    </w:t>
+      </w:r>
+      <w:proofErr w:type="spellStart"/>
+      <w:r>
+        <w:rPr>
+          <w:rFonts w:ascii="Cascadia Mono" w:hAnsi="Cascadia Mono" w:cs="Cascadia Mono"/>
+          <w:color w:val="000000"/>
+          <w:sz w:val="19"/>
+          <w:szCs w:val="19"/>
+          <w14:ligatures w14:val="standardContextual"/>
+        </w:rPr>
+        <w:t>std</w:t>
+      </w:r>
+      <w:proofErr w:type="spellEnd"/>
+      <w:r>
+        <w:rPr>
+          <w:rFonts w:ascii="Cascadia Mono" w:hAnsi="Cascadia Mono" w:cs="Cascadia Mono"/>
+          <w:color w:val="000000"/>
+          <w:sz w:val="19"/>
+          <w:szCs w:val="19"/>
+          <w14:ligatures w14:val="standardContextual"/>
+        </w:rPr>
+        <w:t>::</w:t>
+      </w:r>
+      <w:proofErr w:type="spellStart"/>
+      <w:r>
+        <w:rPr>
+          <w:rFonts w:ascii="Cascadia Mono" w:hAnsi="Cascadia Mono" w:cs="Cascadia Mono"/>
+          <w:color w:val="000000"/>
+          <w:sz w:val="19"/>
+          <w:szCs w:val="19"/>
+          <w14:ligatures w14:val="standardContextual"/>
+        </w:rPr>
+        <w:t>remove</w:t>
+      </w:r>
+      <w:proofErr w:type="spellEnd"/>
+      <w:r>
+        <w:rPr>
+          <w:rFonts w:ascii="Cascadia Mono" w:hAnsi="Cascadia Mono" w:cs="Cascadia Mono"/>
+          <w:color w:val="000000"/>
+          <w:sz w:val="19"/>
+          <w:szCs w:val="19"/>
+          <w14:ligatures w14:val="standardContextual"/>
+        </w:rPr>
+        <w:t>(</w:t>
+      </w:r>
+      <w:proofErr w:type="spellStart"/>
+      <w:r>
+        <w:rPr>
+          <w:rFonts w:ascii="Cascadia Mono" w:hAnsi="Cascadia Mono" w:cs="Cascadia Mono"/>
+          <w:color w:val="000000"/>
+          <w:sz w:val="19"/>
+          <w:szCs w:val="19"/>
+          <w14:ligatures w14:val="standardContextual"/>
+        </w:rPr>
+        <w:t>filename.c_str</w:t>
+      </w:r>
+      <w:proofErr w:type="spellEnd"/>
+      <w:r>
+        <w:rPr>
+          <w:rFonts w:ascii="Cascadia Mono" w:hAnsi="Cascadia Mono" w:cs="Cascadia Mono"/>
+          <w:color w:val="000000"/>
+          <w:sz w:val="19"/>
+          <w:szCs w:val="19"/>
+          <w14:ligatures w14:val="standardContextual"/>
+        </w:rPr>
+        <w:t xml:space="preserve">());  </w:t>
+      </w:r>
+    </w:p>
+    <w:p>
+      <w:pPr>
+        <w:spacing w:line="360" w:lineRule="auto"/>
+        <w:rPr>
+          <w:rFonts w:ascii="Times New Roman" w:hAnsi="Times New Roman" w:cs="Times New Roman"/>
+          <w:b/>
+          <w:bCs/>
+          <w:sz w:val="28"/>
+          <w:szCs w:val="28"/>
+        </w:rPr>
+      </w:pPr>
+      <w:r>
+        <w:rPr>
+          <w:rFonts w:ascii="Cascadia Mono" w:hAnsi="Cascadia Mono" w:cs="Cascadia Mono"/>
+          <w:color w:val="000000"/>
+          <w:sz w:val="19"/>
+          <w:szCs w:val="19"/>
+          <w14:ligatures w14:val="standardContextual"/>
+        </w:rPr>
+        <w:t>}</w:t>
+      </w:r>
+    </w:p>
+    <w:p>
+      <w:pPr>
+        <w:autoSpaceDE w:val="0"/>
+        <w:autoSpaceDN w:val="0"/>
+        <w:adjustRightInd w:val="0"/>
+        <w:spacing w:after="0" w:line="240" w:lineRule="auto"/>
+        <w:rPr>
+          <w:rFonts w:ascii="Cascadia Mono" w:hAnsi="Cascadia Mono" w:cs="Cascadia Mono"/>
+          <w:color w:val="000000"/>
+          <w:sz w:val="19"/>
+          <w:szCs w:val="19"/>
+          <w14:ligatures w14:val="standardContextual"/>
+        </w:rPr>
+      </w:pPr>
+      <w:r>
+        <w:rPr>
+          <w:rFonts w:ascii="Cascadia Mono" w:hAnsi="Cascadia Mono" w:cs="Cascadia Mono"/>
+          <w:color w:val="6F008A"/>
+          <w:sz w:val="19"/>
+          <w:szCs w:val="19"/>
+          <w14:ligatures w14:val="standardContextual"/>
+        </w:rPr>
+        <w:t>TEST</w:t>
+      </w:r>
+      <w:r>
+        <w:rPr>
+          <w:rFonts w:ascii="Cascadia Mono" w:hAnsi="Cascadia Mono" w:cs="Cascadia Mono"/>
+          <w:color w:val="000000"/>
+          <w:sz w:val="19"/>
+          <w:szCs w:val="19"/>
+          <w14:ligatures w14:val="standardContextual"/>
+        </w:rPr>
+        <w:t>(</w:t>
+      </w:r>
+      <w:proofErr w:type="spellStart"/>
+      <w:r>
+        <w:rPr>
+          <w:rFonts w:ascii="Cascadia Mono" w:hAnsi="Cascadia Mono" w:cs="Cascadia Mono"/>
+          <w:color w:val="000000"/>
+          <w:sz w:val="19"/>
+          <w:szCs w:val="19"/>
+          <w14:ligatures w14:val="standardContextual"/>
+        </w:rPr>
+        <w:t>GameTests</w:t>
+      </w:r>
+      <w:proofErr w:type="spellEnd"/>
+      <w:r>
+        <w:rPr>
+          <w:rFonts w:ascii="Cascadia Mono" w:hAnsi="Cascadia Mono" w:cs="Cascadia Mono"/>
+          <w:color w:val="000000"/>
+          <w:sz w:val="19"/>
+          <w:szCs w:val="19"/>
+          <w14:ligatures w14:val="standardContextual"/>
+        </w:rPr>
+        <w:t xml:space="preserve">, </w:t>
+      </w:r>
+      <w:proofErr w:type="spellStart"/>
+      <w:r>
+        <w:rPr>
+          <w:rFonts w:ascii="Cascadia Mono" w:hAnsi="Cascadia Mono" w:cs="Cascadia Mono"/>
+          <w:color w:val="000000"/>
+          <w:sz w:val="19"/>
+          <w:szCs w:val="19"/>
+          <w14:ligatures w14:val="standardContextual"/>
+        </w:rPr>
+        <w:t>LoadGameState</w:t>
+      </w:r>
+      <w:proofErr w:type="spellEnd"/>
+      <w:r>
+        <w:rPr>
+          <w:rFonts w:ascii="Cascadia Mono" w:hAnsi="Cascadia Mono" w:cs="Cascadia Mono"/>
+          <w:color w:val="000000"/>
+          <w:sz w:val="19"/>
+          <w:szCs w:val="19"/>
+          <w14:ligatures w14:val="standardContextual"/>
+        </w:rPr>
+        <w:t>) {</w:t>
+      </w:r>
+    </w:p>
+    <w:p>
+      <w:pPr>
+        <w:autoSpaceDE w:val="0"/>
+        <w:autoSpaceDN w:val="0"/>
+        <w:adjustRightInd w:val="0"/>
+        <w:spacing w:after="0" w:line="240" w:lineRule="auto"/>
+        <w:rPr>
+          <w:rFonts w:ascii="Cascadia Mono" w:hAnsi="Cascadia Mono" w:cs="Cascadia Mono"/>
+          <w:color w:val="000000"/>
+          <w:sz w:val="19"/>
+          <w:szCs w:val="19"/>
+          <w14:ligatures w14:val="standardContextual"/>
+        </w:rPr>
+      </w:pPr>
+      <w:r>
+        <w:rPr>
+          <w:rFonts w:ascii="Cascadia Mono" w:hAnsi="Cascadia Mono" w:cs="Cascadia Mono"/>
+          <w:color w:val="000000"/>
+          <w:sz w:val="19"/>
+          <w:szCs w:val="19"/>
+          <w14:ligatures w14:val="standardContextual"/>
+        </w:rPr>
+        <w:t xml:space="preserve">    </w:t>
+      </w:r>
+      <w:proofErr w:type="spellStart"/>
+      <w:r>
+        <w:rPr>
+          <w:rFonts w:ascii="Cascadia Mono" w:hAnsi="Cascadia Mono" w:cs="Cascadia Mono"/>
+          <w:color w:val="000000"/>
+          <w:sz w:val="19"/>
+          <w:szCs w:val="19"/>
+          <w14:ligatures w14:val="standardContextual"/>
+        </w:rPr>
+        <w:t>std</w:t>
+      </w:r>
+      <w:proofErr w:type="spellEnd"/>
+      <w:r>
+        <w:rPr>
+          <w:rFonts w:ascii="Cascadia Mono" w:hAnsi="Cascadia Mono" w:cs="Cascadia Mono"/>
+          <w:color w:val="000000"/>
+          <w:sz w:val="19"/>
+          <w:szCs w:val="19"/>
+          <w14:ligatures w14:val="standardContextual"/>
+        </w:rPr>
+        <w:t>::</w:t>
+      </w:r>
+      <w:proofErr w:type="spellStart"/>
+      <w:r>
+        <w:rPr>
+          <w:rFonts w:ascii="Cascadia Mono" w:hAnsi="Cascadia Mono" w:cs="Cascadia Mono"/>
+          <w:color w:val="2B91AF"/>
+          <w:sz w:val="19"/>
+          <w:szCs w:val="19"/>
+          <w14:ligatures w14:val="standardContextual"/>
+        </w:rPr>
+        <w:t>string</w:t>
+      </w:r>
+      <w:proofErr w:type="spellEnd"/>
+      <w:r>
+        <w:rPr>
+          <w:rFonts w:ascii="Cascadia Mono" w:hAnsi="Cascadia Mono" w:cs="Cascadia Mono"/>
+          <w:color w:val="000000"/>
+          <w:sz w:val="19"/>
+          <w:szCs w:val="19"/>
+          <w14:ligatures w14:val="standardContextual"/>
+        </w:rPr>
+        <w:t xml:space="preserve"> </w:t>
+      </w:r>
+      <w:proofErr w:type="spellStart"/>
+      <w:r>
+        <w:rPr>
+          <w:rFonts w:ascii="Cascadia Mono" w:hAnsi="Cascadia Mono" w:cs="Cascadia Mono"/>
+          <w:color w:val="000000"/>
+          <w:sz w:val="19"/>
+          <w:szCs w:val="19"/>
+          <w14:ligatures w14:val="standardContextual"/>
+        </w:rPr>
+        <w:t>filename</w:t>
+      </w:r>
+      <w:proofErr w:type="spellEnd"/>
+      <w:r>
+        <w:rPr>
+          <w:rFonts w:ascii="Cascadia Mono" w:hAnsi="Cascadia Mono" w:cs="Cascadia Mono"/>
+          <w:color w:val="000000"/>
+          <w:sz w:val="19"/>
+          <w:szCs w:val="19"/>
+          <w14:ligatures w14:val="standardContextual"/>
+        </w:rPr>
+        <w:t xml:space="preserve"> = </w:t>
+      </w:r>
+      <w:r>
+        <w:rPr>
+          <w:rFonts w:ascii="Cascadia Mono" w:hAnsi="Cascadia Mono" w:cs="Cascadia Mono"/>
+          <w:color w:val="A31515"/>
+          <w:sz w:val="19"/>
+          <w:szCs w:val="19"/>
+          <w14:ligatures w14:val="standardContextual"/>
+        </w:rPr>
+        <w:t>"test_game.ini"</w:t>
+      </w:r>
+      <w:r>
+        <w:rPr>
+          <w:rFonts w:ascii="Cascadia Mono" w:hAnsi="Cascadia Mono" w:cs="Cascadia Mono"/>
+          <w:color w:val="000000"/>
+          <w:sz w:val="19"/>
+          <w:szCs w:val="19"/>
+          <w14:ligatures w14:val="standardContextual"/>
+        </w:rPr>
+        <w:t>;</w:t>
+      </w:r>
+    </w:p>
+    <w:p>
+      <w:pPr>
+        <w:autoSpaceDE w:val="0"/>
+        <w:autoSpaceDN w:val="0"/>
+        <w:adjustRightInd w:val="0"/>
+        <w:spacing w:after="0" w:line="240" w:lineRule="auto"/>
+        <w:rPr>
+          <w:rFonts w:ascii="Cascadia Mono" w:hAnsi="Cascadia Mono" w:cs="Cascadia Mono"/>
+          <w:color w:val="000000"/>
+          <w:sz w:val="19"/>
+          <w:szCs w:val="19"/>
+          <w14:ligatures w14:val="standardContextual"/>
+        </w:rPr>
+      </w:pPr>
+      <w:r>
+        <w:rPr>
+          <w:rFonts w:ascii="Cascadia Mono" w:hAnsi="Cascadia Mono" w:cs="Cascadia Mono"/>
+          <w:color w:val="000000"/>
+          <w:sz w:val="19"/>
+          <w:szCs w:val="19"/>
+          <w14:ligatures w14:val="standardContextual"/>
+        </w:rPr>
+        <w:t xml:space="preserve">    </w:t>
+      </w:r>
+      <w:proofErr w:type="spellStart"/>
+      <w:r>
+        <w:rPr>
+          <w:rFonts w:ascii="Cascadia Mono" w:hAnsi="Cascadia Mono" w:cs="Cascadia Mono"/>
+          <w:color w:val="000000"/>
+          <w:sz w:val="19"/>
+          <w:szCs w:val="19"/>
+          <w14:ligatures w14:val="standardContextual"/>
+        </w:rPr>
+        <w:t>std</w:t>
+      </w:r>
+      <w:proofErr w:type="spellEnd"/>
+      <w:r>
+        <w:rPr>
+          <w:rFonts w:ascii="Cascadia Mono" w:hAnsi="Cascadia Mono" w:cs="Cascadia Mono"/>
+          <w:color w:val="000000"/>
+          <w:sz w:val="19"/>
+          <w:szCs w:val="19"/>
+          <w14:ligatures w14:val="standardContextual"/>
+        </w:rPr>
+        <w:t>::</w:t>
+      </w:r>
+      <w:proofErr w:type="spellStart"/>
+      <w:r>
+        <w:rPr>
+          <w:rFonts w:ascii="Cascadia Mono" w:hAnsi="Cascadia Mono" w:cs="Cascadia Mono"/>
+          <w:color w:val="2B91AF"/>
+          <w:sz w:val="19"/>
+          <w:szCs w:val="19"/>
+          <w14:ligatures w14:val="standardContextual"/>
+        </w:rPr>
+        <w:t>ofstream</w:t>
+      </w:r>
+      <w:proofErr w:type="spellEnd"/>
+      <w:r>
+        <w:rPr>
+          <w:rFonts w:ascii="Cascadia Mono" w:hAnsi="Cascadia Mono" w:cs="Cascadia Mono"/>
+          <w:color w:val="000000"/>
+          <w:sz w:val="19"/>
+          <w:szCs w:val="19"/>
+          <w14:ligatures w14:val="standardContextual"/>
+        </w:rPr>
+        <w:t xml:space="preserve"> </w:t>
+      </w:r>
+      <w:proofErr w:type="spellStart"/>
+      <w:r>
+        <w:rPr>
+          <w:rFonts w:ascii="Cascadia Mono" w:hAnsi="Cascadia Mono" w:cs="Cascadia Mono"/>
+          <w:color w:val="000000"/>
+          <w:sz w:val="19"/>
+          <w:szCs w:val="19"/>
+          <w14:ligatures w14:val="standardContextual"/>
+        </w:rPr>
+        <w:t>outFile</w:t>
+      </w:r>
+      <w:proofErr w:type="spellEnd"/>
+      <w:r>
+        <w:rPr>
+          <w:rFonts w:ascii="Cascadia Mono" w:hAnsi="Cascadia Mono" w:cs="Cascadia Mono"/>
+          <w:color w:val="000000"/>
+          <w:sz w:val="19"/>
+          <w:szCs w:val="19"/>
+          <w14:ligatures w14:val="standardContextual"/>
+        </w:rPr>
+        <w:t>(</w:t>
+      </w:r>
+      <w:proofErr w:type="spellStart"/>
+      <w:r>
+        <w:rPr>
+          <w:rFonts w:ascii="Cascadia Mono" w:hAnsi="Cascadia Mono" w:cs="Cascadia Mono"/>
+          <w:color w:val="000000"/>
+          <w:sz w:val="19"/>
+          <w:szCs w:val="19"/>
+          <w14:ligatures w14:val="standardContextual"/>
+        </w:rPr>
+        <w:t>filename</w:t>
+      </w:r>
+      <w:proofErr w:type="spellEnd"/>
+      <w:r>
+        <w:rPr>
+          <w:rFonts w:ascii="Cascadia Mono" w:hAnsi="Cascadia Mono" w:cs="Cascadia Mono"/>
+          <w:color w:val="000000"/>
+          <w:sz w:val="19"/>
+          <w:szCs w:val="19"/>
+          <w14:ligatures w14:val="standardContextual"/>
+        </w:rPr>
+        <w:t>);</w:t>
+      </w:r>
+    </w:p>
+    <w:p>
+      <w:pPr>
+        <w:autoSpaceDE w:val="0"/>
+        <w:autoSpaceDN w:val="0"/>
+        <w:adjustRightInd w:val="0"/>
+        <w:spacing w:after="0" w:line="240" w:lineRule="auto"/>
+        <w:rPr>
+          <w:rFonts w:ascii="Cascadia Mono" w:hAnsi="Cascadia Mono" w:cs="Cascadia Mono"/>
+          <w:color w:val="000000"/>
+          <w:sz w:val="19"/>
+          <w:szCs w:val="19"/>
+          <w14:ligatures w14:val="standardContextual"/>
+        </w:rPr>
+      </w:pPr>
+      <w:r>
+        <w:rPr>
+          <w:rFonts w:ascii="Cascadia Mono" w:hAnsi="Cascadia Mono" w:cs="Cascadia Mono"/>
+          <w:color w:val="000000"/>
+          <w:sz w:val="19"/>
+          <w:szCs w:val="19"/>
+          <w14:ligatures w14:val="standardContextual"/>
+        </w:rPr>
+        <w:t xml:space="preserve">    </w:t>
+      </w:r>
+      <w:proofErr w:type="spellStart"/>
+      <w:r>
+        <w:rPr>
+          <w:rFonts w:ascii="Cascadia Mono" w:hAnsi="Cascadia Mono" w:cs="Cascadia Mono"/>
+          <w:color w:val="000000"/>
+          <w:sz w:val="19"/>
+          <w:szCs w:val="19"/>
+          <w14:ligatures w14:val="standardContextual"/>
+        </w:rPr>
+        <w:t>outFile</w:t>
+      </w:r>
+      <w:proofErr w:type="spellEnd"/>
+      <w:r>
+        <w:rPr>
+          <w:rFonts w:ascii="Cascadia Mono" w:hAnsi="Cascadia Mono" w:cs="Cascadia Mono"/>
+          <w:color w:val="000000"/>
+          <w:sz w:val="19"/>
+          <w:szCs w:val="19"/>
+          <w14:ligatures w14:val="standardContextual"/>
+        </w:rPr>
+        <w:t xml:space="preserve"> &lt;&lt; </w:t>
+      </w:r>
+      <w:r>
+        <w:rPr>
+          <w:rFonts w:ascii="Cascadia Mono" w:hAnsi="Cascadia Mono" w:cs="Cascadia Mono"/>
+          <w:color w:val="A31515"/>
+          <w:sz w:val="19"/>
+          <w:szCs w:val="19"/>
+          <w14:ligatures w14:val="standardContextual"/>
+        </w:rPr>
+        <w:t>"</w:t>
+      </w:r>
+      <w:proofErr w:type="spellStart"/>
+      <w:r>
+        <w:rPr>
+          <w:rFonts w:ascii="Cascadia Mono" w:hAnsi="Cascadia Mono" w:cs="Cascadia Mono"/>
+          <w:color w:val="A31515"/>
+          <w:sz w:val="19"/>
+          <w:szCs w:val="19"/>
+          <w14:ligatures w14:val="standardContextual"/>
+        </w:rPr>
+        <w:t>Man</w:t>
+      </w:r>
+      <w:proofErr w:type="spellEnd"/>
+      <w:r>
+        <w:rPr>
+          <w:rFonts w:ascii="Cascadia Mono" w:hAnsi="Cascadia Mono" w:cs="Cascadia Mono"/>
+          <w:color w:val="A31515"/>
+          <w:sz w:val="19"/>
+          <w:szCs w:val="19"/>
+          <w14:ligatures w14:val="standardContextual"/>
+        </w:rPr>
+        <w:t xml:space="preserve"> </w:t>
+      </w:r>
+      <w:proofErr w:type="spellStart"/>
+      <w:r>
+        <w:rPr>
+          <w:rFonts w:ascii="Cascadia Mono" w:hAnsi="Cascadia Mono" w:cs="Cascadia Mono"/>
+          <w:color w:val="A31515"/>
+          <w:sz w:val="19"/>
+          <w:szCs w:val="19"/>
+          <w14:ligatures w14:val="standardContextual"/>
+        </w:rPr>
+        <w:t>vs</w:t>
+      </w:r>
+      <w:proofErr w:type="spellEnd"/>
+      <w:r>
+        <w:rPr>
+          <w:rFonts w:ascii="Cascadia Mono" w:hAnsi="Cascadia Mono" w:cs="Cascadia Mono"/>
+          <w:color w:val="A31515"/>
+          <w:sz w:val="19"/>
+          <w:szCs w:val="19"/>
+          <w14:ligatures w14:val="standardContextual"/>
+        </w:rPr>
+        <w:t xml:space="preserve"> </w:t>
+      </w:r>
+      <w:proofErr w:type="spellStart"/>
+      <w:r>
+        <w:rPr>
+          <w:rFonts w:ascii="Cascadia Mono" w:hAnsi="Cascadia Mono" w:cs="Cascadia Mono"/>
+          <w:color w:val="A31515"/>
+          <w:sz w:val="19"/>
+          <w:szCs w:val="19"/>
+          <w14:ligatures w14:val="standardContextual"/>
+        </w:rPr>
+        <w:t>Man</w:t>
+      </w:r>
+      <w:proofErr w:type="spellEnd"/>
+      <w:r>
+        <w:rPr>
+          <w:rFonts w:ascii="Cascadia Mono" w:hAnsi="Cascadia Mono" w:cs="Cascadia Mono"/>
+          <w:color w:val="A31515"/>
+          <w:sz w:val="19"/>
+          <w:szCs w:val="19"/>
+          <w14:ligatures w14:val="standardContextual"/>
+        </w:rPr>
+        <w:t>\n"</w:t>
+      </w:r>
+      <w:r>
+        <w:rPr>
+          <w:rFonts w:ascii="Cascadia Mono" w:hAnsi="Cascadia Mono" w:cs="Cascadia Mono"/>
+          <w:color w:val="000000"/>
+          <w:sz w:val="19"/>
+          <w:szCs w:val="19"/>
+          <w14:ligatures w14:val="standardContextual"/>
+        </w:rPr>
+        <w:t>;</w:t>
+      </w:r>
+    </w:p>
+    <w:p>
+      <w:pPr>
+        <w:autoSpaceDE w:val="0"/>
+        <w:autoSpaceDN w:val="0"/>
+        <w:adjustRightInd w:val="0"/>
+        <w:spacing w:after="0" w:line="240" w:lineRule="auto"/>
+        <w:rPr>
+          <w:rFonts w:ascii="Cascadia Mono" w:hAnsi="Cascadia Mono" w:cs="Cascadia Mono"/>
+          <w:color w:val="000000"/>
+          <w:sz w:val="19"/>
+          <w:szCs w:val="19"/>
+          <w14:ligatures w14:val="standardContextual"/>
+        </w:rPr>
+      </w:pPr>
+      <w:r>
+        <w:rPr>
+          <w:rFonts w:ascii="Cascadia Mono" w:hAnsi="Cascadia Mono" w:cs="Cascadia Mono"/>
+          <w:color w:val="000000"/>
+          <w:sz w:val="19"/>
+          <w:szCs w:val="19"/>
+          <w14:ligatures w14:val="standardContextual"/>
+        </w:rPr>
+        <w:t xml:space="preserve">    </w:t>
+      </w:r>
+      <w:proofErr w:type="spellStart"/>
+      <w:r>
+        <w:rPr>
+          <w:rFonts w:ascii="Cascadia Mono" w:hAnsi="Cascadia Mono" w:cs="Cascadia Mono"/>
+          <w:color w:val="000000"/>
+          <w:sz w:val="19"/>
+          <w:szCs w:val="19"/>
+          <w14:ligatures w14:val="standardContextual"/>
+        </w:rPr>
+        <w:t>outFile</w:t>
+      </w:r>
+      <w:proofErr w:type="spellEnd"/>
+      <w:r>
+        <w:rPr>
+          <w:rFonts w:ascii="Cascadia Mono" w:hAnsi="Cascadia Mono" w:cs="Cascadia Mono"/>
+          <w:color w:val="000000"/>
+          <w:sz w:val="19"/>
+          <w:szCs w:val="19"/>
+          <w14:ligatures w14:val="standardContextual"/>
+        </w:rPr>
+        <w:t xml:space="preserve"> &lt;&lt; </w:t>
+      </w:r>
+      <w:r>
+        <w:rPr>
+          <w:rFonts w:ascii="Cascadia Mono" w:hAnsi="Cascadia Mono" w:cs="Cascadia Mono"/>
+          <w:color w:val="A31515"/>
+          <w:sz w:val="19"/>
+          <w:szCs w:val="19"/>
+          <w14:ligatures w14:val="standardContextual"/>
+        </w:rPr>
+        <w:t>"</w:t>
+      </w:r>
+      <w:proofErr w:type="spellStart"/>
+      <w:r>
+        <w:rPr>
+          <w:rFonts w:ascii="Cascadia Mono" w:hAnsi="Cascadia Mono" w:cs="Cascadia Mono"/>
+          <w:color w:val="A31515"/>
+          <w:sz w:val="19"/>
+          <w:szCs w:val="19"/>
+          <w14:ligatures w14:val="standardContextual"/>
+        </w:rPr>
+        <w:t>rock</w:t>
+      </w:r>
+      <w:proofErr w:type="spellEnd"/>
+      <w:r>
+        <w:rPr>
+          <w:rFonts w:ascii="Cascadia Mono" w:hAnsi="Cascadia Mono" w:cs="Cascadia Mono"/>
+          <w:color w:val="A31515"/>
+          <w:sz w:val="19"/>
+          <w:szCs w:val="19"/>
+          <w14:ligatures w14:val="standardContextual"/>
+        </w:rPr>
+        <w:t>\n"</w:t>
+      </w:r>
+      <w:r>
+        <w:rPr>
+          <w:rFonts w:ascii="Cascadia Mono" w:hAnsi="Cascadia Mono" w:cs="Cascadia Mono"/>
+          <w:color w:val="000000"/>
+          <w:sz w:val="19"/>
+          <w:szCs w:val="19"/>
+          <w14:ligatures w14:val="standardContextual"/>
+        </w:rPr>
+        <w:t>;</w:t>
+      </w:r>
+    </w:p>
+    <w:p>
+      <w:pPr>
+        <w:autoSpaceDE w:val="0"/>
+        <w:autoSpaceDN w:val="0"/>
+        <w:adjustRightInd w:val="0"/>
+        <w:spacing w:after="0" w:line="240" w:lineRule="auto"/>
+        <w:rPr>
+          <w:rFonts w:ascii="Cascadia Mono" w:hAnsi="Cascadia Mono" w:cs="Cascadia Mono"/>
+          <w:color w:val="000000"/>
+          <w:sz w:val="19"/>
+          <w:szCs w:val="19"/>
+          <w14:ligatures w14:val="standardContextual"/>
+        </w:rPr>
+      </w:pPr>
+      <w:r>
+        <w:rPr>
+          <w:rFonts w:ascii="Cascadia Mono" w:hAnsi="Cascadia Mono" w:cs="Cascadia Mono"/>
+          <w:color w:val="000000"/>
+          <w:sz w:val="19"/>
+          <w:szCs w:val="19"/>
+          <w14:ligatures w14:val="standardContextual"/>
+        </w:rPr>
+        <w:t xml:space="preserve">    </w:t>
+      </w:r>
+      <w:proofErr w:type="spellStart"/>
+      <w:r>
+        <w:rPr>
+          <w:rFonts w:ascii="Cascadia Mono" w:hAnsi="Cascadia Mono" w:cs="Cascadia Mono"/>
+          <w:color w:val="000000"/>
+          <w:sz w:val="19"/>
+          <w:szCs w:val="19"/>
+          <w14:ligatures w14:val="standardContextual"/>
+        </w:rPr>
+        <w:t>outFile</w:t>
+      </w:r>
+      <w:proofErr w:type="spellEnd"/>
+      <w:r>
+        <w:rPr>
+          <w:rFonts w:ascii="Cascadia Mono" w:hAnsi="Cascadia Mono" w:cs="Cascadia Mono"/>
+          <w:color w:val="000000"/>
+          <w:sz w:val="19"/>
+          <w:szCs w:val="19"/>
+          <w14:ligatures w14:val="standardContextual"/>
+        </w:rPr>
+        <w:t xml:space="preserve"> &lt;&lt; </w:t>
+      </w:r>
+      <w:r>
+        <w:rPr>
+          <w:rFonts w:ascii="Cascadia Mono" w:hAnsi="Cascadia Mono" w:cs="Cascadia Mono"/>
+          <w:color w:val="A31515"/>
+          <w:sz w:val="19"/>
+          <w:szCs w:val="19"/>
+          <w14:ligatures w14:val="standardContextual"/>
+        </w:rPr>
+        <w:t>"</w:t>
+      </w:r>
+      <w:proofErr w:type="spellStart"/>
+      <w:r>
+        <w:rPr>
+          <w:rFonts w:ascii="Cascadia Mono" w:hAnsi="Cascadia Mono" w:cs="Cascadia Mono"/>
+          <w:color w:val="A31515"/>
+          <w:sz w:val="19"/>
+          <w:szCs w:val="19"/>
+          <w14:ligatures w14:val="standardContextual"/>
+        </w:rPr>
+        <w:t>scissors</w:t>
+      </w:r>
+      <w:proofErr w:type="spellEnd"/>
+      <w:r>
+        <w:rPr>
+          <w:rFonts w:ascii="Cascadia Mono" w:hAnsi="Cascadia Mono" w:cs="Cascadia Mono"/>
+          <w:color w:val="A31515"/>
+          <w:sz w:val="19"/>
+          <w:szCs w:val="19"/>
+          <w14:ligatures w14:val="standardContextual"/>
+        </w:rPr>
+        <w:t>\n"</w:t>
+      </w:r>
+      <w:r>
+        <w:rPr>
+          <w:rFonts w:ascii="Cascadia Mono" w:hAnsi="Cascadia Mono" w:cs="Cascadia Mono"/>
+          <w:color w:val="000000"/>
+          <w:sz w:val="19"/>
+          <w:szCs w:val="19"/>
+          <w14:ligatures w14:val="standardContextual"/>
+        </w:rPr>
+        <w:t>;</w:t>
+      </w:r>
+    </w:p>
+    <w:p>
+      <w:pPr>
+        <w:autoSpaceDE w:val="0"/>
+        <w:autoSpaceDN w:val="0"/>
+        <w:adjustRightInd w:val="0"/>
+        <w:spacing w:after="0" w:line="240" w:lineRule="auto"/>
+        <w:rPr>
+          <w:rFonts w:ascii="Cascadia Mono" w:hAnsi="Cascadia Mono" w:cs="Cascadia Mono"/>
+          <w:color w:val="000000"/>
+          <w:sz w:val="19"/>
+          <w:szCs w:val="19"/>
+          <w14:ligatures w14:val="standardContextual"/>
+        </w:rPr>
+      </w:pPr>
+      <w:r>
+        <w:rPr>
+          <w:rFonts w:ascii="Cascadia Mono" w:hAnsi="Cascadia Mono" w:cs="Cascadia Mono"/>
+          <w:color w:val="000000"/>
+          <w:sz w:val="19"/>
+          <w:szCs w:val="19"/>
+          <w14:ligatures w14:val="standardContextual"/>
+        </w:rPr>
+        <w:t xml:space="preserve">    </w:t>
+      </w:r>
+      <w:proofErr w:type="spellStart"/>
+      <w:r>
+        <w:rPr>
+          <w:rFonts w:ascii="Cascadia Mono" w:hAnsi="Cascadia Mono" w:cs="Cascadia Mono"/>
+          <w:color w:val="000000"/>
+          <w:sz w:val="19"/>
+          <w:szCs w:val="19"/>
+          <w14:ligatures w14:val="standardContextual"/>
+        </w:rPr>
+        <w:t>outFile</w:t>
+      </w:r>
+      <w:proofErr w:type="spellEnd"/>
+      <w:r>
+        <w:rPr>
+          <w:rFonts w:ascii="Cascadia Mono" w:hAnsi="Cascadia Mono" w:cs="Cascadia Mono"/>
+          <w:color w:val="000000"/>
+          <w:sz w:val="19"/>
+          <w:szCs w:val="19"/>
+          <w14:ligatures w14:val="standardContextual"/>
+        </w:rPr>
+        <w:t xml:space="preserve"> &lt;&lt; 1 &lt;&lt; </w:t>
+      </w:r>
+      <w:r>
+        <w:rPr>
+          <w:rFonts w:ascii="Cascadia Mono" w:hAnsi="Cascadia Mono" w:cs="Cascadia Mono"/>
+          <w:color w:val="A31515"/>
+          <w:sz w:val="19"/>
+          <w:szCs w:val="19"/>
+          <w14:ligatures w14:val="standardContextual"/>
+        </w:rPr>
+        <w:t>"\n"</w:t>
+      </w:r>
+      <w:r>
+        <w:rPr>
+          <w:rFonts w:ascii="Cascadia Mono" w:hAnsi="Cascadia Mono" w:cs="Cascadia Mono"/>
+          <w:color w:val="000000"/>
+          <w:sz w:val="19"/>
+          <w:szCs w:val="19"/>
+          <w14:ligatures w14:val="standardContextual"/>
+        </w:rPr>
+        <w:t>;</w:t>
+      </w:r>
+    </w:p>
+    <w:p>
+      <w:pPr>
+        <w:autoSpaceDE w:val="0"/>
+        <w:autoSpaceDN w:val="0"/>
+        <w:adjustRightInd w:val="0"/>
+        <w:spacing w:after="0" w:line="240" w:lineRule="auto"/>
+        <w:rPr>
+          <w:rFonts w:ascii="Cascadia Mono" w:hAnsi="Cascadia Mono" w:cs="Cascadia Mono"/>
+          <w:color w:val="000000"/>
+          <w:sz w:val="19"/>
+          <w:szCs w:val="19"/>
+          <w14:ligatures w14:val="standardContextual"/>
+        </w:rPr>
+      </w:pPr>
+      <w:r>
+        <w:rPr>
+          <w:rFonts w:ascii="Cascadia Mono" w:hAnsi="Cascadia Mono" w:cs="Cascadia Mono"/>
+          <w:color w:val="000000"/>
+          <w:sz w:val="19"/>
+          <w:szCs w:val="19"/>
+          <w14:ligatures w14:val="standardContextual"/>
+        </w:rPr>
+        <w:t xml:space="preserve">    </w:t>
+      </w:r>
+      <w:proofErr w:type="spellStart"/>
+      <w:r>
+        <w:rPr>
+          <w:rFonts w:ascii="Cascadia Mono" w:hAnsi="Cascadia Mono" w:cs="Cascadia Mono"/>
+          <w:color w:val="000000"/>
+          <w:sz w:val="19"/>
+          <w:szCs w:val="19"/>
+          <w14:ligatures w14:val="standardContextual"/>
+        </w:rPr>
+        <w:t>outFile</w:t>
+      </w:r>
+      <w:proofErr w:type="spellEnd"/>
+      <w:r>
+        <w:rPr>
+          <w:rFonts w:ascii="Cascadia Mono" w:hAnsi="Cascadia Mono" w:cs="Cascadia Mono"/>
+          <w:color w:val="000000"/>
+          <w:sz w:val="19"/>
+          <w:szCs w:val="19"/>
+          <w14:ligatures w14:val="standardContextual"/>
+        </w:rPr>
+        <w:t xml:space="preserve"> &lt;&lt; 0 &lt;&lt; </w:t>
+      </w:r>
+      <w:r>
+        <w:rPr>
+          <w:rFonts w:ascii="Cascadia Mono" w:hAnsi="Cascadia Mono" w:cs="Cascadia Mono"/>
+          <w:color w:val="A31515"/>
+          <w:sz w:val="19"/>
+          <w:szCs w:val="19"/>
+          <w14:ligatures w14:val="standardContextual"/>
+        </w:rPr>
+        <w:t>"\n"</w:t>
+      </w:r>
+      <w:r>
+        <w:rPr>
+          <w:rFonts w:ascii="Cascadia Mono" w:hAnsi="Cascadia Mono" w:cs="Cascadia Mono"/>
+          <w:color w:val="000000"/>
+          <w:sz w:val="19"/>
+          <w:szCs w:val="19"/>
+          <w14:ligatures w14:val="standardContextual"/>
+        </w:rPr>
+        <w:t>;</w:t>
+      </w:r>
+    </w:p>
+    <w:p>
+      <w:pPr>
+        <w:autoSpaceDE w:val="0"/>
+        <w:autoSpaceDN w:val="0"/>
+        <w:adjustRightInd w:val="0"/>
+        <w:spacing w:after="0" w:line="240" w:lineRule="auto"/>
+        <w:rPr>
+          <w:rFonts w:ascii="Cascadia Mono" w:hAnsi="Cascadia Mono" w:cs="Cascadia Mono"/>
+          <w:color w:val="000000"/>
+          <w:sz w:val="19"/>
+          <w:szCs w:val="19"/>
+          <w14:ligatures w14:val="standardContextual"/>
+        </w:rPr>
+      </w:pPr>
+      <w:r>
+        <w:rPr>
+          <w:rFonts w:ascii="Cascadia Mono" w:hAnsi="Cascadia Mono" w:cs="Cascadia Mono"/>
+          <w:color w:val="000000"/>
+          <w:sz w:val="19"/>
+          <w:szCs w:val="19"/>
+          <w14:ligatures w14:val="standardContextual"/>
+        </w:rPr>
+        <w:t xml:space="preserve">    </w:t>
+      </w:r>
+      <w:proofErr w:type="spellStart"/>
+      <w:r>
+        <w:rPr>
+          <w:rFonts w:ascii="Cascadia Mono" w:hAnsi="Cascadia Mono" w:cs="Cascadia Mono"/>
+          <w:color w:val="000000"/>
+          <w:sz w:val="19"/>
+          <w:szCs w:val="19"/>
+          <w14:ligatures w14:val="standardContextual"/>
+        </w:rPr>
+        <w:t>outFile.close</w:t>
+      </w:r>
+      <w:proofErr w:type="spellEnd"/>
+      <w:r>
+        <w:rPr>
+          <w:rFonts w:ascii="Cascadia Mono" w:hAnsi="Cascadia Mono" w:cs="Cascadia Mono"/>
+          <w:color w:val="000000"/>
+          <w:sz w:val="19"/>
+          <w:szCs w:val="19"/>
+          <w14:ligatures w14:val="standardContextual"/>
+        </w:rPr>
+        <w:t>();</w:t>
+      </w:r>
+    </w:p>
+    <w:p>
+      <w:pPr>
+        <w:autoSpaceDE w:val="0"/>
+        <w:autoSpaceDN w:val="0"/>
+        <w:adjustRightInd w:val="0"/>
+        <w:spacing w:after="0" w:line="240" w:lineRule="auto"/>
+        <w:rPr>
+          <w:rFonts w:ascii="Cascadia Mono" w:hAnsi="Cascadia Mono" w:cs="Cascadia Mono"/>
+          <w:color w:val="000000"/>
+          <w:sz w:val="19"/>
+          <w:szCs w:val="19"/>
+          <w14:ligatures w14:val="standardContextual"/>
+        </w:rPr>
+      </w:pPr>
+      <w:r>
+        <w:rPr>
+          <w:rFonts w:ascii="Cascadia Mono" w:hAnsi="Cascadia Mono" w:cs="Cascadia Mono"/>
+          <w:color w:val="000000"/>
+          <w:sz w:val="19"/>
+          <w:szCs w:val="19"/>
+          <w14:ligatures w14:val="standardContextual"/>
+        </w:rPr>
+        <w:t xml:space="preserve">    </w:t>
+      </w:r>
+      <w:proofErr w:type="spellStart"/>
+      <w:r>
+        <w:rPr>
+          <w:rFonts w:ascii="Cascadia Mono" w:hAnsi="Cascadia Mono" w:cs="Cascadia Mono"/>
+          <w:color w:val="000000"/>
+          <w:sz w:val="19"/>
+          <w:szCs w:val="19"/>
+          <w14:ligatures w14:val="standardContextual"/>
+        </w:rPr>
+        <w:t>std</w:t>
+      </w:r>
+      <w:proofErr w:type="spellEnd"/>
+      <w:r>
+        <w:rPr>
+          <w:rFonts w:ascii="Cascadia Mono" w:hAnsi="Cascadia Mono" w:cs="Cascadia Mono"/>
+          <w:color w:val="000000"/>
+          <w:sz w:val="19"/>
+          <w:szCs w:val="19"/>
+          <w14:ligatures w14:val="standardContextual"/>
+        </w:rPr>
+        <w:t>::</w:t>
+      </w:r>
+      <w:proofErr w:type="spellStart"/>
+      <w:r>
+        <w:rPr>
+          <w:rFonts w:ascii="Cascadia Mono" w:hAnsi="Cascadia Mono" w:cs="Cascadia Mono"/>
+          <w:color w:val="2B91AF"/>
+          <w:sz w:val="19"/>
+          <w:szCs w:val="19"/>
+          <w14:ligatures w14:val="standardContextual"/>
+        </w:rPr>
+        <w:t>string</w:t>
+      </w:r>
+      <w:proofErr w:type="spellEnd"/>
+      <w:r>
+        <w:rPr>
+          <w:rFonts w:ascii="Cascadia Mono" w:hAnsi="Cascadia Mono" w:cs="Cascadia Mono"/>
+          <w:color w:val="000000"/>
+          <w:sz w:val="19"/>
+          <w:szCs w:val="19"/>
+          <w14:ligatures w14:val="standardContextual"/>
+        </w:rPr>
+        <w:t xml:space="preserve"> </w:t>
+      </w:r>
+      <w:proofErr w:type="spellStart"/>
+      <w:r>
+        <w:rPr>
+          <w:rFonts w:ascii="Cascadia Mono" w:hAnsi="Cascadia Mono" w:cs="Cascadia Mono"/>
+          <w:color w:val="000000"/>
+          <w:sz w:val="19"/>
+          <w:szCs w:val="19"/>
+          <w14:ligatures w14:val="standardContextual"/>
+        </w:rPr>
+        <w:t>mode</w:t>
+      </w:r>
+      <w:proofErr w:type="spellEnd"/>
+      <w:r>
+        <w:rPr>
+          <w:rFonts w:ascii="Cascadia Mono" w:hAnsi="Cascadia Mono" w:cs="Cascadia Mono"/>
+          <w:color w:val="000000"/>
+          <w:sz w:val="19"/>
+          <w:szCs w:val="19"/>
+          <w14:ligatures w14:val="standardContextual"/>
+        </w:rPr>
+        <w:t>, player1Move, player2Move;</w:t>
+      </w:r>
+    </w:p>
+    <w:p>
+      <w:pPr>
+        <w:autoSpaceDE w:val="0"/>
+        <w:autoSpaceDN w:val="0"/>
+        <w:adjustRightInd w:val="0"/>
+        <w:spacing w:after="0" w:line="240" w:lineRule="auto"/>
+        <w:rPr>
+          <w:rFonts w:ascii="Cascadia Mono" w:hAnsi="Cascadia Mono" w:cs="Cascadia Mono"/>
+          <w:color w:val="000000"/>
+          <w:sz w:val="19"/>
+          <w:szCs w:val="19"/>
+          <w14:ligatures w14:val="standardContextual"/>
+        </w:rPr>
+      </w:pPr>
+      <w:r>
+        <w:rPr>
+          <w:rFonts w:ascii="Cascadia Mono" w:hAnsi="Cascadia Mono" w:cs="Cascadia Mono"/>
+          <w:color w:val="000000"/>
+          <w:sz w:val="19"/>
+          <w:szCs w:val="19"/>
+          <w14:ligatures w14:val="standardContextual"/>
+        </w:rPr>
+        <w:lastRenderedPageBreak/>
+        <w:t xml:space="preserve">    </w:t>
+      </w:r>
+      <w:proofErr w:type="spellStart"/>
+      <w:r>
+        <w:rPr>
+          <w:rFonts w:ascii="Cascadia Mono" w:hAnsi="Cascadia Mono" w:cs="Cascadia Mono"/>
+          <w:color w:val="0000FF"/>
+          <w:sz w:val="19"/>
+          <w:szCs w:val="19"/>
+          <w14:ligatures w14:val="standardContextual"/>
+        </w:rPr>
+        <w:t>int</w:t>
+      </w:r>
+      <w:proofErr w:type="spellEnd"/>
+      <w:r>
+        <w:rPr>
+          <w:rFonts w:ascii="Cascadia Mono" w:hAnsi="Cascadia Mono" w:cs="Cascadia Mono"/>
+          <w:color w:val="000000"/>
+          <w:sz w:val="19"/>
+          <w:szCs w:val="19"/>
+          <w14:ligatures w14:val="standardContextual"/>
+        </w:rPr>
+        <w:t xml:space="preserve"> player1Score, player2Score;</w:t>
+      </w:r>
+    </w:p>
+    <w:p>
+      <w:pPr>
+        <w:autoSpaceDE w:val="0"/>
+        <w:autoSpaceDN w:val="0"/>
+        <w:adjustRightInd w:val="0"/>
+        <w:spacing w:after="0" w:line="240" w:lineRule="auto"/>
+        <w:rPr>
+          <w:rFonts w:ascii="Cascadia Mono" w:hAnsi="Cascadia Mono" w:cs="Cascadia Mono"/>
+          <w:color w:val="000000"/>
+          <w:sz w:val="19"/>
+          <w:szCs w:val="19"/>
+          <w14:ligatures w14:val="standardContextual"/>
+        </w:rPr>
+      </w:pPr>
+      <w:r>
+        <w:rPr>
+          <w:rFonts w:ascii="Cascadia Mono" w:hAnsi="Cascadia Mono" w:cs="Cascadia Mono"/>
+          <w:color w:val="000000"/>
+          <w:sz w:val="19"/>
+          <w:szCs w:val="19"/>
+          <w14:ligatures w14:val="standardContextual"/>
+        </w:rPr>
+        <w:t xml:space="preserve">    </w:t>
+      </w:r>
+      <w:proofErr w:type="spellStart"/>
+      <w:r>
+        <w:rPr>
+          <w:rFonts w:ascii="Cascadia Mono" w:hAnsi="Cascadia Mono" w:cs="Cascadia Mono"/>
+          <w:color w:val="0000FF"/>
+          <w:sz w:val="19"/>
+          <w:szCs w:val="19"/>
+          <w14:ligatures w14:val="standardContextual"/>
+        </w:rPr>
+        <w:t>bool</w:t>
+      </w:r>
+      <w:proofErr w:type="spellEnd"/>
+      <w:r>
+        <w:rPr>
+          <w:rFonts w:ascii="Cascadia Mono" w:hAnsi="Cascadia Mono" w:cs="Cascadia Mono"/>
+          <w:color w:val="000000"/>
+          <w:sz w:val="19"/>
+          <w:szCs w:val="19"/>
+          <w14:ligatures w14:val="standardContextual"/>
+        </w:rPr>
+        <w:t xml:space="preserve"> </w:t>
+      </w:r>
+      <w:proofErr w:type="spellStart"/>
+      <w:r>
+        <w:rPr>
+          <w:rFonts w:ascii="Cascadia Mono" w:hAnsi="Cascadia Mono" w:cs="Cascadia Mono"/>
+          <w:color w:val="000000"/>
+          <w:sz w:val="19"/>
+          <w:szCs w:val="19"/>
+          <w14:ligatures w14:val="standardContextual"/>
+        </w:rPr>
+        <w:t>result</w:t>
+      </w:r>
+      <w:proofErr w:type="spellEnd"/>
+      <w:r>
+        <w:rPr>
+          <w:rFonts w:ascii="Cascadia Mono" w:hAnsi="Cascadia Mono" w:cs="Cascadia Mono"/>
+          <w:color w:val="000000"/>
+          <w:sz w:val="19"/>
+          <w:szCs w:val="19"/>
+          <w14:ligatures w14:val="standardContextual"/>
+        </w:rPr>
+        <w:t xml:space="preserve"> = </w:t>
+      </w:r>
+      <w:proofErr w:type="spellStart"/>
+      <w:r>
+        <w:rPr>
+          <w:rFonts w:ascii="Cascadia Mono" w:hAnsi="Cascadia Mono" w:cs="Cascadia Mono"/>
+          <w:color w:val="000000"/>
+          <w:sz w:val="19"/>
+          <w:szCs w:val="19"/>
+          <w14:ligatures w14:val="standardContextual"/>
+        </w:rPr>
+        <w:t>loadGameState</w:t>
+      </w:r>
+      <w:proofErr w:type="spellEnd"/>
+      <w:r>
+        <w:rPr>
+          <w:rFonts w:ascii="Cascadia Mono" w:hAnsi="Cascadia Mono" w:cs="Cascadia Mono"/>
+          <w:color w:val="000000"/>
+          <w:sz w:val="19"/>
+          <w:szCs w:val="19"/>
+          <w14:ligatures w14:val="standardContextual"/>
+        </w:rPr>
+        <w:t>(</w:t>
+      </w:r>
+      <w:proofErr w:type="spellStart"/>
+      <w:r>
+        <w:rPr>
+          <w:rFonts w:ascii="Cascadia Mono" w:hAnsi="Cascadia Mono" w:cs="Cascadia Mono"/>
+          <w:color w:val="000000"/>
+          <w:sz w:val="19"/>
+          <w:szCs w:val="19"/>
+          <w14:ligatures w14:val="standardContextual"/>
+        </w:rPr>
+        <w:t>filename</w:t>
+      </w:r>
+      <w:proofErr w:type="spellEnd"/>
+      <w:r>
+        <w:rPr>
+          <w:rFonts w:ascii="Cascadia Mono" w:hAnsi="Cascadia Mono" w:cs="Cascadia Mono"/>
+          <w:color w:val="000000"/>
+          <w:sz w:val="19"/>
+          <w:szCs w:val="19"/>
+          <w14:ligatures w14:val="standardContextual"/>
+        </w:rPr>
+        <w:t xml:space="preserve">, </w:t>
+      </w:r>
+      <w:proofErr w:type="spellStart"/>
+      <w:r>
+        <w:rPr>
+          <w:rFonts w:ascii="Cascadia Mono" w:hAnsi="Cascadia Mono" w:cs="Cascadia Mono"/>
+          <w:color w:val="000000"/>
+          <w:sz w:val="19"/>
+          <w:szCs w:val="19"/>
+          <w14:ligatures w14:val="standardContextual"/>
+        </w:rPr>
+        <w:t>mode</w:t>
+      </w:r>
+      <w:proofErr w:type="spellEnd"/>
+      <w:r>
+        <w:rPr>
+          <w:rFonts w:ascii="Cascadia Mono" w:hAnsi="Cascadia Mono" w:cs="Cascadia Mono"/>
+          <w:color w:val="000000"/>
+          <w:sz w:val="19"/>
+          <w:szCs w:val="19"/>
+          <w14:ligatures w14:val="standardContextual"/>
+        </w:rPr>
+        <w:t>, player1Move, player2Move, player1Score, player2Score);</w:t>
+      </w:r>
+    </w:p>
+    <w:p>
+      <w:pPr>
+        <w:autoSpaceDE w:val="0"/>
+        <w:autoSpaceDN w:val="0"/>
+        <w:adjustRightInd w:val="0"/>
+        <w:spacing w:after="0" w:line="240" w:lineRule="auto"/>
+        <w:rPr>
+          <w:rFonts w:ascii="Cascadia Mono" w:hAnsi="Cascadia Mono" w:cs="Cascadia Mono"/>
+          <w:color w:val="000000"/>
+          <w:sz w:val="19"/>
+          <w:szCs w:val="19"/>
+          <w14:ligatures w14:val="standardContextual"/>
+        </w:rPr>
+      </w:pPr>
+      <w:r>
+        <w:rPr>
+          <w:rFonts w:ascii="Cascadia Mono" w:hAnsi="Cascadia Mono" w:cs="Cascadia Mono"/>
+          <w:color w:val="000000"/>
+          <w:sz w:val="19"/>
+          <w:szCs w:val="19"/>
+          <w14:ligatures w14:val="standardContextual"/>
+        </w:rPr>
+        <w:t xml:space="preserve">    </w:t>
+      </w:r>
+      <w:r>
+        <w:rPr>
+          <w:rFonts w:ascii="Cascadia Mono" w:hAnsi="Cascadia Mono" w:cs="Cascadia Mono"/>
+          <w:color w:val="6F008A"/>
+          <w:sz w:val="19"/>
+          <w:szCs w:val="19"/>
+          <w14:ligatures w14:val="standardContextual"/>
+        </w:rPr>
+        <w:t>ASSERT_TRUE</w:t>
+      </w:r>
+      <w:r>
+        <w:rPr>
+          <w:rFonts w:ascii="Cascadia Mono" w:hAnsi="Cascadia Mono" w:cs="Cascadia Mono"/>
+          <w:color w:val="000000"/>
+          <w:sz w:val="19"/>
+          <w:szCs w:val="19"/>
+          <w14:ligatures w14:val="standardContextual"/>
+        </w:rPr>
+        <w:t>(</w:t>
+      </w:r>
+      <w:proofErr w:type="spellStart"/>
+      <w:r>
+        <w:rPr>
+          <w:rFonts w:ascii="Cascadia Mono" w:hAnsi="Cascadia Mono" w:cs="Cascadia Mono"/>
+          <w:color w:val="000000"/>
+          <w:sz w:val="19"/>
+          <w:szCs w:val="19"/>
+          <w14:ligatures w14:val="standardContextual"/>
+        </w:rPr>
+        <w:t>result</w:t>
+      </w:r>
+      <w:proofErr w:type="spellEnd"/>
+      <w:r>
+        <w:rPr>
+          <w:rFonts w:ascii="Cascadia Mono" w:hAnsi="Cascadia Mono" w:cs="Cascadia Mono"/>
+          <w:color w:val="000000"/>
+          <w:sz w:val="19"/>
+          <w:szCs w:val="19"/>
+          <w14:ligatures w14:val="standardContextual"/>
+        </w:rPr>
+        <w:t>);</w:t>
+      </w:r>
+    </w:p>
+    <w:p>
+      <w:pPr>
+        <w:autoSpaceDE w:val="0"/>
+        <w:autoSpaceDN w:val="0"/>
+        <w:adjustRightInd w:val="0"/>
+        <w:spacing w:after="0" w:line="240" w:lineRule="auto"/>
+        <w:rPr>
+          <w:rFonts w:ascii="Cascadia Mono" w:hAnsi="Cascadia Mono" w:cs="Cascadia Mono"/>
+          <w:color w:val="000000"/>
+          <w:sz w:val="19"/>
+          <w:szCs w:val="19"/>
+          <w14:ligatures w14:val="standardContextual"/>
+        </w:rPr>
+      </w:pPr>
+      <w:r>
+        <w:rPr>
+          <w:rFonts w:ascii="Cascadia Mono" w:hAnsi="Cascadia Mono" w:cs="Cascadia Mono"/>
+          <w:color w:val="000000"/>
+          <w:sz w:val="19"/>
+          <w:szCs w:val="19"/>
+          <w14:ligatures w14:val="standardContextual"/>
+        </w:rPr>
+        <w:t xml:space="preserve">    </w:t>
+      </w:r>
+      <w:r>
+        <w:rPr>
+          <w:rFonts w:ascii="Cascadia Mono" w:hAnsi="Cascadia Mono" w:cs="Cascadia Mono"/>
+          <w:color w:val="6F008A"/>
+          <w:sz w:val="19"/>
+          <w:szCs w:val="19"/>
+          <w14:ligatures w14:val="standardContextual"/>
+        </w:rPr>
+        <w:t>ASSERT_EQ</w:t>
+      </w:r>
+      <w:r>
+        <w:rPr>
+          <w:rFonts w:ascii="Cascadia Mono" w:hAnsi="Cascadia Mono" w:cs="Cascadia Mono"/>
+          <w:color w:val="000000"/>
+          <w:sz w:val="19"/>
+          <w:szCs w:val="19"/>
+          <w14:ligatures w14:val="standardContextual"/>
+        </w:rPr>
+        <w:t>(</w:t>
+      </w:r>
+      <w:proofErr w:type="spellStart"/>
+      <w:r>
+        <w:rPr>
+          <w:rFonts w:ascii="Cascadia Mono" w:hAnsi="Cascadia Mono" w:cs="Cascadia Mono"/>
+          <w:color w:val="000000"/>
+          <w:sz w:val="19"/>
+          <w:szCs w:val="19"/>
+          <w14:ligatures w14:val="standardContextual"/>
+        </w:rPr>
+        <w:t>mode</w:t>
+      </w:r>
+      <w:proofErr w:type="spellEnd"/>
+      <w:r>
+        <w:rPr>
+          <w:rFonts w:ascii="Cascadia Mono" w:hAnsi="Cascadia Mono" w:cs="Cascadia Mono"/>
+          <w:color w:val="000000"/>
+          <w:sz w:val="19"/>
+          <w:szCs w:val="19"/>
+          <w14:ligatures w14:val="standardContextual"/>
+        </w:rPr>
+        <w:t xml:space="preserve">, </w:t>
+      </w:r>
+      <w:r>
+        <w:rPr>
+          <w:rFonts w:ascii="Cascadia Mono" w:hAnsi="Cascadia Mono" w:cs="Cascadia Mono"/>
+          <w:color w:val="A31515"/>
+          <w:sz w:val="19"/>
+          <w:szCs w:val="19"/>
+          <w14:ligatures w14:val="standardContextual"/>
+        </w:rPr>
+        <w:t>"</w:t>
+      </w:r>
+      <w:proofErr w:type="spellStart"/>
+      <w:r>
+        <w:rPr>
+          <w:rFonts w:ascii="Cascadia Mono" w:hAnsi="Cascadia Mono" w:cs="Cascadia Mono"/>
+          <w:color w:val="A31515"/>
+          <w:sz w:val="19"/>
+          <w:szCs w:val="19"/>
+          <w14:ligatures w14:val="standardContextual"/>
+        </w:rPr>
+        <w:t>Man</w:t>
+      </w:r>
+      <w:proofErr w:type="spellEnd"/>
+      <w:r>
+        <w:rPr>
+          <w:rFonts w:ascii="Cascadia Mono" w:hAnsi="Cascadia Mono" w:cs="Cascadia Mono"/>
+          <w:color w:val="A31515"/>
+          <w:sz w:val="19"/>
+          <w:szCs w:val="19"/>
+          <w14:ligatures w14:val="standardContextual"/>
+        </w:rPr>
+        <w:t xml:space="preserve"> </w:t>
+      </w:r>
+      <w:proofErr w:type="spellStart"/>
+      <w:r>
+        <w:rPr>
+          <w:rFonts w:ascii="Cascadia Mono" w:hAnsi="Cascadia Mono" w:cs="Cascadia Mono"/>
+          <w:color w:val="A31515"/>
+          <w:sz w:val="19"/>
+          <w:szCs w:val="19"/>
+          <w14:ligatures w14:val="standardContextual"/>
+        </w:rPr>
+        <w:t>vs</w:t>
+      </w:r>
+      <w:proofErr w:type="spellEnd"/>
+      <w:r>
+        <w:rPr>
+          <w:rFonts w:ascii="Cascadia Mono" w:hAnsi="Cascadia Mono" w:cs="Cascadia Mono"/>
+          <w:color w:val="A31515"/>
+          <w:sz w:val="19"/>
+          <w:szCs w:val="19"/>
+          <w14:ligatures w14:val="standardContextual"/>
+        </w:rPr>
+        <w:t xml:space="preserve"> </w:t>
+      </w:r>
+      <w:proofErr w:type="spellStart"/>
+      <w:r>
+        <w:rPr>
+          <w:rFonts w:ascii="Cascadia Mono" w:hAnsi="Cascadia Mono" w:cs="Cascadia Mono"/>
+          <w:color w:val="A31515"/>
+          <w:sz w:val="19"/>
+          <w:szCs w:val="19"/>
+          <w14:ligatures w14:val="standardContextual"/>
+        </w:rPr>
+        <w:t>Man</w:t>
+      </w:r>
+      <w:proofErr w:type="spellEnd"/>
+      <w:r>
+        <w:rPr>
+          <w:rFonts w:ascii="Cascadia Mono" w:hAnsi="Cascadia Mono" w:cs="Cascadia Mono"/>
+          <w:color w:val="A31515"/>
+          <w:sz w:val="19"/>
+          <w:szCs w:val="19"/>
+          <w14:ligatures w14:val="standardContextual"/>
+        </w:rPr>
+        <w:t>"</w:t>
+      </w:r>
+      <w:r>
+        <w:rPr>
+          <w:rFonts w:ascii="Cascadia Mono" w:hAnsi="Cascadia Mono" w:cs="Cascadia Mono"/>
+          <w:color w:val="000000"/>
+          <w:sz w:val="19"/>
+          <w:szCs w:val="19"/>
+          <w14:ligatures w14:val="standardContextual"/>
+        </w:rPr>
+        <w:t>);</w:t>
+      </w:r>
+    </w:p>
+    <w:p>
+      <w:pPr>
+        <w:autoSpaceDE w:val="0"/>
+        <w:autoSpaceDN w:val="0"/>
+        <w:adjustRightInd w:val="0"/>
+        <w:spacing w:after="0" w:line="240" w:lineRule="auto"/>
+        <w:rPr>
+          <w:rFonts w:ascii="Cascadia Mono" w:hAnsi="Cascadia Mono" w:cs="Cascadia Mono"/>
+          <w:color w:val="000000"/>
+          <w:sz w:val="19"/>
+          <w:szCs w:val="19"/>
+          <w14:ligatures w14:val="standardContextual"/>
+        </w:rPr>
+      </w:pPr>
+      <w:r>
+        <w:rPr>
+          <w:rFonts w:ascii="Cascadia Mono" w:hAnsi="Cascadia Mono" w:cs="Cascadia Mono"/>
+          <w:color w:val="000000"/>
+          <w:sz w:val="19"/>
+          <w:szCs w:val="19"/>
+          <w14:ligatures w14:val="standardContextual"/>
+        </w:rPr>
+        <w:t xml:space="preserve">    </w:t>
+      </w:r>
+      <w:r>
+        <w:rPr>
+          <w:rFonts w:ascii="Cascadia Mono" w:hAnsi="Cascadia Mono" w:cs="Cascadia Mono"/>
+          <w:color w:val="6F008A"/>
+          <w:sz w:val="19"/>
+          <w:szCs w:val="19"/>
+          <w14:ligatures w14:val="standardContextual"/>
+        </w:rPr>
+        <w:t>ASSERT_EQ</w:t>
+      </w:r>
+      <w:r>
+        <w:rPr>
+          <w:rFonts w:ascii="Cascadia Mono" w:hAnsi="Cascadia Mono" w:cs="Cascadia Mono"/>
+          <w:color w:val="000000"/>
+          <w:sz w:val="19"/>
+          <w:szCs w:val="19"/>
+          <w14:ligatures w14:val="standardContextual"/>
+        </w:rPr>
+        <w:t xml:space="preserve">(player1Move, </w:t>
+      </w:r>
+      <w:r>
+        <w:rPr>
+          <w:rFonts w:ascii="Cascadia Mono" w:hAnsi="Cascadia Mono" w:cs="Cascadia Mono"/>
+          <w:color w:val="A31515"/>
+          <w:sz w:val="19"/>
+          <w:szCs w:val="19"/>
+          <w14:ligatures w14:val="standardContextual"/>
+        </w:rPr>
+        <w:t>"</w:t>
+      </w:r>
+      <w:proofErr w:type="spellStart"/>
+      <w:r>
+        <w:rPr>
+          <w:rFonts w:ascii="Cascadia Mono" w:hAnsi="Cascadia Mono" w:cs="Cascadia Mono"/>
+          <w:color w:val="A31515"/>
+          <w:sz w:val="19"/>
+          <w:szCs w:val="19"/>
+          <w14:ligatures w14:val="standardContextual"/>
+        </w:rPr>
+        <w:t>rock</w:t>
+      </w:r>
+      <w:proofErr w:type="spellEnd"/>
+      <w:r>
+        <w:rPr>
+          <w:rFonts w:ascii="Cascadia Mono" w:hAnsi="Cascadia Mono" w:cs="Cascadia Mono"/>
+          <w:color w:val="A31515"/>
+          <w:sz w:val="19"/>
+          <w:szCs w:val="19"/>
+          <w14:ligatures w14:val="standardContextual"/>
+        </w:rPr>
+        <w:t>"</w:t>
+      </w:r>
+      <w:r>
+        <w:rPr>
+          <w:rFonts w:ascii="Cascadia Mono" w:hAnsi="Cascadia Mono" w:cs="Cascadia Mono"/>
+          <w:color w:val="000000"/>
+          <w:sz w:val="19"/>
+          <w:szCs w:val="19"/>
+          <w14:ligatures w14:val="standardContextual"/>
+        </w:rPr>
+        <w:t>);</w:t>
+      </w:r>
+    </w:p>
+    <w:p>
+      <w:pPr>
+        <w:autoSpaceDE w:val="0"/>
+        <w:autoSpaceDN w:val="0"/>
+        <w:adjustRightInd w:val="0"/>
+        <w:spacing w:after="0" w:line="240" w:lineRule="auto"/>
+        <w:rPr>
+          <w:rFonts w:ascii="Cascadia Mono" w:hAnsi="Cascadia Mono" w:cs="Cascadia Mono"/>
+          <w:color w:val="000000"/>
+          <w:sz w:val="19"/>
+          <w:szCs w:val="19"/>
+          <w14:ligatures w14:val="standardContextual"/>
+        </w:rPr>
+      </w:pPr>
+      <w:r>
+        <w:rPr>
+          <w:rFonts w:ascii="Cascadia Mono" w:hAnsi="Cascadia Mono" w:cs="Cascadia Mono"/>
+          <w:color w:val="000000"/>
+          <w:sz w:val="19"/>
+          <w:szCs w:val="19"/>
+          <w14:ligatures w14:val="standardContextual"/>
+        </w:rPr>
+        <w:t xml:space="preserve">    </w:t>
+      </w:r>
+      <w:r>
+        <w:rPr>
+          <w:rFonts w:ascii="Cascadia Mono" w:hAnsi="Cascadia Mono" w:cs="Cascadia Mono"/>
+          <w:color w:val="6F008A"/>
+          <w:sz w:val="19"/>
+          <w:szCs w:val="19"/>
+          <w14:ligatures w14:val="standardContextual"/>
+        </w:rPr>
+        <w:t>ASSERT_EQ</w:t>
+      </w:r>
+      <w:r>
+        <w:rPr>
+          <w:rFonts w:ascii="Cascadia Mono" w:hAnsi="Cascadia Mono" w:cs="Cascadia Mono"/>
+          <w:color w:val="000000"/>
+          <w:sz w:val="19"/>
+          <w:szCs w:val="19"/>
+          <w14:ligatures w14:val="standardContextual"/>
+        </w:rPr>
+        <w:t xml:space="preserve">(player2Move, </w:t>
+      </w:r>
+      <w:r>
+        <w:rPr>
+          <w:rFonts w:ascii="Cascadia Mono" w:hAnsi="Cascadia Mono" w:cs="Cascadia Mono"/>
+          <w:color w:val="A31515"/>
+          <w:sz w:val="19"/>
+          <w:szCs w:val="19"/>
+          <w14:ligatures w14:val="standardContextual"/>
+        </w:rPr>
+        <w:t>"</w:t>
+      </w:r>
+      <w:proofErr w:type="spellStart"/>
+      <w:r>
+        <w:rPr>
+          <w:rFonts w:ascii="Cascadia Mono" w:hAnsi="Cascadia Mono" w:cs="Cascadia Mono"/>
+          <w:color w:val="A31515"/>
+          <w:sz w:val="19"/>
+          <w:szCs w:val="19"/>
+          <w14:ligatures w14:val="standardContextual"/>
+        </w:rPr>
+        <w:t>scissors</w:t>
+      </w:r>
+      <w:proofErr w:type="spellEnd"/>
+      <w:r>
+        <w:rPr>
+          <w:rFonts w:ascii="Cascadia Mono" w:hAnsi="Cascadia Mono" w:cs="Cascadia Mono"/>
+          <w:color w:val="A31515"/>
+          <w:sz w:val="19"/>
+          <w:szCs w:val="19"/>
+          <w14:ligatures w14:val="standardContextual"/>
+        </w:rPr>
+        <w:t>"</w:t>
+      </w:r>
+      <w:r>
+        <w:rPr>
+          <w:rFonts w:ascii="Cascadia Mono" w:hAnsi="Cascadia Mono" w:cs="Cascadia Mono"/>
+          <w:color w:val="000000"/>
+          <w:sz w:val="19"/>
+          <w:szCs w:val="19"/>
+          <w14:ligatures w14:val="standardContextual"/>
+        </w:rPr>
+        <w:t>);</w:t>
+      </w:r>
+    </w:p>
+    <w:p>
+      <w:pPr>
+        <w:autoSpaceDE w:val="0"/>
+        <w:autoSpaceDN w:val="0"/>
+        <w:adjustRightInd w:val="0"/>
+        <w:spacing w:after="0" w:line="240" w:lineRule="auto"/>
+        <w:rPr>
+          <w:rFonts w:ascii="Cascadia Mono" w:hAnsi="Cascadia Mono" w:cs="Cascadia Mono"/>
+          <w:color w:val="000000"/>
+          <w:sz w:val="19"/>
+          <w:szCs w:val="19"/>
+          <w14:ligatures w14:val="standardContextual"/>
+        </w:rPr>
+      </w:pPr>
+      <w:r>
+        <w:rPr>
+          <w:rFonts w:ascii="Cascadia Mono" w:hAnsi="Cascadia Mono" w:cs="Cascadia Mono"/>
+          <w:color w:val="000000"/>
+          <w:sz w:val="19"/>
+          <w:szCs w:val="19"/>
+          <w14:ligatures w14:val="standardContextual"/>
+        </w:rPr>
+        <w:t xml:space="preserve">    </w:t>
+      </w:r>
+      <w:r>
+        <w:rPr>
+          <w:rFonts w:ascii="Cascadia Mono" w:hAnsi="Cascadia Mono" w:cs="Cascadia Mono"/>
+          <w:color w:val="6F008A"/>
+          <w:sz w:val="19"/>
+          <w:szCs w:val="19"/>
+          <w14:ligatures w14:val="standardContextual"/>
+        </w:rPr>
+        <w:t>ASSERT_EQ</w:t>
+      </w:r>
+      <w:r>
+        <w:rPr>
+          <w:rFonts w:ascii="Cascadia Mono" w:hAnsi="Cascadia Mono" w:cs="Cascadia Mono"/>
+          <w:color w:val="000000"/>
+          <w:sz w:val="19"/>
+          <w:szCs w:val="19"/>
+          <w14:ligatures w14:val="standardContextual"/>
+        </w:rPr>
+        <w:t>(player1Score, 1);</w:t>
+      </w:r>
+    </w:p>
+    <w:p>
+      <w:pPr>
+        <w:autoSpaceDE w:val="0"/>
+        <w:autoSpaceDN w:val="0"/>
+        <w:adjustRightInd w:val="0"/>
+        <w:spacing w:after="0" w:line="240" w:lineRule="auto"/>
+        <w:rPr>
+          <w:rFonts w:ascii="Cascadia Mono" w:hAnsi="Cascadia Mono" w:cs="Cascadia Mono"/>
+          <w:color w:val="000000"/>
+          <w:sz w:val="19"/>
+          <w:szCs w:val="19"/>
+          <w14:ligatures w14:val="standardContextual"/>
+        </w:rPr>
+      </w:pPr>
+      <w:r>
+        <w:rPr>
+          <w:rFonts w:ascii="Cascadia Mono" w:hAnsi="Cascadia Mono" w:cs="Cascadia Mono"/>
+          <w:color w:val="000000"/>
+          <w:sz w:val="19"/>
+          <w:szCs w:val="19"/>
+          <w14:ligatures w14:val="standardContextual"/>
+        </w:rPr>
+        <w:t xml:space="preserve">    </w:t>
+      </w:r>
+      <w:r>
+        <w:rPr>
+          <w:rFonts w:ascii="Cascadia Mono" w:hAnsi="Cascadia Mono" w:cs="Cascadia Mono"/>
+          <w:color w:val="6F008A"/>
+          <w:sz w:val="19"/>
+          <w:szCs w:val="19"/>
+          <w14:ligatures w14:val="standardContextual"/>
+        </w:rPr>
+        <w:t>ASSERT_EQ</w:t>
+      </w:r>
+      <w:r>
+        <w:rPr>
+          <w:rFonts w:ascii="Cascadia Mono" w:hAnsi="Cascadia Mono" w:cs="Cascadia Mono"/>
+          <w:color w:val="000000"/>
+          <w:sz w:val="19"/>
+          <w:szCs w:val="19"/>
+          <w14:ligatures w14:val="standardContextual"/>
+        </w:rPr>
+        <w:t>(player2Score, 0);</w:t>
+      </w:r>
+    </w:p>
+    <w:p>
+      <w:pPr>
+        <w:autoSpaceDE w:val="0"/>
+        <w:autoSpaceDN w:val="0"/>
+        <w:adjustRightInd w:val="0"/>
+        <w:spacing w:after="0" w:line="240" w:lineRule="auto"/>
+        <w:rPr>
+          <w:rFonts w:ascii="Cascadia Mono" w:hAnsi="Cascadia Mono" w:cs="Cascadia Mono"/>
+          <w:color w:val="000000"/>
+          <w:sz w:val="19"/>
+          <w:szCs w:val="19"/>
+          <w14:ligatures w14:val="standardContextual"/>
+        </w:rPr>
+      </w:pPr>
+      <w:r>
+        <w:rPr>
+          <w:rFonts w:ascii="Cascadia Mono" w:hAnsi="Cascadia Mono" w:cs="Cascadia Mono"/>
+          <w:color w:val="000000"/>
+          <w:sz w:val="19"/>
+          <w:szCs w:val="19"/>
+          <w14:ligatures w14:val="standardContextual"/>
+        </w:rPr>
+        <w:t xml:space="preserve">    </w:t>
+      </w:r>
+      <w:proofErr w:type="spellStart"/>
+      <w:r>
+        <w:rPr>
+          <w:rFonts w:ascii="Cascadia Mono" w:hAnsi="Cascadia Mono" w:cs="Cascadia Mono"/>
+          <w:color w:val="000000"/>
+          <w:sz w:val="19"/>
+          <w:szCs w:val="19"/>
+          <w14:ligatures w14:val="standardContextual"/>
+        </w:rPr>
+        <w:t>std</w:t>
+      </w:r>
+      <w:proofErr w:type="spellEnd"/>
+      <w:r>
+        <w:rPr>
+          <w:rFonts w:ascii="Cascadia Mono" w:hAnsi="Cascadia Mono" w:cs="Cascadia Mono"/>
+          <w:color w:val="000000"/>
+          <w:sz w:val="19"/>
+          <w:szCs w:val="19"/>
+          <w14:ligatures w14:val="standardContextual"/>
+        </w:rPr>
+        <w:t>::</w:t>
+      </w:r>
+      <w:proofErr w:type="spellStart"/>
+      <w:r>
+        <w:rPr>
+          <w:rFonts w:ascii="Cascadia Mono" w:hAnsi="Cascadia Mono" w:cs="Cascadia Mono"/>
+          <w:color w:val="000000"/>
+          <w:sz w:val="19"/>
+          <w:szCs w:val="19"/>
+          <w14:ligatures w14:val="standardContextual"/>
+        </w:rPr>
+        <w:t>remove</w:t>
+      </w:r>
+      <w:proofErr w:type="spellEnd"/>
+      <w:r>
+        <w:rPr>
+          <w:rFonts w:ascii="Cascadia Mono" w:hAnsi="Cascadia Mono" w:cs="Cascadia Mono"/>
+          <w:color w:val="000000"/>
+          <w:sz w:val="19"/>
+          <w:szCs w:val="19"/>
+          <w14:ligatures w14:val="standardContextual"/>
+        </w:rPr>
+        <w:t>(</w:t>
+      </w:r>
+      <w:proofErr w:type="spellStart"/>
+      <w:r>
+        <w:rPr>
+          <w:rFonts w:ascii="Cascadia Mono" w:hAnsi="Cascadia Mono" w:cs="Cascadia Mono"/>
+          <w:color w:val="000000"/>
+          <w:sz w:val="19"/>
+          <w:szCs w:val="19"/>
+          <w14:ligatures w14:val="standardContextual"/>
+        </w:rPr>
+        <w:t>filename.c_str</w:t>
+      </w:r>
+      <w:proofErr w:type="spellEnd"/>
+      <w:r>
+        <w:rPr>
+          <w:rFonts w:ascii="Cascadia Mono" w:hAnsi="Cascadia Mono" w:cs="Cascadia Mono"/>
+          <w:color w:val="000000"/>
+          <w:sz w:val="19"/>
+          <w:szCs w:val="19"/>
+          <w14:ligatures w14:val="standardContextual"/>
+        </w:rPr>
+        <w:t xml:space="preserve">());  </w:t>
+      </w:r>
+    </w:p>
+    <w:p>
+      <w:pPr>
+        <w:spacing w:line="360" w:lineRule="auto"/>
+        <w:jc w:val="both"/>
+        <w:rPr>
+          <w:rFonts w:ascii="Times New Roman" w:hAnsi="Times New Roman" w:cs="Times New Roman"/>
+          <w:sz w:val="28"/>
+          <w:szCs w:val="28"/>
           <w:lang w:val="ru-RU"/>
         </w:rPr>
       </w:pPr>
       <w:r>
         <w:rPr>
-          <w:rFonts w:ascii="Times New Roman" w:hAnsi="Times New Roman" w:cs="Times New Roman"/>
-          <w:sz w:val="28"/>
-          <w:szCs w:val="28"/>
-        </w:rPr>
-        <w:t xml:space="preserve">Під час виконання лабораторної роботи успішно реалізовано всі заплановані завдання. </w:t>
-      </w:r>
-      <w:r>
-        <w:rPr>
-          <w:rFonts w:ascii="Times New Roman" w:hAnsi="Times New Roman" w:cs="Times New Roman"/>
-          <w:sz w:val="28"/>
-          <w:szCs w:val="28"/>
-        </w:rPr>
-        <w:t xml:space="preserve">Було </w:t>
-      </w:r>
-      <w:proofErr w:type="spellStart"/>
-      <w:r>
-        <w:rPr>
-          <w:rFonts w:ascii="Times New Roman" w:hAnsi="Times New Roman" w:cs="Times New Roman"/>
-          <w:sz w:val="28"/>
-          <w:szCs w:val="28"/>
-        </w:rPr>
-        <w:t>протестовано</w:t>
-      </w:r>
-      <w:proofErr w:type="spellEnd"/>
-      <w:r>
-        <w:rPr>
-          <w:rFonts w:ascii="Times New Roman" w:hAnsi="Times New Roman" w:cs="Times New Roman"/>
-          <w:sz w:val="28"/>
-          <w:szCs w:val="28"/>
-        </w:rPr>
-        <w:t xml:space="preserve"> клієнтську і серверну частину гри камінь-</w:t>
-      </w:r>
-      <w:proofErr w:type="spellStart"/>
-      <w:r>
-        <w:rPr>
-          <w:rFonts w:ascii="Times New Roman" w:hAnsi="Times New Roman" w:cs="Times New Roman"/>
-          <w:sz w:val="28"/>
-          <w:szCs w:val="28"/>
-        </w:rPr>
-        <w:t>ножниці</w:t>
-      </w:r>
-      <w:proofErr w:type="spellEnd"/>
-      <w:r>
-        <w:rPr>
-          <w:rFonts w:ascii="Times New Roman" w:hAnsi="Times New Roman" w:cs="Times New Roman"/>
-          <w:sz w:val="28"/>
-          <w:szCs w:val="28"/>
-        </w:rPr>
-        <w:t>-папір. Загалом було написано 31 тест, кожен з яких успішно складався. Покриття кодом клієнтської частини 78%, а серверної 97%. Якщо говорити про всю програму то покриття тестами в середньому приблизно становить 85%.</w:t>
-      </w:r>
-      <w:r>
-        <w:rPr>
-          <w:rFonts w:ascii="Times New Roman" w:hAnsi="Times New Roman" w:cs="Times New Roman"/>
-          <w:sz w:val="28"/>
-          <w:szCs w:val="28"/>
-          <w:lang w:val="ru-RU"/>
-        </w:rPr>
-        <w:t xml:space="preserve"> </w:t>
+          <w:rFonts w:ascii="Cascadia Mono" w:hAnsi="Cascadia Mono" w:cs="Cascadia Mono"/>
+          <w:color w:val="000000"/>
+          <w:sz w:val="19"/>
+          <w:szCs w:val="19"/>
+          <w14:ligatures w14:val="standardContextual"/>
+        </w:rPr>
+        <w:t>}</w:t>
+      </w:r>
+      <w:r>
+        <w:rPr>
+          <w:rFonts w:ascii="Times New Roman" w:hAnsi="Times New Roman" w:cs="Times New Roman"/>
+          <w:sz w:val="28"/>
+          <w:szCs w:val="28"/>
+        </w:rPr>
+        <w:br/>
+      </w:r>
+    </w:p>
+    <w:p>
+      <w:pPr>
+        <w:spacing w:line="360" w:lineRule="auto"/>
+        <w:jc w:val="both"/>
+        <w:rPr>
+          <w:rFonts w:ascii="Times New Roman" w:hAnsi="Times New Roman" w:cs="Times New Roman"/>
+          <w:sz w:val="28"/>
+          <w:szCs w:val="28"/>
+          <w:lang w:val="en-US"/>
+        </w:rPr>
+      </w:pPr>
+    </w:p>
+    <w:p>
+      <w:pPr>
+        <w:spacing w:line="360" w:lineRule="auto"/>
+        <w:jc w:val="both"/>
+        <w:rPr>
+          <w:rFonts w:ascii="Times New Roman" w:hAnsi="Times New Roman" w:cs="Times New Roman"/>
+          <w:sz w:val="28"/>
+          <w:szCs w:val="28"/>
+          <w:lang w:val="en-US"/>
+        </w:rPr>
+      </w:pPr>
+    </w:p>
+    <w:p>
+      <w:pPr>
+        <w:spacing w:line="360" w:lineRule="auto"/>
+        <w:jc w:val="both"/>
+        <w:rPr>
+          <w:rFonts w:ascii="Times New Roman" w:hAnsi="Times New Roman" w:cs="Times New Roman"/>
+          <w:sz w:val="28"/>
+          <w:szCs w:val="28"/>
+          <w:lang w:val="en-US"/>
+        </w:rPr>
+      </w:pPr>
+    </w:p>
+    <w:p>
+      <w:pPr>
+        <w:spacing w:line="360" w:lineRule="auto"/>
+        <w:jc w:val="both"/>
+        <w:rPr>
+          <w:rFonts w:ascii="Times New Roman" w:hAnsi="Times New Roman" w:cs="Times New Roman"/>
+          <w:sz w:val="28"/>
+          <w:szCs w:val="28"/>
+          <w:lang w:val="en-US"/>
+        </w:rPr>
+      </w:pPr>
+    </w:p>
+    <w:p>
+      <w:pPr>
+        <w:spacing w:line="360" w:lineRule="auto"/>
+        <w:jc w:val="both"/>
+        <w:rPr>
+          <w:rFonts w:ascii="Times New Roman" w:hAnsi="Times New Roman" w:cs="Times New Roman"/>
+          <w:sz w:val="28"/>
+          <w:szCs w:val="28"/>
+          <w:lang w:val="en-US"/>
+        </w:rPr>
+      </w:pPr>
+    </w:p>
+    <w:p>
+      <w:pPr>
+        <w:spacing w:line="360" w:lineRule="auto"/>
+        <w:jc w:val="both"/>
+        <w:rPr>
+          <w:rFonts w:ascii="Times New Roman" w:hAnsi="Times New Roman" w:cs="Times New Roman"/>
+          <w:sz w:val="28"/>
+          <w:szCs w:val="28"/>
+          <w:lang w:val="en-US"/>
+        </w:rPr>
+      </w:pPr>
+    </w:p>
+    <w:p>
+      <w:pPr>
+        <w:spacing w:line="360" w:lineRule="auto"/>
+        <w:jc w:val="both"/>
+        <w:rPr>
+          <w:rFonts w:ascii="Times New Roman" w:hAnsi="Times New Roman" w:cs="Times New Roman"/>
+          <w:sz w:val="28"/>
+          <w:szCs w:val="28"/>
+          <w:lang w:val="en-US"/>
+        </w:rPr>
+      </w:pPr>
+    </w:p>
+    <w:p>
+      <w:pPr>
+        <w:spacing w:line="360" w:lineRule="auto"/>
+        <w:jc w:val="both"/>
+        <w:rPr>
+          <w:rFonts w:ascii="Times New Roman" w:hAnsi="Times New Roman" w:cs="Times New Roman"/>
+          <w:sz w:val="28"/>
+          <w:szCs w:val="28"/>
+          <w:lang w:val="en-US"/>
+        </w:rPr>
+      </w:pPr>
+    </w:p>
+    <w:p>
+      <w:pPr>
+        <w:spacing w:line="360" w:lineRule="auto"/>
+        <w:jc w:val="both"/>
+        <w:rPr>
+          <w:rFonts w:ascii="Times New Roman" w:hAnsi="Times New Roman" w:cs="Times New Roman"/>
+          <w:sz w:val="28"/>
+          <w:szCs w:val="28"/>
+          <w:lang w:val="en-US"/>
+        </w:rPr>
+      </w:pPr>
+    </w:p>
+    <w:p>
+      <w:pPr>
+        <w:spacing w:line="360" w:lineRule="auto"/>
+        <w:jc w:val="both"/>
+        <w:rPr>
+          <w:rFonts w:ascii="Times New Roman" w:hAnsi="Times New Roman" w:cs="Times New Roman"/>
+          <w:sz w:val="28"/>
+          <w:szCs w:val="28"/>
+          <w:lang w:val="en-US"/>
+        </w:rPr>
+      </w:pPr>
+    </w:p>
+    <w:p>
+      <w:pPr>
+        <w:spacing w:line="360" w:lineRule="auto"/>
+        <w:jc w:val="both"/>
+        <w:rPr>
+          <w:rFonts w:ascii="Times New Roman" w:hAnsi="Times New Roman" w:cs="Times New Roman"/>
+          <w:sz w:val="28"/>
+          <w:szCs w:val="28"/>
+          <w:lang w:val="en-US"/>
+        </w:rPr>
+      </w:pPr>
+    </w:p>
+    <w:p>
+      <w:pPr>
+        <w:spacing w:line="360" w:lineRule="auto"/>
+        <w:jc w:val="both"/>
+        <w:rPr>
+          <w:rFonts w:ascii="Times New Roman" w:hAnsi="Times New Roman" w:cs="Times New Roman"/>
+          <w:sz w:val="28"/>
+          <w:szCs w:val="28"/>
+          <w:lang w:val="en-US"/>
+        </w:rPr>
+      </w:pPr>
+    </w:p>
+    <w:p>
+      <w:pPr>
+        <w:spacing w:line="360" w:lineRule="auto"/>
+        <w:jc w:val="both"/>
+        <w:rPr>
+          <w:rFonts w:ascii="Times New Roman" w:hAnsi="Times New Roman" w:cs="Times New Roman"/>
+          <w:sz w:val="28"/>
+          <w:szCs w:val="28"/>
+          <w:lang w:val="en-US"/>
+        </w:rPr>
+      </w:pPr>
+    </w:p>
+    <w:p>
+      <w:pPr>
+        <w:spacing w:line="360" w:lineRule="auto"/>
+        <w:jc w:val="both"/>
+        <w:rPr>
+          <w:rFonts w:ascii="Times New Roman" w:hAnsi="Times New Roman" w:cs="Times New Roman"/>
+          <w:sz w:val="28"/>
+          <w:szCs w:val="28"/>
+          <w:lang w:val="en-US"/>
+        </w:rPr>
+      </w:pPr>
+    </w:p>
+    <w:p>
+      <w:pPr>
+        <w:spacing w:line="360" w:lineRule="auto"/>
+        <w:jc w:val="both"/>
+        <w:rPr>
+          <w:rFonts w:ascii="Times New Roman" w:hAnsi="Times New Roman" w:cs="Times New Roman"/>
+          <w:sz w:val="28"/>
+          <w:szCs w:val="28"/>
+          <w:lang w:val="en-US"/>
+        </w:rPr>
+      </w:pPr>
+    </w:p>
+    <w:p>
+      <w:pPr>
+        <w:spacing w:line="360" w:lineRule="auto"/>
+        <w:jc w:val="both"/>
+        <w:rPr>
+          <w:rFonts w:ascii="Times New Roman" w:hAnsi="Times New Roman" w:cs="Times New Roman"/>
+          <w:sz w:val="28"/>
+          <w:szCs w:val="28"/>
+          <w:lang w:val="en-US"/>
+        </w:rPr>
+      </w:pPr>
+    </w:p>
+    <w:p>
+      <w:pPr>
+        <w:spacing w:line="360" w:lineRule="auto"/>
+        <w:jc w:val="both"/>
+        <w:rPr>
+          <w:rFonts w:ascii="Times New Roman" w:hAnsi="Times New Roman" w:cs="Times New Roman"/>
+          <w:sz w:val="28"/>
+          <w:szCs w:val="28"/>
+          <w:lang w:val="en-US"/>
+        </w:rPr>
+      </w:pPr>
+    </w:p>
+    <w:p>
+      <w:pPr>
+        <w:spacing w:line="360" w:lineRule="auto"/>
+        <w:jc w:val="both"/>
+        <w:rPr>
+          <w:rFonts w:ascii="Times New Roman" w:hAnsi="Times New Roman" w:cs="Times New Roman"/>
+          <w:sz w:val="28"/>
+          <w:szCs w:val="28"/>
+          <w:lang w:val="en-US"/>
+        </w:rPr>
+      </w:pPr>
+    </w:p>
+    <w:p>
+      <w:pPr>
+        <w:spacing w:line="360" w:lineRule="auto"/>
+        <w:jc w:val="both"/>
+        <w:rPr>
+          <w:rFonts w:ascii="Times New Roman" w:hAnsi="Times New Roman" w:cs="Times New Roman"/>
+          <w:sz w:val="28"/>
+          <w:szCs w:val="28"/>
+          <w:lang w:val="en-US"/>
+        </w:rPr>
+      </w:pPr>
+    </w:p>
+    <w:p>
+      <w:pPr>
+        <w:spacing w:line="360" w:lineRule="auto"/>
+        <w:ind w:left="360"/>
+        <w:jc w:val="center"/>
+        <w:rPr>
+          <w:rFonts w:ascii="Times New Roman" w:hAnsi="Times New Roman" w:cs="Times New Roman"/>
+          <w:sz w:val="28"/>
+          <w:szCs w:val="28"/>
+        </w:rPr>
+      </w:pPr>
+      <w:r>
+        <w:rPr>
+          <w:rFonts w:ascii="Times New Roman" w:hAnsi="Times New Roman" w:cs="Times New Roman"/>
+          <w:sz w:val="28"/>
+          <w:szCs w:val="28"/>
+        </w:rPr>
+        <w:lastRenderedPageBreak/>
+        <w:t>ВИСНОВОК</w:t>
       </w:r>
     </w:p>
     <w:p>
@@ -7419,6 +7576,83 @@
           <w:sz w:val="28"/>
           <w:szCs w:val="28"/>
         </w:rPr>
+        <w:t xml:space="preserve">Під час виконання лабораторної роботи успішно реалізовано всі заплановані завдання. </w:t>
+      </w:r>
+      <w:r>
+        <w:rPr>
+          <w:rFonts w:ascii="Times New Roman" w:hAnsi="Times New Roman" w:cs="Times New Roman"/>
+          <w:sz w:val="28"/>
+          <w:szCs w:val="28"/>
+        </w:rPr>
+        <w:t xml:space="preserve">Було </w:t>
+      </w:r>
+      <w:proofErr w:type="spellStart"/>
+      <w:r>
+        <w:rPr>
+          <w:rFonts w:ascii="Times New Roman" w:hAnsi="Times New Roman" w:cs="Times New Roman"/>
+          <w:sz w:val="28"/>
+          <w:szCs w:val="28"/>
+        </w:rPr>
+        <w:t>протестовано</w:t>
+      </w:r>
+      <w:proofErr w:type="spellEnd"/>
+      <w:r>
+        <w:rPr>
+          <w:rFonts w:ascii="Times New Roman" w:hAnsi="Times New Roman" w:cs="Times New Roman"/>
+          <w:sz w:val="28"/>
+          <w:szCs w:val="28"/>
+        </w:rPr>
+        <w:t xml:space="preserve"> клієнтську і серверну частину гри камінь-</w:t>
+      </w:r>
+      <w:proofErr w:type="spellStart"/>
+      <w:r>
+        <w:rPr>
+          <w:rFonts w:ascii="Times New Roman" w:hAnsi="Times New Roman" w:cs="Times New Roman"/>
+          <w:sz w:val="28"/>
+          <w:szCs w:val="28"/>
+        </w:rPr>
+        <w:t>ножниці</w:t>
+      </w:r>
+      <w:proofErr w:type="spellEnd"/>
+      <w:r>
+        <w:rPr>
+          <w:rFonts w:ascii="Times New Roman" w:hAnsi="Times New Roman" w:cs="Times New Roman"/>
+          <w:sz w:val="28"/>
+          <w:szCs w:val="28"/>
+        </w:rPr>
+        <w:t>-папір. Загалом було написано 31 тест, кожен з яких успішно складався. Покриття кодом клієнтської частини 78%, а серверної 97%. Якщо говорити про всю програму то покриття тестами в середньому приблизно становить 85%.</w:t>
+      </w:r>
+      <w:r>
+        <w:rPr>
+          <w:rFonts w:ascii="Times New Roman" w:hAnsi="Times New Roman" w:cs="Times New Roman"/>
+          <w:sz w:val="28"/>
+          <w:szCs w:val="28"/>
+          <w:lang w:val="ru-RU"/>
+        </w:rPr>
+        <w:t xml:space="preserve"> </w:t>
+      </w:r>
+    </w:p>
+    <w:p>
+      <w:pPr>
+        <w:autoSpaceDE w:val="0"/>
+        <w:autoSpaceDN w:val="0"/>
+        <w:adjustRightInd w:val="0"/>
+        <w:spacing w:after="0" w:line="276" w:lineRule="auto"/>
+        <w:ind w:firstLine="708"/>
+        <w:jc w:val="both"/>
+        <w:rPr>
+          <w:rFonts w:ascii="Times New Roman" w:hAnsi="Times New Roman" w:cs="Times New Roman"/>
+          <w:sz w:val="28"/>
+          <w:szCs w:val="28"/>
+          <w:lang w:val="ru-RU"/>
+        </w:rPr>
+      </w:pPr>
+      <w:r>
+        <w:rPr>
+          <w:rFonts w:ascii="Times New Roman" w:hAnsi="Times New Roman" w:cs="Times New Roman"/>
+          <w:sz w:val="28"/>
+          <w:szCs w:val="28"/>
+        </w:rPr>
         <w:t xml:space="preserve">Результати з дослідження покриття коду знаходять у папці </w:t>
       </w:r>
       <w:r>
@@ -7477,23 +7711,7 @@
           <w:sz w:val="28"/>
           <w:szCs w:val="28"/>
         </w:rPr>
-        <w:t xml:space="preserve"> з </w:t>
-      </w:r>
-      <w:r>
-        <w:rPr>
-          <w:rFonts w:ascii="Times New Roman" w:hAnsi="Times New Roman" w:cs="Times New Roman"/>
-          <w:sz w:val="28"/>
-          <w:szCs w:val="28"/>
-        </w:rPr>
-        <w:t>результатами</w:t>
-      </w:r>
-      <w:r>
-        <w:rPr>
-          <w:rFonts w:ascii="Times New Roman" w:hAnsi="Times New Roman" w:cs="Times New Roman"/>
-          <w:sz w:val="28"/>
-          <w:szCs w:val="28"/>
-        </w:rPr>
-        <w:t>.</w:t>
+        <w:t xml:space="preserve"> з результатами.</w:t>
       </w:r>
       <w:r>
         <w:rPr>
@@ -7818,7 +8036,7 @@
         </w:rPr>
         <w:t xml:space="preserve">: </w:t>
       </w:r>
-      <w:hyperlink r:id="rId11" w:history="1">
+      <w:hyperlink r:id="rId12" w:history="1">
         <w:r>
           <w:rPr>
             <w:rStyle w:val="ae"/>
@@ -10450,6 +10668,7 @@
   <w:style w:type="character" w:default="1" w:styleId="a0">
     <w:name w:val="Default Paragraph Font"/>
     <w:uiPriority w:val="1"/>
+    <w:semiHidden/>
     <w:unhideWhenUsed/>
   </w:style>
   <w:style w:type="table" w:default="1" w:styleId="a1">
